--- a/spa/docx/004.content.docx
+++ b/spa/docx/004.content.docx
@@ -19,7 +19,7 @@
         <w:rPr>
           <w:lang w:val="es_ES" w:bidi="es_ES"/>
         </w:rPr>
-        <w:t>Resource: Términos Clave (SRV)</w:t>
+        <w:t>Resource: Familiarization, Internalization, Articulation (Fia) Terms</w:t>
       </w:r>
       <w:r>
         <w:rPr>
@@ -39,37 +39,80 @@
           <w:b/>
           <w:lang w:val="es_ES" w:bidi="es_ES"/>
         </w:rPr>
-        <w:t>Familiarization, Internalization, Articulation (FIA) Key Terms</w:t>
-      </w:r>
-      <w:r>
-        <w:rPr>
-          <w:lang w:val="es_ES" w:bidi="es_ES"/>
-        </w:rPr>
-        <w:t xml:space="preserve"> © 2023 SRV Partners Released under CC BY-SA 4.0 license. </w:t>
-      </w:r>
-      <w:r>
-        <w:rPr>
-          <w:lang w:val="es_ES" w:bidi="es_ES"/>
-        </w:rPr>
-        <w:t>Familiarization, Internalization, Articulation (FIA) Key Terms</w:t>
-      </w:r>
-      <w:r>
-        <w:rPr>
-          <w:lang w:val="es_ES" w:bidi="es_ES"/>
-        </w:rPr>
-        <w:t xml:space="preserve"> has been adapted in the following languages Tok Pisin, عربي, Français, हिंदी, Bahasa Indonesia, Português, Русский, Español, Kiswahili, 简体中文 from </w:t>
-      </w:r>
-      <w:r>
-        <w:rPr>
-          <w:lang w:val="es_ES" w:bidi="es_ES"/>
-        </w:rPr>
-        <w:t>Familiarization, Internalization, Articulation (FIA)</w:t>
-      </w:r>
-      <w:r>
-        <w:rPr>
-          <w:lang w:val="es_ES" w:bidi="es_ES"/>
-        </w:rPr>
-        <w:t xml:space="preserve"> © 2023 SRV Partners. Released under CC BY-SA 4.0 license by Mission Mutual</w:t>
+        <w:t>Familiarization, Internalization, Articulation (Fia) Terms</w:t>
+      </w:r>
+      <w:r>
+        <w:rPr>
+          <w:lang w:val="es_ES" w:bidi="es_ES"/>
+        </w:rPr>
+        <w:t xml:space="preserve"> (Spanish) is based on: </w:t>
+      </w:r>
+      <w:r>
+        <w:rPr>
+          <w:lang w:val="es_ES" w:bidi="es_ES"/>
+        </w:rPr>
+        <w:t>Familiarization, Internalization, Articulation (Fia) Terms</w:t>
+      </w:r>
+      <w:r>
+        <w:rPr>
+          <w:lang w:val="es_ES" w:bidi="es_ES"/>
+        </w:rPr>
+        <w:t xml:space="preserve">, </w:t>
+      </w:r>
+      <w:hyperlink r:id="rId13">
+        <w:r>
+          <w:rPr>
+            <w:lang w:val="es_ES" w:bidi="es_ES"/>
+          </w:rPr>
+          <w:rPr>
+            <w:color w:val="0000EE"/>
+            <w:u w:val="single"/>
+          </w:rPr>
+          <w:t>SRV Partners</w:t>
+        </w:r>
+      </w:hyperlink>
+      <w:r>
+        <w:rPr>
+          <w:lang w:val="es_ES" w:bidi="es_ES"/>
+        </w:rPr>
+        <w:t xml:space="preserve">, 2023, which is licensed under a </w:t>
+      </w:r>
+      <w:hyperlink r:id="rId14">
+        <w:r>
+          <w:rPr>
+            <w:lang w:val="es_ES" w:bidi="es_ES"/>
+          </w:rPr>
+          <w:rPr>
+            <w:color w:val="0000EE"/>
+            <w:u w:val="single"/>
+          </w:rPr>
+          <w:t>CC BY-SA 4.0 license</w:t>
+        </w:r>
+      </w:hyperlink>
+      <w:r>
+        <w:rPr>
+          <w:lang w:val="es_ES" w:bidi="es_ES"/>
+        </w:rPr>
+        <w:t>.</w:t>
+      </w:r>
+      <w:r>
+        <w:rPr>
+          <w:lang w:val="es_ES" w:bidi="es_ES"/>
+        </w:rPr>
+      </w:r>
+    </w:p>
+    <w:p>
+      <w:pPr/>
+      <w:r>
+        <w:rPr>
+          <w:lang w:val="es_ES" w:bidi="es_ES"/>
+        </w:rPr>
+      </w:r>
+      <w:r>
+        <w:rPr>
+          <w:lang w:val="es_ES" w:bidi="es_ES"/>
+        </w:rPr>
+        <w:t>This PDF version is provided under the same license.</w:t>
       </w:r>
       <w:r>
         <w:rPr>
@@ -90,7 +133,7 @@
         <w:rPr>
           <w:lang w:val="es_ES" w:bidi="es_ES"/>
         </w:rPr>
-        <w:t>Términos Clave (SRV)</w:t>
+        <w:t>Familiarization, Internalization, Articulation (Fia) Terms</w:t>
       </w:r>
     </w:p>
     <w:p>
@@ -127,7 +170,7 @@
         <w:rPr>
           <w:lang w:val="es_ES" w:bidi="es_ES"/>
         </w:rPr>
-        <w:t>F</w:t>
+        <w:t>D</w:t>
       </w:r>
       <w:r>
         <w:rPr>
@@ -190,7 +233,7 @@
         <w:rPr>
           <w:lang w:val="es_ES" w:bidi="es_ES"/>
         </w:rPr>
-        <w:t>fe</w:t>
+        <w:t>david</w:t>
       </w:r>
       <w:r>
         <w:rPr>
@@ -207,337 +250,18 @@
       </w:r>
       <w:r>
         <w:rPr>
-          <w:lang w:val="es_ES" w:bidi="es_ES"/>
-        </w:rPr>
-        <w:t>Creer</w:t>
-      </w:r>
-      <w:r>
-        <w:rPr>
-          <w:lang w:val="es_ES" w:bidi="es_ES"/>
-        </w:rPr>
-        <w:t xml:space="preserve"> y tener </w:t>
-      </w:r>
-      <w:r>
-        <w:rPr>
           <w:b/>
           <w:lang w:val="es_ES" w:bidi="es_ES"/>
         </w:rPr>
-        <w:t>fe</w:t>
-      </w:r>
-      <w:r>
-        <w:rPr>
-          <w:lang w:val="es_ES" w:bidi="es_ES"/>
-        </w:rPr>
-        <w:t xml:space="preserve"> significan la misma cosa.</w:t>
-      </w:r>
-    </w:p>
-    <w:p>
-      <w:pPr/>
-      <w:r>
-        <w:rPr>
-          <w:lang w:val="es_ES" w:bidi="es_ES"/>
-        </w:rPr>
-      </w:r>
-      <w:r>
-        <w:rPr>
-          <w:lang w:val="es_ES" w:bidi="es_ES"/>
-        </w:rPr>
-        <w:t>Si creen en alguien, creen que lo que esa persona dice sobre sí misma es verdad. Entonces, confían en esta persona y están comprometidos a hacer lo que esta persona les diga que tienen que hacer.</w:t>
-      </w:r>
-    </w:p>
-    <w:p>
-      <w:pPr/>
-      <w:r>
-        <w:rPr>
-          <w:lang w:val="es_ES" w:bidi="es_ES"/>
-        </w:rPr>
-      </w:r>
-      <w:r>
-        <w:rPr>
-          <w:lang w:val="es_ES" w:bidi="es_ES"/>
-        </w:rPr>
-        <w:t>Abraham</w:t>
-      </w:r>
-      <w:r>
-        <w:rPr>
-          <w:lang w:val="es_ES" w:bidi="es_ES"/>
-        </w:rPr>
-        <w:t xml:space="preserve"> creía que Dios decía la verdad cuando Él prometió que Abraham tendría muchos </w:t>
-      </w:r>
-      <w:r>
-        <w:rPr>
-          <w:lang w:val="es_ES" w:bidi="es_ES"/>
-        </w:rPr>
-        <w:t>descendientes</w:t>
-      </w:r>
-      <w:r>
-        <w:rPr>
-          <w:lang w:val="es_ES" w:bidi="es_ES"/>
-        </w:rPr>
-        <w:t>, aunque Abraham ya era viejo y no tenía ni siquiera un hijo. Abraham confiaba en que Dios cumpliría su promesa, aunque parecía imposible.</w:t>
-      </w:r>
-    </w:p>
-    <w:p>
-      <w:pPr/>
-      <w:r>
-        <w:rPr>
-          <w:lang w:val="es_ES" w:bidi="es_ES"/>
-        </w:rPr>
-      </w:r>
-      <w:r>
-        <w:rPr>
-          <w:lang w:val="es_ES" w:bidi="es_ES"/>
-        </w:rPr>
-        <w:t>Si creen en Dios, aceptan que Dios existe y que lo que Dios dice en la Biblia es verdad. Ustedes confían en que Dios cumplirá todas sus promesas, incluso cuando parece imposible. Como resultado, están comprometidos a obedecer todo lo que Dios quiere que hagan.</w:t>
-      </w:r>
-    </w:p>
-    <w:p>
-      <w:pPr/>
-      <w:r>
-        <w:rPr>
-          <w:lang w:val="es_ES" w:bidi="es_ES"/>
-        </w:rPr>
-      </w:r>
-      <w:r>
-        <w:rPr>
-          <w:lang w:val="es_ES" w:bidi="es_ES"/>
-        </w:rPr>
-        <w:t xml:space="preserve">Cuando creen en Jesús, creen que Jesús de verdad es el </w:t>
-      </w:r>
-      <w:r>
-        <w:rPr>
-          <w:lang w:val="es_ES" w:bidi="es_ES"/>
-        </w:rPr>
-        <w:t>hijo de Dios</w:t>
-      </w:r>
-      <w:r>
-        <w:rPr>
-          <w:lang w:val="es_ES" w:bidi="es_ES"/>
-        </w:rPr>
-        <w:t xml:space="preserve">. Confían en que Jesús realmente ha muerto por sus </w:t>
-      </w:r>
-      <w:r>
-        <w:rPr>
-          <w:lang w:val="es_ES" w:bidi="es_ES"/>
-        </w:rPr>
-        <w:t>pecados</w:t>
-      </w:r>
-      <w:r>
-        <w:rPr>
-          <w:lang w:val="es_ES" w:bidi="es_ES"/>
-        </w:rPr>
-        <w:t xml:space="preserve">, y que Dios los ha </w:t>
-      </w:r>
-      <w:r>
-        <w:rPr>
-          <w:lang w:val="es_ES" w:bidi="es_ES"/>
-        </w:rPr>
-        <w:t>perdonado</w:t>
-      </w:r>
-      <w:r>
-        <w:rPr>
-          <w:lang w:val="es_ES" w:bidi="es_ES"/>
-        </w:rPr>
-        <w:t xml:space="preserve"> y los ha aceptado. Como resultado, están comprometidos a hacer todo lo que Jesús ha ordenado.</w:t>
-      </w:r>
-    </w:p>
-    <w:p>
-      <w:pPr/>
-      <w:r>
-        <w:rPr>
-          <w:lang w:val="es_ES" w:bidi="es_ES"/>
-        </w:rPr>
-      </w:r>
-      <w:r>
-        <w:rPr>
-          <w:lang w:val="es_ES" w:bidi="es_ES"/>
-        </w:rPr>
-        <w:t xml:space="preserve">La Biblia a veces dice que las personas deben creer en el </w:t>
-      </w:r>
-      <w:r>
-        <w:rPr>
-          <w:i/>
-          <w:lang w:val="es_ES" w:bidi="es_ES"/>
-        </w:rPr>
-        <w:t>nombre</w:t>
-      </w:r>
-      <w:r>
-        <w:rPr>
-          <w:lang w:val="es_ES" w:bidi="es_ES"/>
-        </w:rPr>
-        <w:t xml:space="preserve"> de Jesús. Esto significa lo mismo que creer en Jesús.</w:t>
-      </w:r>
-    </w:p>
-    <w:p>
-      <w:pPr/>
-      <w:r>
-        <w:rPr>
-          <w:lang w:val="es_ES" w:bidi="es_ES"/>
-        </w:rPr>
-      </w:r>
-      <w:r>
-        <w:rPr>
-          <w:lang w:val="es_ES" w:bidi="es_ES"/>
-        </w:rPr>
-        <w:t>Alguien que tiene gran fe o creencia, confía mucho en Dios, o Jesús.</w:t>
-      </w:r>
-    </w:p>
-    <w:p>
-      <w:pPr/>
-      <w:r>
-        <w:rPr>
-          <w:lang w:val="es_ES" w:bidi="es_ES"/>
-        </w:rPr>
-      </w:r>
-      <w:r>
-        <w:rPr>
-          <w:b/>
-          <w:lang w:val="es_ES" w:bidi="es_ES"/>
-        </w:rPr>
-        <w:t>Cuando estén traduciendo "creer", tengan cuidado con las siguientes cosas:</w:t>
-      </w:r>
-    </w:p>
-    <w:p>
-      <w:pPr/>
-      <w:r>
-        <w:rPr>
-          <w:lang w:val="es_ES" w:bidi="es_ES"/>
-        </w:rPr>
-      </w:r>
-      <w:r>
-        <w:rPr>
-          <w:lang w:val="es_ES" w:bidi="es_ES"/>
-        </w:rPr>
-        <w:t xml:space="preserve">En algunos idiomas, la palabra "creer" puede sonar como si alguien solo </w:t>
-      </w:r>
-      <w:r>
-        <w:rPr>
-          <w:i/>
-          <w:lang w:val="es_ES" w:bidi="es_ES"/>
-        </w:rPr>
-        <w:t>espera</w:t>
-      </w:r>
-      <w:r>
-        <w:rPr>
-          <w:lang w:val="es_ES" w:bidi="es_ES"/>
-        </w:rPr>
-        <w:t xml:space="preserve"> que algo sea verdad, pero no están seguros. Este no es el significado correcto. Por lo tanto, a veces puede ser mejor usar una palabra que signifique "confianza".</w:t>
-      </w:r>
-    </w:p>
-    <w:p>
-      <w:pPr/>
-      <w:r>
-        <w:rPr>
-          <w:lang w:val="es_ES" w:bidi="es_ES"/>
-        </w:rPr>
-      </w:r>
-      <w:r>
-        <w:rPr>
-          <w:lang w:val="es_ES" w:bidi="es_ES"/>
-        </w:rPr>
-        <w:t>Pause here and do the following activity as a group: Realicen una pausa aquí y hagan la siguiente actividad como grupo:</w:t>
-      </w:r>
-    </w:p>
-    <w:p>
-      <w:pPr/>
-      <w:r>
-        <w:rPr>
-          <w:lang w:val="es_ES" w:bidi="es_ES"/>
-        </w:rPr>
-      </w:r>
-      <w:r>
-        <w:rPr>
-          <w:lang w:val="es_ES" w:bidi="es_ES"/>
-        </w:rPr>
-        <w:t>Pidan a una persona que se ofrezca como voluntario para ser la persona que tiene que confiar, o tener fe. Esta persona debe estar de pie dando la espalda a un grupo de al menos cinco personas, si tienen esa cantidad de personas. Estas cinco personas deben estar justo detrás del voluntario. Ellos deben ser capaces y estar dispuestos a agarrar al voluntario. Pídanle al voluntario que caiga entre los brazos del grupo de personas. ¿Ustedes dudan en hacer eso? ¿Cómo se sienten cuando deciden si caer o no a los brazos del grupo?</w:t>
-      </w:r>
-    </w:p>
-    <w:p>
-      <w:pPr/>
-      <w:r>
-        <w:rPr>
-          <w:lang w:val="es_ES" w:bidi="es_ES"/>
-        </w:rPr>
-      </w:r>
-      <w:r>
-        <w:rPr>
-          <w:lang w:val="es_ES" w:bidi="es_ES"/>
-        </w:rPr>
-        <w:t>Quizás el voluntario elija no caer, aunque sabe que sus amigos los agarrarán. ¿Cómo se siente el grupo cuando el voluntario elige no caer a sus brazos?</w:t>
-      </w:r>
-    </w:p>
-    <w:p>
-      <w:pPr/>
-      <w:r>
-        <w:rPr>
-          <w:lang w:val="es_ES" w:bidi="es_ES"/>
-        </w:rPr>
-      </w:r>
-      <w:r>
-        <w:rPr>
-          <w:lang w:val="es_ES" w:bidi="es_ES"/>
-        </w:rPr>
-        <w:t>Quizás el voluntario elija caer entre los brazos del grupo. ¿Cómo se siente el voluntario después de que el grupo lo agarra? ¿Cómo se siente el grupo, sabiendo que la persona ha confiado en ellos? Este es un ejemplo de tener fe, o confiar. Ustedes no confían a menos que realmente caigan a los brazos del grupo. Pueden decir que confían en el grupo, pero la verdadera confianza no sucede hasta que caen. Confiar significa actuar sobre lo que dicen.</w:t>
-      </w:r>
-      <w:r>
-        <w:rPr>
-          <w:lang w:val="es_ES" w:bidi="es_ES"/>
-        </w:rPr>
-      </w:r>
-      <w:r>
-        <w:rPr>
-          <w:lang w:val="es_ES" w:bidi="es_ES"/>
-        </w:rPr>
-      </w:r>
-    </w:p>
-    <w:p>
-      <w:pPr/>
-      <w:r>
-        <w:rPr>
-          <w:lang w:val="es_ES" w:bidi="es_ES"/>
-        </w:rPr>
-      </w:r>
-    </w:p>
-    <w:p>
-      <w:pPr>
-        <w:pStyle w:val="Heading2"/>
-      </w:pPr>
-      <w:r>
-        <w:rPr>
-          <w:lang w:val="es_ES" w:bidi="es_ES"/>
-        </w:rPr>
-        <w:t>fe</w:t>
-      </w:r>
-      <w:r>
-        <w:rPr>
-          <w:lang w:val="es_ES" w:bidi="es_ES"/>
-        </w:rPr>
-      </w:r>
-    </w:p>
-    <w:p>
-      <w:pPr>
-        <w:pStyle w:val="Heading4"/>
-      </w:pPr>
-      <w:r>
-        <w:rPr>
-          <w:lang w:val="es_ES" w:bidi="es_ES"/>
-        </w:rPr>
-        <w:t>Audio Content</w:t>
-      </w:r>
-      <w:r>
-        <w:rPr>
-          <w:lang w:val="es_ES" w:bidi="es_ES"/>
-        </w:rPr>
-      </w:r>
-    </w:p>
-    <w:p>
-      <w:pPr/>
-      <w:r>
-        <w:rPr>
-          <w:lang w:val="es_ES" w:bidi="es_ES"/>
-        </w:rPr>
-      </w:r>
-      <w:hyperlink r:id="rId13">
+        <w:t>David</w:t>
+      </w:r>
+      <w:r>
+        <w:rPr>
+          <w:lang w:val="es_ES" w:bidi="es_ES"/>
+        </w:rPr>
+        <w:t xml:space="preserve"> fue el segundo </w:t>
+      </w:r>
+      <w:hyperlink r:id="rId15">
         <w:r>
           <w:rPr>
             <w:lang w:val="es_ES" w:bidi="es_ES"/>
@@ -546,19 +270,32 @@
             <w:color w:val="0000EE"/>
             <w:u w:val="single"/>
           </w:rPr>
-          <w:t>webm file</w:t>
+          <w:t>rey</w:t>
         </w:r>
       </w:hyperlink>
       <w:r>
         <w:rPr>
           <w:lang w:val="es_ES" w:bidi="es_ES"/>
         </w:rPr>
-        <w:t xml:space="preserve"> (1887045 KB)</w:t>
-      </w:r>
-      <w:r>
-        <w:rPr>
-          <w:lang w:val="es_ES" w:bidi="es_ES"/>
-        </w:rPr>
+        <w:t xml:space="preserve"> de </w:t>
+      </w:r>
+      <w:hyperlink r:id="rId16">
+        <w:r>
+          <w:rPr>
+            <w:lang w:val="es_ES" w:bidi="es_ES"/>
+          </w:rPr>
+          <w:rPr>
+            <w:color w:val="0000EE"/>
+            <w:u w:val="single"/>
+          </w:rPr>
+          <w:t>Israel</w:t>
+        </w:r>
+      </w:hyperlink>
+      <w:r>
+        <w:rPr>
+          <w:lang w:val="es_ES" w:bidi="es_ES"/>
+        </w:rPr>
+        <w:t>. Vivió unos 1000 años antes del nacimiento de Jesús.</w:t>
       </w:r>
     </w:p>
     <w:p>
@@ -568,7 +305,1430 @@
           <w:lang w:val="es_ES" w:bidi="es_ES"/>
         </w:rPr>
       </w:r>
-      <w:hyperlink r:id="rId14">
+      <w:r>
+        <w:rPr>
+          <w:lang w:val="es_ES" w:bidi="es_ES"/>
+        </w:rPr>
+        <w:t xml:space="preserve">David era el hijo más joven de un hombre llamado Jesé. David cuidaba de las ovejas de su padre. Jesé y su familia vivían en la aldea llamada </w:t>
+      </w:r>
+      <w:hyperlink r:id="rId17">
+        <w:r>
+          <w:rPr>
+            <w:lang w:val="es_ES" w:bidi="es_ES"/>
+          </w:rPr>
+          <w:rPr>
+            <w:color w:val="0000EE"/>
+            <w:u w:val="single"/>
+          </w:rPr>
+          <w:t>Belén</w:t>
+        </w:r>
+      </w:hyperlink>
+      <w:r>
+        <w:rPr>
+          <w:lang w:val="es_ES" w:bidi="es_ES"/>
+        </w:rPr>
+        <w:t xml:space="preserve">. Los hermanos mayores de David eran soldados en el ejército del rey Saúl, el primer rey de Israel. El rey Saúl había sido desobediente a Dios, y por lo que Dios lo había rechazado. Debido a esto, Dios instruyó al </w:t>
+      </w:r>
+      <w:hyperlink r:id="rId18">
+        <w:r>
+          <w:rPr>
+            <w:lang w:val="es_ES" w:bidi="es_ES"/>
+          </w:rPr>
+          <w:rPr>
+            <w:color w:val="0000EE"/>
+            <w:u w:val="single"/>
+          </w:rPr>
+          <w:t>profeta</w:t>
+        </w:r>
+      </w:hyperlink>
+      <w:r>
+        <w:rPr>
+          <w:lang w:val="es_ES" w:bidi="es_ES"/>
+        </w:rPr>
+        <w:t xml:space="preserve"> Samuel a </w:t>
+      </w:r>
+      <w:hyperlink r:id="rId19">
+        <w:r>
+          <w:rPr>
+            <w:lang w:val="es_ES" w:bidi="es_ES"/>
+          </w:rPr>
+          <w:rPr>
+            <w:color w:val="0000EE"/>
+            <w:u w:val="single"/>
+          </w:rPr>
+          <w:t>ungir</w:t>
+        </w:r>
+      </w:hyperlink>
+      <w:r>
+        <w:rPr>
+          <w:lang w:val="es_ES" w:bidi="es_ES"/>
+        </w:rPr>
+        <w:t>, lo que significaba nombrar, a David como el próximo rey. Pero esto era un secreto al principio, y Saúl permaneció rey durante muchos años más. David se convirtió en comandante en el ejército del rey, y Dios lo ayudaba para que, a través de David, Israel pudiera ganar muchas batallas. David era muy popular entre el pueblo, y su mejor amigo era Jonatán, un hijo del rey Saúl. El rey Saúl se puso celoso de David y trató de matarlo varias veces, por lo que David tuvo que huir. David reunió a un grupo de hombres a su alrededor y vivía lejos del pueblo en las montañas. El rey a veces perseguía a David, y David, más de una vez, tuvo la oportunidad de matar al rey, pero nunca lo hizo.</w:t>
+      </w:r>
+    </w:p>
+    <w:p>
+      <w:pPr/>
+      <w:r>
+        <w:rPr>
+          <w:lang w:val="es_ES" w:bidi="es_ES"/>
+        </w:rPr>
+      </w:r>
+      <w:r>
+        <w:rPr>
+          <w:lang w:val="es_ES" w:bidi="es_ES"/>
+        </w:rPr>
+        <w:t xml:space="preserve">Una vez, cuando el rey Saúl y su ejército estaban luchando con algunos enemigos, los </w:t>
+      </w:r>
+      <w:r>
+        <w:rPr>
+          <w:b/>
+          <w:lang w:val="es_ES" w:bidi="es_ES"/>
+        </w:rPr>
+        <w:t>israelitas</w:t>
+      </w:r>
+      <w:r>
+        <w:rPr>
+          <w:lang w:val="es_ES" w:bidi="es_ES"/>
+        </w:rPr>
+        <w:t xml:space="preserve"> perdieron una batalla y el rey Saúl y sus hijos fueron asesinados. Después de esto, el pueblo de Israel proclamó a David como su rey. David comenzó a vivir en </w:t>
+      </w:r>
+      <w:hyperlink r:id="rId20">
+        <w:r>
+          <w:rPr>
+            <w:lang w:val="es_ES" w:bidi="es_ES"/>
+          </w:rPr>
+          <w:rPr>
+            <w:color w:val="0000EE"/>
+            <w:u w:val="single"/>
+          </w:rPr>
+          <w:t>Jerusalén</w:t>
+        </w:r>
+      </w:hyperlink>
+      <w:r>
+        <w:rPr>
+          <w:lang w:val="es_ES" w:bidi="es_ES"/>
+        </w:rPr>
+        <w:t>, que se convirtió en la ciudad más importante de Israel.</w:t>
+      </w:r>
+    </w:p>
+    <w:p>
+      <w:pPr/>
+      <w:r>
+        <w:rPr>
+          <w:lang w:val="es_ES" w:bidi="es_ES"/>
+        </w:rPr>
+      </w:r>
+      <w:r>
+        <w:rPr>
+          <w:lang w:val="es_ES" w:bidi="es_ES"/>
+        </w:rPr>
+        <w:t xml:space="preserve">David se convirtió en el rey más amado de Israel. David amaba a Dios y confiaba en él. Por eso, Dios lo llamaba un "hombre conforme al corazón de Dios". David quería mucho construir un </w:t>
+      </w:r>
+      <w:hyperlink r:id="rId21">
+        <w:r>
+          <w:rPr>
+            <w:lang w:val="es_ES" w:bidi="es_ES"/>
+          </w:rPr>
+          <w:rPr>
+            <w:color w:val="0000EE"/>
+            <w:u w:val="single"/>
+          </w:rPr>
+          <w:t>templo</w:t>
+        </w:r>
+      </w:hyperlink>
+      <w:r>
+        <w:rPr>
+          <w:lang w:val="es_ES" w:bidi="es_ES"/>
+        </w:rPr>
+        <w:t xml:space="preserve"> para Dios, pero Dios le dijo a David que David no, sino el hijo de David, construiría este templo. Y Dios le dio a David una promesa muy importante. Dios prometió a David que uno de sus </w:t>
+      </w:r>
+      <w:r>
+        <w:rPr>
+          <w:b/>
+          <w:lang w:val="es_ES" w:bidi="es_ES"/>
+        </w:rPr>
+        <w:t>descendientes</w:t>
+      </w:r>
+      <w:r>
+        <w:rPr>
+          <w:lang w:val="es_ES" w:bidi="es_ES"/>
+        </w:rPr>
+        <w:t xml:space="preserve"> gobernaría para siempre sobre Israel.</w:t>
+      </w:r>
+    </w:p>
+    <w:p>
+      <w:pPr/>
+      <w:r>
+        <w:rPr>
+          <w:lang w:val="es_ES" w:bidi="es_ES"/>
+        </w:rPr>
+      </w:r>
+      <w:r>
+        <w:rPr>
+          <w:lang w:val="es_ES" w:bidi="es_ES"/>
+        </w:rPr>
+        <w:t xml:space="preserve">Esto no significa que David nunca hizo nada malo. De hecho, hizo algunas cosas terribles: cometió </w:t>
+      </w:r>
+      <w:hyperlink r:id="rId22">
+        <w:r>
+          <w:rPr>
+            <w:lang w:val="es_ES" w:bidi="es_ES"/>
+          </w:rPr>
+          <w:rPr>
+            <w:color w:val="0000EE"/>
+            <w:u w:val="single"/>
+          </w:rPr>
+          <w:t>adulterio</w:t>
+        </w:r>
+      </w:hyperlink>
+      <w:r>
+        <w:rPr>
+          <w:lang w:val="es_ES" w:bidi="es_ES"/>
+        </w:rPr>
+        <w:t xml:space="preserve"> y asesinato. Pero se </w:t>
+      </w:r>
+      <w:r>
+        <w:rPr>
+          <w:b/>
+          <w:lang w:val="es_ES" w:bidi="es_ES"/>
+        </w:rPr>
+        <w:t>arrepintió</w:t>
+      </w:r>
+      <w:r>
+        <w:rPr>
+          <w:lang w:val="es_ES" w:bidi="es_ES"/>
+        </w:rPr>
+        <w:t xml:space="preserve"> de sus </w:t>
+      </w:r>
+      <w:r>
+        <w:rPr>
+          <w:b/>
+          <w:lang w:val="es_ES" w:bidi="es_ES"/>
+        </w:rPr>
+        <w:t>pecados</w:t>
+      </w:r>
+      <w:r>
+        <w:rPr>
+          <w:lang w:val="es_ES" w:bidi="es_ES"/>
+        </w:rPr>
+        <w:t xml:space="preserve">, y Dios lo perdonó. Pero aunque Dios lo </w:t>
+      </w:r>
+      <w:r>
+        <w:rPr>
+          <w:b/>
+          <w:lang w:val="es_ES" w:bidi="es_ES"/>
+        </w:rPr>
+        <w:t>perdonó</w:t>
+      </w:r>
+      <w:r>
+        <w:rPr>
+          <w:lang w:val="es_ES" w:bidi="es_ES"/>
+        </w:rPr>
+        <w:t>, el efecto de los pecados de David significaba que a partir de ese momento siempre habría peleas y violencia en su familia, y varios de sus hijos murieron. Algunos de los hijos de David intentaron reemplazar a su padre como rey por la fuerza, ¡y una vez David tuvo que huir de su propio hijo!</w:t>
+      </w:r>
+    </w:p>
+    <w:p>
+      <w:pPr/>
+      <w:r>
+        <w:rPr>
+          <w:lang w:val="es_ES" w:bidi="es_ES"/>
+        </w:rPr>
+      </w:r>
+      <w:r>
+        <w:rPr>
+          <w:lang w:val="es_ES" w:bidi="es_ES"/>
+        </w:rPr>
+        <w:t>Cuando David se volvió muy anciano, proclamó rey a su hijo Salomón en su lugar.</w:t>
+      </w:r>
+    </w:p>
+    <w:p>
+      <w:pPr/>
+      <w:r>
+        <w:rPr>
+          <w:lang w:val="es_ES" w:bidi="es_ES"/>
+        </w:rPr>
+      </w:r>
+      <w:r>
+        <w:rPr>
+          <w:lang w:val="es_ES" w:bidi="es_ES"/>
+        </w:rPr>
+        <w:t xml:space="preserve">Cientos de años después de la muerte de David, la </w:t>
+      </w:r>
+      <w:hyperlink r:id="rId23">
+        <w:r>
+          <w:rPr>
+            <w:lang w:val="es_ES" w:bidi="es_ES"/>
+          </w:rPr>
+          <w:rPr>
+            <w:color w:val="0000EE"/>
+            <w:u w:val="single"/>
+          </w:rPr>
+          <w:t>nación</w:t>
+        </w:r>
+      </w:hyperlink>
+      <w:r>
+        <w:rPr>
+          <w:lang w:val="es_ES" w:bidi="es_ES"/>
+        </w:rPr>
+        <w:t xml:space="preserve"> de Israel ya no existía. Los israelitas habían sido desobedientes a Dios y, para castigarlos, Dios envió a personas de otro país para conquistarlos. Los israelitas fueron derrotados y a partir de ese momento fueron gobernados por otras naciones. Ya no había un descendiente de David gobernando sobre Israel. Pero Dios nunca olvida una promesa, y por lo que el pueblo estaba esperando a que Dios les diera nuevamente a un descendiente de David como rey. Dios cumplió esta promesa a través de Jesús.</w:t>
+      </w:r>
+      <w:r>
+        <w:rPr>
+          <w:lang w:val="es_ES" w:bidi="es_ES"/>
+        </w:rPr>
+      </w:r>
+      <w:r>
+        <w:rPr>
+          <w:lang w:val="es_ES" w:bidi="es_ES"/>
+        </w:rPr>
+      </w:r>
+    </w:p>
+    <w:p>
+      <w:pPr/>
+      <w:r>
+        <w:rPr>
+          <w:lang w:val="es_ES" w:bidi="es_ES"/>
+        </w:rPr>
+      </w:r>
+    </w:p>
+    <w:p>
+      <w:pPr>
+        <w:pStyle w:val="Heading2"/>
+      </w:pPr>
+      <w:r>
+        <w:rPr>
+          <w:lang w:val="es_ES" w:bidi="es_ES"/>
+        </w:rPr>
+        <w:t>decapolis</w:t>
+      </w:r>
+      <w:r>
+        <w:rPr>
+          <w:lang w:val="es_ES" w:bidi="es_ES"/>
+        </w:rPr>
+      </w:r>
+    </w:p>
+    <w:p>
+      <w:pPr/>
+      <w:r>
+        <w:rPr>
+          <w:lang w:val="es_ES" w:bidi="es_ES"/>
+        </w:rPr>
+      </w:r>
+      <w:r>
+        <w:rPr>
+          <w:b/>
+          <w:lang w:val="es_ES" w:bidi="es_ES"/>
+        </w:rPr>
+        <w:t>Decápolis</w:t>
+      </w:r>
+      <w:r>
+        <w:rPr>
+          <w:lang w:val="es_ES" w:bidi="es_ES"/>
+        </w:rPr>
+        <w:t xml:space="preserve"> significa literalmente “10 ciudades”. La palabra se refiere a un área al este del </w:t>
+      </w:r>
+      <w:hyperlink r:id="rId24">
+        <w:r>
+          <w:rPr>
+            <w:lang w:val="es_ES" w:bidi="es_ES"/>
+          </w:rPr>
+          <w:rPr>
+            <w:color w:val="0000EE"/>
+            <w:u w:val="single"/>
+          </w:rPr>
+          <w:t>Mar de Galilea</w:t>
+        </w:r>
+      </w:hyperlink>
+      <w:r>
+        <w:rPr>
+          <w:lang w:val="es_ES" w:bidi="es_ES"/>
+        </w:rPr>
+        <w:t xml:space="preserve"> y del </w:t>
+      </w:r>
+      <w:hyperlink r:id="rId25">
+        <w:r>
+          <w:rPr>
+            <w:lang w:val="es_ES" w:bidi="es_ES"/>
+          </w:rPr>
+          <w:rPr>
+            <w:color w:val="0000EE"/>
+            <w:u w:val="single"/>
+          </w:rPr>
+          <w:t>río Jordán</w:t>
+        </w:r>
+      </w:hyperlink>
+      <w:r>
+        <w:rPr>
+          <w:lang w:val="es_ES" w:bidi="es_ES"/>
+        </w:rPr>
+        <w:t xml:space="preserve">. La mayoría de las personas que vivían allí no eran </w:t>
+      </w:r>
+      <w:r>
+        <w:rPr>
+          <w:b/>
+          <w:lang w:val="es_ES" w:bidi="es_ES"/>
+        </w:rPr>
+        <w:t>judíos</w:t>
+      </w:r>
+      <w:r>
+        <w:rPr>
+          <w:lang w:val="es_ES" w:bidi="es_ES"/>
+        </w:rPr>
+        <w:t>.</w:t>
+      </w:r>
+      <w:r>
+        <w:rPr>
+          <w:lang w:val="es_ES" w:bidi="es_ES"/>
+        </w:rPr>
+      </w:r>
+      <w:r>
+        <w:rPr>
+          <w:lang w:val="es_ES" w:bidi="es_ES"/>
+        </w:rPr>
+      </w:r>
+    </w:p>
+    <w:p>
+      <w:pPr/>
+      <w:r>
+        <w:rPr>
+          <w:lang w:val="es_ES" w:bidi="es_ES"/>
+        </w:rPr>
+      </w:r>
+    </w:p>
+    <w:p>
+      <w:pPr>
+        <w:pStyle w:val="Heading2"/>
+      </w:pPr>
+      <w:r>
+        <w:rPr>
+          <w:lang w:val="es_ES" w:bidi="es_ES"/>
+        </w:rPr>
+        <w:t>demon</w:t>
+      </w:r>
+      <w:r>
+        <w:rPr>
+          <w:lang w:val="es_ES" w:bidi="es_ES"/>
+        </w:rPr>
+      </w:r>
+    </w:p>
+    <w:p>
+      <w:pPr/>
+      <w:r>
+        <w:rPr>
+          <w:lang w:val="es_ES" w:bidi="es_ES"/>
+        </w:rPr>
+      </w:r>
+      <w:r>
+        <w:rPr>
+          <w:lang w:val="es_ES" w:bidi="es_ES"/>
+        </w:rPr>
+        <w:t xml:space="preserve">Las expresiones </w:t>
+      </w:r>
+      <w:r>
+        <w:rPr>
+          <w:b/>
+          <w:lang w:val="es_ES" w:bidi="es_ES"/>
+        </w:rPr>
+        <w:t>demonio</w:t>
+      </w:r>
+      <w:r>
+        <w:rPr>
+          <w:lang w:val="es_ES" w:bidi="es_ES"/>
+        </w:rPr>
+        <w:t xml:space="preserve">, </w:t>
+      </w:r>
+      <w:r>
+        <w:rPr>
+          <w:b/>
+          <w:lang w:val="es_ES" w:bidi="es_ES"/>
+        </w:rPr>
+        <w:t>espíritus malignos</w:t>
+      </w:r>
+      <w:r>
+        <w:rPr>
+          <w:lang w:val="es_ES" w:bidi="es_ES"/>
+        </w:rPr>
+        <w:t xml:space="preserve"> o </w:t>
+      </w:r>
+      <w:r>
+        <w:rPr>
+          <w:b/>
+          <w:lang w:val="es_ES" w:bidi="es_ES"/>
+        </w:rPr>
+        <w:t>espíritu inmundo</w:t>
+      </w:r>
+      <w:r>
+        <w:rPr>
+          <w:lang w:val="es_ES" w:bidi="es_ES"/>
+        </w:rPr>
+        <w:t xml:space="preserve"> se refieren a la misma cosa. Un demonio es un espíritu que se rebela contra Dios. El líder de todos los demonios es llamado </w:t>
+      </w:r>
+      <w:hyperlink r:id="rId26">
+        <w:r>
+          <w:rPr>
+            <w:lang w:val="es_ES" w:bidi="es_ES"/>
+          </w:rPr>
+          <w:rPr>
+            <w:color w:val="0000EE"/>
+            <w:u w:val="single"/>
+          </w:rPr>
+          <w:t>Satanás</w:t>
+        </w:r>
+      </w:hyperlink>
+      <w:r>
+        <w:rPr>
+          <w:lang w:val="es_ES" w:bidi="es_ES"/>
+        </w:rPr>
+        <w:t xml:space="preserve">, el </w:t>
+      </w:r>
+      <w:hyperlink r:id="rId27">
+        <w:r>
+          <w:rPr>
+            <w:lang w:val="es_ES" w:bidi="es_ES"/>
+          </w:rPr>
+          <w:rPr>
+            <w:color w:val="0000EE"/>
+            <w:u w:val="single"/>
+          </w:rPr>
+          <w:t>diablo</w:t>
+        </w:r>
+      </w:hyperlink>
+      <w:r>
+        <w:rPr>
+          <w:lang w:val="es_ES" w:bidi="es_ES"/>
+        </w:rPr>
+        <w:t xml:space="preserve"> o a veces Beelzebú. Como Dios ha creado todo lo que existe, Dios también creó estos espíritus. Dios los creó buenos, como </w:t>
+      </w:r>
+      <w:r>
+        <w:rPr>
+          <w:b/>
+          <w:lang w:val="es_ES" w:bidi="es_ES"/>
+        </w:rPr>
+        <w:t>ángeles</w:t>
+      </w:r>
+      <w:r>
+        <w:rPr>
+          <w:lang w:val="es_ES" w:bidi="es_ES"/>
+        </w:rPr>
+        <w:t xml:space="preserve">, para hacer su trabajo. Pero algunos </w:t>
+      </w:r>
+      <w:r>
+        <w:rPr>
+          <w:b/>
+          <w:lang w:val="es_ES" w:bidi="es_ES"/>
+        </w:rPr>
+        <w:t>ángeles</w:t>
+      </w:r>
+      <w:r>
+        <w:rPr>
+          <w:lang w:val="es_ES" w:bidi="es_ES"/>
+        </w:rPr>
+        <w:t xml:space="preserve"> se rebelaron contra Dios, y estos se convirtieron en espíritus malignos. Estos espíritus malignos intentan destruir y engañar a las personas.</w:t>
+      </w:r>
+    </w:p>
+    <w:p>
+      <w:pPr/>
+      <w:r>
+        <w:rPr>
+          <w:lang w:val="es_ES" w:bidi="es_ES"/>
+        </w:rPr>
+      </w:r>
+      <w:r>
+        <w:rPr>
+          <w:lang w:val="es_ES" w:bidi="es_ES"/>
+        </w:rPr>
+        <w:t>Los demonios pueden tomar el control de las personas, de tal manera que las personas se enferman o se comportan de manera extraña. Cuando un demonio toma el control de una persona, decimos que la persona está "</w:t>
+      </w:r>
+      <w:r>
+        <w:rPr>
+          <w:b/>
+          <w:lang w:val="es_ES" w:bidi="es_ES"/>
+        </w:rPr>
+        <w:t>poseída por un demonio</w:t>
+      </w:r>
+      <w:r>
+        <w:rPr>
+          <w:lang w:val="es_ES" w:bidi="es_ES"/>
+        </w:rPr>
+        <w:t xml:space="preserve">". Una persona que estaba poseída por un demonio podía volverse sorda, muda o tener convulsiones que parecen ataques epilépticos. La persona podía volverse muy violenta y gritar. Los </w:t>
+      </w:r>
+      <w:r>
+        <w:rPr>
+          <w:b/>
+          <w:lang w:val="es_ES" w:bidi="es_ES"/>
+        </w:rPr>
+        <w:t>judíos</w:t>
+      </w:r>
+      <w:r>
+        <w:rPr>
+          <w:lang w:val="es_ES" w:bidi="es_ES"/>
+        </w:rPr>
+        <w:t xml:space="preserve"> intentaban expulsar a los demonios de las personas mediante rituales que podían llevar mucho tiempo. Pero Jesús expulsó a muchos demonios de las personas durante su tiempo en la tierra, ¡y lo hizo solo ordenando a los demonios que se fueran!</w:t>
+      </w:r>
+    </w:p>
+    <w:p>
+      <w:pPr/>
+      <w:r>
+        <w:rPr>
+          <w:lang w:val="es_ES" w:bidi="es_ES"/>
+        </w:rPr>
+      </w:r>
+      <w:r>
+        <w:rPr>
+          <w:lang w:val="es_ES" w:bidi="es_ES"/>
+        </w:rPr>
+        <w:t xml:space="preserve">Los demonios también pueden ser llamados espíritus malignos. Esto deja claro que sus intenciones son </w:t>
+      </w:r>
+      <w:hyperlink r:id="rId28">
+        <w:r>
+          <w:rPr>
+            <w:lang w:val="es_ES" w:bidi="es_ES"/>
+          </w:rPr>
+          <w:rPr>
+            <w:color w:val="0000EE"/>
+            <w:u w:val="single"/>
+          </w:rPr>
+          <w:t>malas</w:t>
+        </w:r>
+      </w:hyperlink>
+      <w:r>
+        <w:rPr>
+          <w:lang w:val="es_ES" w:bidi="es_ES"/>
+        </w:rPr>
+        <w:t xml:space="preserve">. A veces son llamados espíritus inmundos. Algo que es </w:t>
+      </w:r>
+      <w:r>
+        <w:rPr>
+          <w:b/>
+          <w:lang w:val="es_ES" w:bidi="es_ES"/>
+        </w:rPr>
+        <w:t>inmundo</w:t>
+      </w:r>
+      <w:r>
+        <w:rPr>
+          <w:lang w:val="es_ES" w:bidi="es_ES"/>
+        </w:rPr>
+        <w:t xml:space="preserve"> no es apto para servir a Dios.</w:t>
+      </w:r>
+    </w:p>
+    <w:p>
+      <w:pPr/>
+      <w:r>
+        <w:rPr>
+          <w:lang w:val="es_ES" w:bidi="es_ES"/>
+        </w:rPr>
+      </w:r>
+      <w:r>
+        <w:rPr>
+          <w:b/>
+          <w:lang w:val="es_ES" w:bidi="es_ES"/>
+        </w:rPr>
+        <w:t>Cuando traduzcan demonio, tengan cuidado con los siguientes cosas:</w:t>
+      </w:r>
+    </w:p>
+    <w:p>
+      <w:pPr/>
+      <w:r>
+        <w:rPr>
+          <w:lang w:val="es_ES" w:bidi="es_ES"/>
+        </w:rPr>
+      </w:r>
+      <w:r>
+        <w:rPr>
+          <w:lang w:val="es_ES" w:bidi="es_ES"/>
+        </w:rPr>
+        <w:t>Los demonios no son los espíritus de humanos que han muerto, aunque en muchas culturas pueden declarar que esto es lo que son. Si tienen que usar un término que signifique espíritus de personas muertas, entonces tengan en cuenta que la gente tendrá que aprender con el tiempo que estos espíritus en realidad no son espíritus de personas muertas, sino que solo están fingiendo serlo.</w:t>
+      </w:r>
+      <w:r>
+        <w:rPr>
+          <w:lang w:val="es_ES" w:bidi="es_ES"/>
+        </w:rPr>
+      </w:r>
+      <w:r>
+        <w:rPr>
+          <w:lang w:val="es_ES" w:bidi="es_ES"/>
+        </w:rPr>
+      </w:r>
+    </w:p>
+    <w:p>
+      <w:pPr/>
+      <w:r>
+        <w:rPr>
+          <w:lang w:val="es_ES" w:bidi="es_ES"/>
+        </w:rPr>
+      </w:r>
+    </w:p>
+    <w:p>
+      <w:pPr>
+        <w:pStyle w:val="Heading2"/>
+      </w:pPr>
+      <w:r>
+        <w:rPr>
+          <w:lang w:val="es_ES" w:bidi="es_ES"/>
+        </w:rPr>
+        <w:t>denarius</w:t>
+      </w:r>
+      <w:r>
+        <w:rPr>
+          <w:lang w:val="es_ES" w:bidi="es_ES"/>
+        </w:rPr>
+      </w:r>
+    </w:p>
+    <w:p>
+      <w:pPr/>
+      <w:r>
+        <w:rPr>
+          <w:lang w:val="es_ES" w:bidi="es_ES"/>
+        </w:rPr>
+      </w:r>
+      <w:r>
+        <w:rPr>
+          <w:lang w:val="es_ES" w:bidi="es_ES"/>
+        </w:rPr>
+        <w:t xml:space="preserve">Un </w:t>
+      </w:r>
+      <w:r>
+        <w:rPr>
+          <w:b/>
+          <w:lang w:val="es_ES" w:bidi="es_ES"/>
+        </w:rPr>
+        <w:t>denario</w:t>
+      </w:r>
+      <w:r>
+        <w:rPr>
+          <w:lang w:val="es_ES" w:bidi="es_ES"/>
+        </w:rPr>
+        <w:t xml:space="preserve"> es una moneda de plata hecha por los romanos que era usada como dinero durante el tiempo de Jesús. Cada denario tenía la imagen del emperador romano en él. Un trabajador común podía ganar un denario en un día.</w:t>
+      </w:r>
+      <w:r>
+        <w:rPr>
+          <w:lang w:val="es_ES" w:bidi="es_ES"/>
+        </w:rPr>
+      </w:r>
+      <w:r>
+        <w:rPr>
+          <w:lang w:val="es_ES" w:bidi="es_ES"/>
+        </w:rPr>
+      </w:r>
+    </w:p>
+    <w:p>
+      <w:pPr/>
+      <w:r>
+        <w:rPr>
+          <w:lang w:val="es_ES" w:bidi="es_ES"/>
+        </w:rPr>
+      </w:r>
+    </w:p>
+    <w:p>
+      <w:pPr>
+        <w:pStyle w:val="Heading2"/>
+      </w:pPr>
+      <w:r>
+        <w:rPr>
+          <w:lang w:val="es_ES" w:bidi="es_ES"/>
+        </w:rPr>
+        <w:t>descendant</w:t>
+      </w:r>
+      <w:r>
+        <w:rPr>
+          <w:lang w:val="es_ES" w:bidi="es_ES"/>
+        </w:rPr>
+      </w:r>
+    </w:p>
+    <w:p>
+      <w:pPr/>
+      <w:r>
+        <w:rPr>
+          <w:lang w:val="es_ES" w:bidi="es_ES"/>
+        </w:rPr>
+      </w:r>
+      <w:r>
+        <w:rPr>
+          <w:lang w:val="es_ES" w:bidi="es_ES"/>
+        </w:rPr>
+        <w:t xml:space="preserve">Los </w:t>
+      </w:r>
+      <w:r>
+        <w:rPr>
+          <w:b/>
+          <w:lang w:val="es_ES" w:bidi="es_ES"/>
+        </w:rPr>
+        <w:t>descendientes</w:t>
+      </w:r>
+      <w:r>
+        <w:rPr>
+          <w:lang w:val="es_ES" w:bidi="es_ES"/>
+        </w:rPr>
+        <w:t xml:space="preserve"> de una persona son sus hijos, nietos y todas las generaciones futuras de la misma línea familiar. Los </w:t>
+      </w:r>
+      <w:r>
+        <w:rPr>
+          <w:b/>
+          <w:lang w:val="es_ES" w:bidi="es_ES"/>
+        </w:rPr>
+        <w:t>israelitas</w:t>
+      </w:r>
+      <w:r>
+        <w:rPr>
+          <w:lang w:val="es_ES" w:bidi="es_ES"/>
+        </w:rPr>
+        <w:t xml:space="preserve"> son descendientes de Jacob, el nieto de </w:t>
+      </w:r>
+      <w:r>
+        <w:rPr>
+          <w:b/>
+          <w:lang w:val="es_ES" w:bidi="es_ES"/>
+        </w:rPr>
+        <w:t>Abraham</w:t>
+      </w:r>
+      <w:r>
+        <w:rPr>
+          <w:lang w:val="es_ES" w:bidi="es_ES"/>
+        </w:rPr>
+        <w:t>. Jacob es el ancestro de los israelitas.</w:t>
+      </w:r>
+      <w:r>
+        <w:rPr>
+          <w:lang w:val="es_ES" w:bidi="es_ES"/>
+        </w:rPr>
+      </w:r>
+      <w:r>
+        <w:rPr>
+          <w:lang w:val="es_ES" w:bidi="es_ES"/>
+        </w:rPr>
+      </w:r>
+    </w:p>
+    <w:p>
+      <w:pPr/>
+      <w:r>
+        <w:rPr>
+          <w:lang w:val="es_ES" w:bidi="es_ES"/>
+        </w:rPr>
+      </w:r>
+    </w:p>
+    <w:p>
+      <w:pPr>
+        <w:pStyle w:val="Heading2"/>
+      </w:pPr>
+      <w:r>
+        <w:rPr>
+          <w:lang w:val="es_ES" w:bidi="es_ES"/>
+        </w:rPr>
+        <w:t>desert</w:t>
+      </w:r>
+      <w:r>
+        <w:rPr>
+          <w:lang w:val="es_ES" w:bidi="es_ES"/>
+        </w:rPr>
+      </w:r>
+    </w:p>
+    <w:p>
+      <w:pPr/>
+      <w:r>
+        <w:rPr>
+          <w:lang w:val="es_ES" w:bidi="es_ES"/>
+        </w:rPr>
+      </w:r>
+      <w:r>
+        <w:rPr>
+          <w:lang w:val="es_ES" w:bidi="es_ES"/>
+        </w:rPr>
+        <w:t xml:space="preserve">Un </w:t>
+      </w:r>
+      <w:r>
+        <w:rPr>
+          <w:b/>
+          <w:lang w:val="es_ES" w:bidi="es_ES"/>
+        </w:rPr>
+        <w:t>desierto</w:t>
+      </w:r>
+      <w:r>
+        <w:rPr>
+          <w:lang w:val="es_ES" w:bidi="es_ES"/>
+        </w:rPr>
+        <w:t xml:space="preserve"> o </w:t>
+      </w:r>
+      <w:hyperlink r:id="rId29">
+        <w:r>
+          <w:rPr>
+            <w:lang w:val="es_ES" w:bidi="es_ES"/>
+          </w:rPr>
+          <w:rPr>
+            <w:color w:val="0000EE"/>
+            <w:u w:val="single"/>
+          </w:rPr>
+          <w:t>yermo</w:t>
+        </w:r>
+      </w:hyperlink>
+      <w:r>
+        <w:rPr>
+          <w:lang w:val="es_ES" w:bidi="es_ES"/>
+        </w:rPr>
+        <w:t xml:space="preserve"> es un lugar solitario, estéril, sin agua. Casi no hay árboles o arbustos creciendo en un desierto. El suelo es seco y rocoso, y hay animales salvajes deambulando por ahí. Las personas no viven en el desierto.</w:t>
+      </w:r>
+      <w:r>
+        <w:rPr>
+          <w:lang w:val="es_ES" w:bidi="es_ES"/>
+        </w:rPr>
+      </w:r>
+      <w:r>
+        <w:rPr>
+          <w:lang w:val="es_ES" w:bidi="es_ES"/>
+        </w:rPr>
+      </w:r>
+    </w:p>
+    <w:p>
+      <w:pPr/>
+      <w:r>
+        <w:rPr>
+          <w:lang w:val="es_ES" w:bidi="es_ES"/>
+        </w:rPr>
+      </w:r>
+    </w:p>
+    <w:p>
+      <w:pPr>
+        <w:pStyle w:val="Heading2"/>
+      </w:pPr>
+      <w:r>
+        <w:rPr>
+          <w:lang w:val="es_ES" w:bidi="es_ES"/>
+        </w:rPr>
+        <w:t>devil</w:t>
+      </w:r>
+      <w:r>
+        <w:rPr>
+          <w:lang w:val="es_ES" w:bidi="es_ES"/>
+        </w:rPr>
+      </w:r>
+    </w:p>
+    <w:p>
+      <w:pPr/>
+      <w:r>
+        <w:rPr>
+          <w:lang w:val="es_ES" w:bidi="es_ES"/>
+        </w:rPr>
+      </w:r>
+      <w:r>
+        <w:rPr>
+          <w:lang w:val="es_ES" w:bidi="es_ES"/>
+        </w:rPr>
+        <w:t xml:space="preserve">El nombre </w:t>
+      </w:r>
+      <w:hyperlink r:id="rId26">
+        <w:r>
+          <w:rPr>
+            <w:lang w:val="es_ES" w:bidi="es_ES"/>
+          </w:rPr>
+          <w:rPr>
+            <w:color w:val="0000EE"/>
+            <w:u w:val="single"/>
+          </w:rPr>
+          <w:t>Satanás</w:t>
+        </w:r>
+      </w:hyperlink>
+      <w:r>
+        <w:rPr>
+          <w:lang w:val="es_ES" w:bidi="es_ES"/>
+        </w:rPr>
+        <w:t xml:space="preserve"> significa adversario, enemigo o acusador. Este es el nombre para </w:t>
+      </w:r>
+      <w:r>
+        <w:rPr>
+          <w:b/>
+          <w:lang w:val="es_ES" w:bidi="es_ES"/>
+        </w:rPr>
+        <w:t>el Diablo</w:t>
+      </w:r>
+      <w:r>
+        <w:rPr>
+          <w:lang w:val="es_ES" w:bidi="es_ES"/>
+        </w:rPr>
+        <w:t xml:space="preserve">, el líder de todos los </w:t>
+      </w:r>
+      <w:r>
+        <w:rPr>
+          <w:b/>
+          <w:lang w:val="es_ES" w:bidi="es_ES"/>
+        </w:rPr>
+        <w:t>espíritus malignos</w:t>
+      </w:r>
+      <w:r>
+        <w:rPr>
+          <w:lang w:val="es_ES" w:bidi="es_ES"/>
+        </w:rPr>
+        <w:t>.</w:t>
+      </w:r>
+    </w:p>
+    <w:p>
+      <w:pPr/>
+      <w:r>
+        <w:rPr>
+          <w:lang w:val="es_ES" w:bidi="es_ES"/>
+        </w:rPr>
+      </w:r>
+      <w:r>
+        <w:rPr>
+          <w:lang w:val="es_ES" w:bidi="es_ES"/>
+        </w:rPr>
+        <w:t xml:space="preserve">Dios ha creado todo lo que existe y, por lo tanto, Dios también creó a todos los espíritus. Dios los creó buenos, como </w:t>
+      </w:r>
+      <w:r>
+        <w:rPr>
+          <w:b/>
+          <w:lang w:val="es_ES" w:bidi="es_ES"/>
+        </w:rPr>
+        <w:t>ángeles</w:t>
+      </w:r>
+      <w:r>
+        <w:rPr>
+          <w:lang w:val="es_ES" w:bidi="es_ES"/>
+        </w:rPr>
+        <w:t>, para hacer su trabajo. Pero algunos ángeles se rebelaron contra Dios, y después se convirtieron en espíritus malignos. El más poderoso de estos espíritus malignos se llama el diablo, o Satanás.</w:t>
+      </w:r>
+    </w:p>
+    <w:p>
+      <w:pPr/>
+      <w:r>
+        <w:rPr>
+          <w:lang w:val="es_ES" w:bidi="es_ES"/>
+        </w:rPr>
+      </w:r>
+      <w:r>
+        <w:rPr>
+          <w:lang w:val="es_ES" w:bidi="es_ES"/>
+        </w:rPr>
+        <w:t>Satanás siempre intenta destruir la obra de Dios. Satanás tienta a las personas para que desobedezcan a Dios. Él intenta hacer que las personas se alejen de Dios engañándolas. Satanás es poderoso y peligroso, siempre buscando maneras de actuar en contra de Dios y en contra del pueblo de Dios.</w:t>
+      </w:r>
+    </w:p>
+    <w:p>
+      <w:pPr/>
+      <w:r>
+        <w:rPr>
+          <w:lang w:val="es_ES" w:bidi="es_ES"/>
+        </w:rPr>
+      </w:r>
+      <w:r>
+        <w:rPr>
+          <w:lang w:val="es_ES" w:bidi="es_ES"/>
+        </w:rPr>
+        <w:t xml:space="preserve">Debido a que Satanás todavía es poderoso en este tiempo, a veces la Biblia lo llama el "gobernante de este mundo". A veces Satanás es llamado </w:t>
+      </w:r>
+      <w:r>
+        <w:rPr>
+          <w:b/>
+          <w:lang w:val="es_ES" w:bidi="es_ES"/>
+        </w:rPr>
+        <w:t>Beelzebú</w:t>
+      </w:r>
+      <w:r>
+        <w:rPr>
+          <w:lang w:val="es_ES" w:bidi="es_ES"/>
+        </w:rPr>
+        <w:t xml:space="preserve">, que significa algo como "amo de los lugares altos". A veces es llamado </w:t>
+      </w:r>
+      <w:r>
+        <w:rPr>
+          <w:b/>
+          <w:lang w:val="es_ES" w:bidi="es_ES"/>
+        </w:rPr>
+        <w:t>el Engañador</w:t>
+      </w:r>
+      <w:r>
+        <w:rPr>
+          <w:lang w:val="es_ES" w:bidi="es_ES"/>
+        </w:rPr>
+        <w:t>. A veces es comparado con un dragón o una serpiente.</w:t>
+      </w:r>
+    </w:p>
+    <w:p>
+      <w:pPr/>
+      <w:r>
+        <w:rPr>
+          <w:lang w:val="es_ES" w:bidi="es_ES"/>
+        </w:rPr>
+      </w:r>
+      <w:r>
+        <w:rPr>
+          <w:lang w:val="es_ES" w:bidi="es_ES"/>
+        </w:rPr>
+        <w:t xml:space="preserve">Sin embargo, Dios es mucho más fuerte que Satanás. Cuando Jesús murió y fue </w:t>
+      </w:r>
+      <w:r>
+        <w:rPr>
+          <w:b/>
+          <w:lang w:val="es_ES" w:bidi="es_ES"/>
+        </w:rPr>
+        <w:t>resucitado</w:t>
+      </w:r>
+      <w:r>
+        <w:rPr>
+          <w:lang w:val="es_ES" w:bidi="es_ES"/>
+        </w:rPr>
+        <w:t>, Dios quebró el poder de Satanás. Aunque Dios todavía permite que Satanás use su poder por ahora, cuando Jesús regrese, Jesús derrotará a Satanás para siempre. Dios castigará a Satanás y a todos los espíritus malignos, y nunca más podrán actuar en contra de Dios y de su pueblo.</w:t>
+      </w:r>
+      <w:r>
+        <w:rPr>
+          <w:lang w:val="es_ES" w:bidi="es_ES"/>
+        </w:rPr>
+      </w:r>
+      <w:r>
+        <w:rPr>
+          <w:lang w:val="es_ES" w:bidi="es_ES"/>
+        </w:rPr>
+      </w:r>
+    </w:p>
+    <w:p>
+      <w:pPr/>
+      <w:r>
+        <w:rPr>
+          <w:lang w:val="es_ES" w:bidi="es_ES"/>
+        </w:rPr>
+      </w:r>
+    </w:p>
+    <w:p>
+      <w:pPr>
+        <w:pStyle w:val="Heading2"/>
+      </w:pPr>
+      <w:r>
+        <w:rPr>
+          <w:lang w:val="es_ES" w:bidi="es_ES"/>
+        </w:rPr>
+        <w:t>discípulo</w:t>
+      </w:r>
+      <w:r>
+        <w:rPr>
+          <w:lang w:val="es_ES" w:bidi="es_ES"/>
+        </w:rPr>
+      </w:r>
+    </w:p>
+    <w:p>
+      <w:pPr/>
+      <w:r>
+        <w:rPr>
+          <w:lang w:val="es_ES" w:bidi="es_ES"/>
+        </w:rPr>
+      </w:r>
+      <w:r>
+        <w:rPr>
+          <w:lang w:val="es_ES" w:bidi="es_ES"/>
+        </w:rPr>
+        <w:t xml:space="preserve">Un </w:t>
+      </w:r>
+      <w:r>
+        <w:rPr>
+          <w:b/>
+          <w:lang w:val="es_ES" w:bidi="es_ES"/>
+        </w:rPr>
+        <w:t>discípulo</w:t>
+      </w:r>
+      <w:r>
+        <w:rPr>
+          <w:lang w:val="es_ES" w:bidi="es_ES"/>
+        </w:rPr>
+        <w:t xml:space="preserve"> es una persona que sigue a un maestro religioso como estudiante.</w:t>
+      </w:r>
+    </w:p>
+    <w:p>
+      <w:pPr/>
+      <w:r>
+        <w:rPr>
+          <w:lang w:val="es_ES" w:bidi="es_ES"/>
+        </w:rPr>
+      </w:r>
+      <w:r>
+        <w:rPr>
+          <w:lang w:val="es_ES" w:bidi="es_ES"/>
+        </w:rPr>
+        <w:t xml:space="preserve">En el Nuevo Testamento, todas las personas que siguen a Jesús y quieren aprender de él son discípulos. A veces, Jesús enviaba grupos de discípulos a predicar las </w:t>
+      </w:r>
+      <w:hyperlink r:id="rId30">
+        <w:r>
+          <w:rPr>
+            <w:lang w:val="es_ES" w:bidi="es_ES"/>
+          </w:rPr>
+          <w:rPr>
+            <w:color w:val="0000EE"/>
+            <w:u w:val="single"/>
+          </w:rPr>
+          <w:t>buenas nuevas</w:t>
+        </w:r>
+      </w:hyperlink>
+      <w:r>
+        <w:rPr>
+          <w:lang w:val="es_ES" w:bidi="es_ES"/>
+        </w:rPr>
+        <w:t xml:space="preserve"> de que el </w:t>
+      </w:r>
+      <w:hyperlink r:id="rId31">
+        <w:r>
+          <w:rPr>
+            <w:lang w:val="es_ES" w:bidi="es_ES"/>
+          </w:rPr>
+          <w:rPr>
+            <w:color w:val="0000EE"/>
+            <w:u w:val="single"/>
+          </w:rPr>
+          <w:t>reino de Dios</w:t>
+        </w:r>
+      </w:hyperlink>
+      <w:r>
+        <w:rPr>
+          <w:lang w:val="es_ES" w:bidi="es_ES"/>
+        </w:rPr>
+        <w:t xml:space="preserve"> había llegado y a </w:t>
+      </w:r>
+      <w:hyperlink r:id="rId32">
+        <w:r>
+          <w:rPr>
+            <w:lang w:val="es_ES" w:bidi="es_ES"/>
+          </w:rPr>
+          <w:rPr>
+            <w:color w:val="0000EE"/>
+            <w:u w:val="single"/>
+          </w:rPr>
+          <w:t>sanar</w:t>
+        </w:r>
+      </w:hyperlink>
+      <w:r>
+        <w:rPr>
+          <w:lang w:val="es_ES" w:bidi="es_ES"/>
+        </w:rPr>
+        <w:t xml:space="preserve"> a los enfermos.</w:t>
+      </w:r>
+    </w:p>
+    <w:p>
+      <w:pPr/>
+      <w:r>
+        <w:rPr>
+          <w:lang w:val="es_ES" w:bidi="es_ES"/>
+        </w:rPr>
+      </w:r>
+      <w:r>
+        <w:rPr>
+          <w:lang w:val="es_ES" w:bidi="es_ES"/>
+        </w:rPr>
+        <w:t xml:space="preserve">Jesús también eligió a doce personas para que fueran sus discípulos especiales. Este pequeño grupo a menudo se llama "los doce discípulos", o incluso solo "los doce". Estas personas seguían a Jesús a todas partes, aprendiendo de él y observándolo. Estos doce discípulos también eran llamados de </w:t>
+      </w:r>
+      <w:hyperlink r:id="rId33">
+        <w:r>
+          <w:rPr>
+            <w:lang w:val="es_ES" w:bidi="es_ES"/>
+          </w:rPr>
+          <w:rPr>
+            <w:color w:val="0000EE"/>
+            <w:u w:val="single"/>
+          </w:rPr>
+          <w:t>apóstoles</w:t>
+        </w:r>
+      </w:hyperlink>
+      <w:r>
+        <w:rPr>
+          <w:lang w:val="es_ES" w:bidi="es_ES"/>
+        </w:rPr>
+        <w:t xml:space="preserve">. Un apóstol es alguien que ha recibido una </w:t>
+      </w:r>
+      <w:hyperlink r:id="rId34">
+        <w:r>
+          <w:rPr>
+            <w:lang w:val="es_ES" w:bidi="es_ES"/>
+          </w:rPr>
+          <w:rPr>
+            <w:color w:val="0000EE"/>
+            <w:u w:val="single"/>
+          </w:rPr>
+          <w:t>autoridad</w:t>
+        </w:r>
+      </w:hyperlink>
+      <w:r>
+        <w:rPr>
+          <w:lang w:val="es_ES" w:bidi="es_ES"/>
+        </w:rPr>
+        <w:t xml:space="preserve"> especial de Jesús.</w:t>
+      </w:r>
+    </w:p>
+    <w:p>
+      <w:pPr/>
+      <w:r>
+        <w:rPr>
+          <w:lang w:val="es_ES" w:bidi="es_ES"/>
+        </w:rPr>
+      </w:r>
+      <w:r>
+        <w:rPr>
+          <w:lang w:val="es_ES" w:bidi="es_ES"/>
+        </w:rPr>
+        <w:t xml:space="preserve">Antes de que Jesús regresara al </w:t>
+      </w:r>
+      <w:hyperlink r:id="rId35">
+        <w:r>
+          <w:rPr>
+            <w:lang w:val="es_ES" w:bidi="es_ES"/>
+          </w:rPr>
+          <w:rPr>
+            <w:color w:val="0000EE"/>
+            <w:u w:val="single"/>
+          </w:rPr>
+          <w:t>cielo</w:t>
+        </w:r>
+      </w:hyperlink>
+      <w:r>
+        <w:rPr>
+          <w:lang w:val="es_ES" w:bidi="es_ES"/>
+        </w:rPr>
+        <w:t xml:space="preserve">, Jesús dijo a sus discípulos "vayan y hagan a todas las personas de todas las </w:t>
+      </w:r>
+      <w:hyperlink r:id="rId23">
+        <w:r>
+          <w:rPr>
+            <w:lang w:val="es_ES" w:bidi="es_ES"/>
+          </w:rPr>
+          <w:rPr>
+            <w:color w:val="0000EE"/>
+            <w:u w:val="single"/>
+          </w:rPr>
+          <w:t>naciones</w:t>
+        </w:r>
+      </w:hyperlink>
+      <w:r>
+        <w:rPr>
+          <w:lang w:val="es_ES" w:bidi="es_ES"/>
+        </w:rPr>
+        <w:t xml:space="preserve"> mis discípulos". Cada persona que confía en Jesús y quiere obedecerle es un discípulo de Jesús.</w:t>
+      </w:r>
+    </w:p>
+    <w:p>
+      <w:pPr/>
+      <w:r>
+        <w:rPr>
+          <w:lang w:val="es_ES" w:bidi="es_ES"/>
+        </w:rPr>
+      </w:r>
+      <w:r>
+        <w:rPr>
+          <w:lang w:val="es_ES" w:bidi="es_ES"/>
+        </w:rPr>
+        <w:t>A veces la palabra "discípulos" es utilizada para un grupo grande de personas, y a veces significa solamente los doce discípulos escogidos.</w:t>
+      </w:r>
+    </w:p>
+    <w:p>
+      <w:pPr/>
+      <w:r>
+        <w:rPr>
+          <w:lang w:val="es_ES" w:bidi="es_ES"/>
+        </w:rPr>
+      </w:r>
+      <w:r>
+        <w:rPr>
+          <w:b/>
+          <w:lang w:val="es_ES" w:bidi="es_ES"/>
+        </w:rPr>
+        <w:t>Cuando estén traduciendo discípulo, tengan cuidado con las siguientes cosas:</w:t>
+      </w:r>
+    </w:p>
+    <w:p>
+      <w:pPr/>
+      <w:r>
+        <w:rPr>
+          <w:lang w:val="es_ES" w:bidi="es_ES"/>
+        </w:rPr>
+      </w:r>
+      <w:r>
+        <w:rPr>
+          <w:lang w:val="es_ES" w:bidi="es_ES"/>
+        </w:rPr>
+        <w:t>Si en su idioma tiene una palabra que significa seguidor de un maestro respetado, pueden usar ese término aquí.</w:t>
+      </w:r>
+    </w:p>
+    <w:p>
+      <w:pPr/>
+      <w:r>
+        <w:rPr>
+          <w:lang w:val="es_ES" w:bidi="es_ES"/>
+        </w:rPr>
+      </w:r>
+      <w:r>
+        <w:rPr>
+          <w:lang w:val="es_ES" w:bidi="es_ES"/>
+        </w:rPr>
+        <w:t xml:space="preserve">Recuerden que ustedes necesitan tener una palabra diferente para </w:t>
+      </w:r>
+      <w:hyperlink r:id="rId33">
+        <w:r>
+          <w:rPr>
+            <w:lang w:val="es_ES" w:bidi="es_ES"/>
+          </w:rPr>
+          <w:rPr>
+            <w:color w:val="0000EE"/>
+            <w:u w:val="single"/>
+          </w:rPr>
+          <w:t>apóstol</w:t>
+        </w:r>
+      </w:hyperlink>
+      <w:r>
+        <w:rPr>
+          <w:lang w:val="es_ES" w:bidi="es_ES"/>
+        </w:rPr>
+        <w:t xml:space="preserve"> también.</w:t>
+      </w:r>
+      <w:r>
+        <w:rPr>
+          <w:lang w:val="es_ES" w:bidi="es_ES"/>
+        </w:rPr>
+      </w:r>
+      <w:r>
+        <w:rPr>
+          <w:lang w:val="es_ES" w:bidi="es_ES"/>
+        </w:rPr>
+      </w:r>
+    </w:p>
+    <w:p>
+      <w:pPr/>
+      <w:r>
+        <w:rPr>
+          <w:lang w:val="es_ES" w:bidi="es_ES"/>
+        </w:rPr>
+      </w:r>
+    </w:p>
+    <w:p>
+      <w:pPr>
+        <w:pStyle w:val="Heading2"/>
+      </w:pPr>
+      <w:r>
+        <w:rPr>
+          <w:lang w:val="es_ES" w:bidi="es_ES"/>
+        </w:rPr>
+        <w:t>discípulo</w:t>
+      </w:r>
+      <w:r>
+        <w:rPr>
+          <w:lang w:val="es_ES" w:bidi="es_ES"/>
+        </w:rPr>
+      </w:r>
+    </w:p>
+    <w:p>
+      <w:pPr>
+        <w:pStyle w:val="Heading4"/>
+      </w:pPr>
+      <w:r>
+        <w:rPr>
+          <w:lang w:val="es_ES" w:bidi="es_ES"/>
+        </w:rPr>
+        <w:t>Audio Content</w:t>
+      </w:r>
+      <w:r>
+        <w:rPr>
+          <w:lang w:val="es_ES" w:bidi="es_ES"/>
+        </w:rPr>
+      </w:r>
+    </w:p>
+    <w:p>
+      <w:pPr/>
+      <w:r>
+        <w:rPr>
+          <w:lang w:val="es_ES" w:bidi="es_ES"/>
+        </w:rPr>
+      </w:r>
+      <w:hyperlink r:id="rId36">
         <w:r>
           <w:rPr>
             <w:lang w:val="es_ES" w:bidi="es_ES"/>
@@ -584,7 +1744,618 @@
         <w:rPr>
           <w:lang w:val="es_ES" w:bidi="es_ES"/>
         </w:rPr>
-        <w:t xml:space="preserve"> (2378132 KB)</w:t>
+        <w:t xml:space="preserve"> (1178588 KB)</w:t>
+      </w:r>
+      <w:r>
+        <w:rPr>
+          <w:lang w:val="es_ES" w:bidi="es_ES"/>
+        </w:rPr>
+      </w:r>
+      <w:r>
+        <w:rPr>
+          <w:lang w:val="es_ES" w:bidi="es_ES"/>
+        </w:rPr>
+      </w:r>
+    </w:p>
+    <w:p>
+      <w:pPr/>
+      <w:r>
+        <w:rPr>
+          <w:lang w:val="es_ES" w:bidi="es_ES"/>
+        </w:rPr>
+      </w:r>
+    </w:p>
+    <w:p>
+      <w:pPr>
+        <w:pStyle w:val="Heading2"/>
+      </w:pPr>
+      <w:r>
+        <w:rPr>
+          <w:lang w:val="es_ES" w:bidi="es_ES"/>
+        </w:rPr>
+        <w:t>divination</w:t>
+      </w:r>
+      <w:r>
+        <w:rPr>
+          <w:lang w:val="es_ES" w:bidi="es_ES"/>
+        </w:rPr>
+      </w:r>
+    </w:p>
+    <w:p>
+      <w:pPr/>
+      <w:r>
+        <w:rPr>
+          <w:lang w:val="es_ES" w:bidi="es_ES"/>
+        </w:rPr>
+      </w:r>
+      <w:r>
+        <w:rPr>
+          <w:lang w:val="es_ES" w:bidi="es_ES"/>
+        </w:rPr>
+        <w:t xml:space="preserve">La </w:t>
+      </w:r>
+      <w:r>
+        <w:rPr>
+          <w:b/>
+          <w:lang w:val="es_ES" w:bidi="es_ES"/>
+        </w:rPr>
+        <w:t>adivinación</w:t>
+      </w:r>
+      <w:r>
+        <w:rPr>
+          <w:lang w:val="es_ES" w:bidi="es_ES"/>
+        </w:rPr>
+        <w:t xml:space="preserve"> es una manera de comunicarse con los espíritus o dioses. Dios ha prohibido estrictamente a su pueblo usar la adivinación.</w:t>
+      </w:r>
+    </w:p>
+    <w:p>
+      <w:pPr/>
+      <w:r>
+        <w:rPr>
+          <w:lang w:val="es_ES" w:bidi="es_ES"/>
+        </w:rPr>
+      </w:r>
+      <w:r>
+        <w:rPr>
+          <w:lang w:val="es_ES" w:bidi="es_ES"/>
+        </w:rPr>
+        <w:t>Las personas de otras naciones usaban la adivinación para descubrir lo que sucedería en el futuro, o cuál era el significado de un sueño o de algún evento inusual. Las personas a veces usaban la adivinación para averiguar cuál sería el mejor momento para cierta actividad; por ejemplo, para averiguar cuándo comenzar un ataque a otro país.</w:t>
+      </w:r>
+    </w:p>
+    <w:p>
+      <w:pPr/>
+      <w:r>
+        <w:rPr>
+          <w:lang w:val="es_ES" w:bidi="es_ES"/>
+        </w:rPr>
+      </w:r>
+      <w:r>
+        <w:rPr>
+          <w:lang w:val="es_ES" w:bidi="es_ES"/>
+        </w:rPr>
+        <w:t>Había diferentes maneras en que las personas hacían la adivinación. Por ejemplo, algunas personas mataban a un animal y luego miraban la forma que tenían los órganos del animal. Si el órgano se veía de cierta manera, entonces pensaban que algo sucedería. Si se veía diferente, entonces alguna otra cosa sucedería. O, las personas miraban la manera en que el humo se movía cuando quemaban algo, y pensaban que los diferentes movimientos tenían diferentes significados. Otras personas miraban a las estrellas y a los planetas en el cielo y le daban un significado a sus posiciones.</w:t>
+      </w:r>
+    </w:p>
+    <w:p>
+      <w:pPr/>
+      <w:r>
+        <w:rPr>
+          <w:lang w:val="es_ES" w:bidi="es_ES"/>
+        </w:rPr>
+      </w:r>
+      <w:r>
+        <w:rPr>
+          <w:lang w:val="es_ES" w:bidi="es_ES"/>
+        </w:rPr>
+        <w:t>Dios ha prohibido a su pueblo usar la adivinación. ¡Las personas de Dios no necesitan usar tales rituales para descubrir lo que Dios quiere! Dios les dice a las personas lo que quiere de ellas a través de sus Escrituras y a través de mensajeros que comunican los mensajes de Dios, y el pueblo de Dios necesita confiar en Dios para el futuro.</w:t>
+      </w:r>
+      <w:r>
+        <w:rPr>
+          <w:lang w:val="es_ES" w:bidi="es_ES"/>
+        </w:rPr>
+      </w:r>
+      <w:r>
+        <w:rPr>
+          <w:lang w:val="es_ES" w:bidi="es_ES"/>
+        </w:rPr>
+      </w:r>
+    </w:p>
+    <w:p>
+      <w:pPr/>
+      <w:r>
+        <w:rPr>
+          <w:lang w:val="es_ES" w:bidi="es_ES"/>
+        </w:rPr>
+      </w:r>
+    </w:p>
+    <w:p>
+      <w:pPr>
+        <w:pStyle w:val="Heading2"/>
+      </w:pPr>
+      <w:r>
+        <w:rPr>
+          <w:lang w:val="es_ES" w:bidi="es_ES"/>
+        </w:rPr>
+        <w:t>divorce</w:t>
+      </w:r>
+      <w:r>
+        <w:rPr>
+          <w:lang w:val="es_ES" w:bidi="es_ES"/>
+        </w:rPr>
+      </w:r>
+    </w:p>
+    <w:p>
+      <w:pPr/>
+      <w:r>
+        <w:rPr>
+          <w:lang w:val="es_ES" w:bidi="es_ES"/>
+        </w:rPr>
+      </w:r>
+      <w:r>
+        <w:rPr>
+          <w:lang w:val="es_ES" w:bidi="es_ES"/>
+        </w:rPr>
+        <w:t xml:space="preserve">El </w:t>
+      </w:r>
+      <w:r>
+        <w:rPr>
+          <w:b/>
+          <w:lang w:val="es_ES" w:bidi="es_ES"/>
+        </w:rPr>
+        <w:t>divorcio</w:t>
+      </w:r>
+      <w:r>
+        <w:rPr>
+          <w:lang w:val="es_ES" w:bidi="es_ES"/>
+        </w:rPr>
+        <w:t xml:space="preserve"> es la separación permanente y legal entre el marido y la mujer. En el Antiguo Testamento, la </w:t>
+      </w:r>
+      <w:hyperlink r:id="rId37">
+        <w:r>
+          <w:rPr>
+            <w:lang w:val="es_ES" w:bidi="es_ES"/>
+          </w:rPr>
+          <w:rPr>
+            <w:color w:val="0000EE"/>
+            <w:u w:val="single"/>
+          </w:rPr>
+          <w:t>ley</w:t>
+        </w:r>
+      </w:hyperlink>
+      <w:r>
+        <w:rPr>
+          <w:lang w:val="es_ES" w:bidi="es_ES"/>
+        </w:rPr>
+        <w:t xml:space="preserve"> de Dios permitía a un hombre divorciarse de su esposa si él pensaba que ella tenía relaciónes con otro hombre. Sin embargo, Dios deja claro que odia el divorcio. Dios quiere que el marido y la mujer vivan juntos en armonía y se dediquen el uno al otro.</w:t>
+      </w:r>
+    </w:p>
+    <w:p>
+      <w:pPr/>
+      <w:r>
+        <w:rPr>
+          <w:lang w:val="es_ES" w:bidi="es_ES"/>
+        </w:rPr>
+      </w:r>
+      <w:r>
+        <w:rPr>
+          <w:lang w:val="es_ES" w:bidi="es_ES"/>
+        </w:rPr>
+        <w:t>En el Nuevo Testamento, Jesús también enseña a las personas que el divorcio está mal. Dios quiere que el marido y la mujer vivan juntos en unidad.</w:t>
+      </w:r>
+      <w:r>
+        <w:rPr>
+          <w:lang w:val="es_ES" w:bidi="es_ES"/>
+        </w:rPr>
+      </w:r>
+      <w:r>
+        <w:rPr>
+          <w:lang w:val="es_ES" w:bidi="es_ES"/>
+        </w:rPr>
+      </w:r>
+    </w:p>
+    <w:p>
+      <w:pPr/>
+      <w:r>
+        <w:rPr>
+          <w:lang w:val="es_ES" w:bidi="es_ES"/>
+        </w:rPr>
+      </w:r>
+    </w:p>
+    <w:p>
+      <w:pPr>
+        <w:pStyle w:val="Heading2"/>
+      </w:pPr>
+      <w:r>
+        <w:rPr>
+          <w:lang w:val="es_ES" w:bidi="es_ES"/>
+        </w:rPr>
+        <w:t>donkey</w:t>
+      </w:r>
+      <w:r>
+        <w:rPr>
+          <w:lang w:val="es_ES" w:bidi="es_ES"/>
+        </w:rPr>
+      </w:r>
+    </w:p>
+    <w:p>
+      <w:pPr/>
+      <w:r>
+        <w:rPr>
+          <w:lang w:val="es_ES" w:bidi="es_ES"/>
+        </w:rPr>
+      </w:r>
+      <w:r>
+        <w:rPr>
+          <w:lang w:val="es_ES" w:bidi="es_ES"/>
+        </w:rPr>
+        <w:t xml:space="preserve">Un </w:t>
+      </w:r>
+      <w:r>
+        <w:rPr>
+          <w:b/>
+          <w:lang w:val="es_ES" w:bidi="es_ES"/>
+        </w:rPr>
+        <w:t>burro</w:t>
+      </w:r>
+      <w:r>
+        <w:rPr>
+          <w:lang w:val="es_ES" w:bidi="es_ES"/>
+        </w:rPr>
+        <w:t xml:space="preserve"> es un animal que es lo suficientemente grande como para transportar cargas pesadas o personas. Las personas tenían burros para ayudarlos a trabajar en sus campos o para llevar cargas. Un burro era considerado un animal de paz, en contraste a un caballo, que es un animal más grande que los soldados montaban cuando estaban peleando batallas en la guerra.</w:t>
+      </w:r>
+      <w:r>
+        <w:rPr>
+          <w:lang w:val="es_ES" w:bidi="es_ES"/>
+        </w:rPr>
+      </w:r>
+      <w:r>
+        <w:rPr>
+          <w:lang w:val="es_ES" w:bidi="es_ES"/>
+        </w:rPr>
+      </w:r>
+    </w:p>
+    <w:p>
+      <w:pPr/>
+      <w:r>
+        <w:rPr>
+          <w:lang w:val="es_ES" w:bidi="es_ES"/>
+        </w:rPr>
+      </w:r>
+    </w:p>
+    <w:p>
+      <w:pPr>
+        <w:pStyle w:val="Heading2"/>
+      </w:pPr>
+      <w:r>
+        <w:rPr>
+          <w:lang w:val="es_ES" w:bidi="es_ES"/>
+        </w:rPr>
+        <w:t>dove</w:t>
+      </w:r>
+      <w:r>
+        <w:rPr>
+          <w:lang w:val="es_ES" w:bidi="es_ES"/>
+        </w:rPr>
+      </w:r>
+    </w:p>
+    <w:p>
+      <w:pPr/>
+      <w:r>
+        <w:rPr>
+          <w:lang w:val="es_ES" w:bidi="es_ES"/>
+        </w:rPr>
+      </w:r>
+      <w:r>
+        <w:rPr>
+          <w:lang w:val="es_ES" w:bidi="es_ES"/>
+        </w:rPr>
+        <w:t xml:space="preserve">Una </w:t>
+      </w:r>
+      <w:r>
+        <w:rPr>
+          <w:b/>
+          <w:lang w:val="es_ES" w:bidi="es_ES"/>
+        </w:rPr>
+        <w:t>paloma</w:t>
+      </w:r>
+      <w:r>
+        <w:rPr>
+          <w:lang w:val="es_ES" w:bidi="es_ES"/>
+        </w:rPr>
+        <w:t xml:space="preserve">es un tipo de ave que es muy común en </w:t>
+      </w:r>
+      <w:hyperlink r:id="rId16">
+        <w:r>
+          <w:rPr>
+            <w:lang w:val="es_ES" w:bidi="es_ES"/>
+          </w:rPr>
+          <w:rPr>
+            <w:color w:val="0000EE"/>
+            <w:u w:val="single"/>
+          </w:rPr>
+          <w:t>Israel</w:t>
+        </w:r>
+      </w:hyperlink>
+      <w:r>
+        <w:rPr>
+          <w:lang w:val="es_ES" w:bidi="es_ES"/>
+        </w:rPr>
+        <w:t>. Hay diferentes tipos y tamaños de palomas. Algunas son blancas y otras están salpicadas o tienen varios colores. Una paloma es considerada un ave agradable y pacífica. Las palomas pueden volar largas distancias, y son muy buenas para encontrar el camino de regreso de donde vinieron.</w:t>
+      </w:r>
+    </w:p>
+    <w:p>
+      <w:pPr/>
+      <w:r>
+        <w:rPr>
+          <w:lang w:val="es_ES" w:bidi="es_ES"/>
+        </w:rPr>
+      </w:r>
+      <w:r>
+        <w:rPr>
+          <w:lang w:val="es_ES" w:bidi="es_ES"/>
+        </w:rPr>
+        <w:t xml:space="preserve">Dios requería que los </w:t>
+      </w:r>
+      <w:r>
+        <w:rPr>
+          <w:b/>
+          <w:lang w:val="es_ES" w:bidi="es_ES"/>
+        </w:rPr>
+        <w:t>israelitas</w:t>
+      </w:r>
+      <w:r>
+        <w:rPr>
+          <w:lang w:val="es_ES" w:bidi="es_ES"/>
+        </w:rPr>
+        <w:t xml:space="preserve"> le ofrecieran </w:t>
+      </w:r>
+      <w:r>
+        <w:rPr>
+          <w:b/>
+          <w:lang w:val="es_ES" w:bidi="es_ES"/>
+        </w:rPr>
+        <w:t>sacrificios</w:t>
+      </w:r>
+      <w:r>
+        <w:rPr>
+          <w:lang w:val="es_ES" w:bidi="es_ES"/>
+        </w:rPr>
+        <w:t xml:space="preserve"> de animales durante diferentes rituales. Por lo general, estos animales eran ovejas, cabras o toros. Para las personas pobres, estos animales eran demasiado caros. Por lo tanto, Dios permitió que las personas sacrificaran un par de palomas en su lugar.</w:t>
+      </w:r>
+    </w:p>
+    <w:p>
+      <w:pPr/>
+      <w:r>
+        <w:rPr>
+          <w:lang w:val="es_ES" w:bidi="es_ES"/>
+        </w:rPr>
+      </w:r>
+      <w:r>
+        <w:rPr>
+          <w:lang w:val="es_ES" w:bidi="es_ES"/>
+        </w:rPr>
+        <w:t xml:space="preserve">Cuando Jesús fue </w:t>
+      </w:r>
+      <w:r>
+        <w:rPr>
+          <w:b/>
+          <w:lang w:val="es_ES" w:bidi="es_ES"/>
+        </w:rPr>
+        <w:t>bautizado</w:t>
+      </w:r>
+      <w:r>
+        <w:rPr>
+          <w:lang w:val="es_ES" w:bidi="es_ES"/>
+        </w:rPr>
+        <w:t xml:space="preserve">, el </w:t>
+      </w:r>
+      <w:hyperlink r:id="rId38">
+        <w:r>
+          <w:rPr>
+            <w:lang w:val="es_ES" w:bidi="es_ES"/>
+          </w:rPr>
+          <w:rPr>
+            <w:color w:val="0000EE"/>
+            <w:u w:val="single"/>
+          </w:rPr>
+          <w:t>Espíritu Santo</w:t>
+        </w:r>
+      </w:hyperlink>
+      <w:r>
+        <w:rPr>
+          <w:lang w:val="es_ES" w:bidi="es_ES"/>
+        </w:rPr>
+        <w:t xml:space="preserve"> cayó sobre él pareciéndo a una paloma. Esto no quiere decir que el Espíritu Santo sea una paloma, solo que en ese momento el Espíritu Santo se parecía a una paloma.</w:t>
+      </w:r>
+      <w:r>
+        <w:rPr>
+          <w:lang w:val="es_ES" w:bidi="es_ES"/>
+        </w:rPr>
+      </w:r>
+      <w:r>
+        <w:rPr>
+          <w:lang w:val="es_ES" w:bidi="es_ES"/>
+        </w:rPr>
+      </w:r>
+    </w:p>
+    <w:p>
+      <w:pPr/>
+      <w:r>
+        <w:rPr>
+          <w:lang w:val="es_ES" w:bidi="es_ES"/>
+        </w:rPr>
+      </w:r>
+    </w:p>
+    <w:p>
+      <w:pPr>
+        <w:pStyle w:val="Heading2"/>
+      </w:pPr>
+      <w:r>
+        <w:rPr>
+          <w:lang w:val="es_ES" w:bidi="es_ES"/>
+        </w:rPr>
+        <w:t>drachma</w:t>
+      </w:r>
+      <w:r>
+        <w:rPr>
+          <w:lang w:val="es_ES" w:bidi="es_ES"/>
+        </w:rPr>
+      </w:r>
+    </w:p>
+    <w:p>
+      <w:pPr/>
+      <w:r>
+        <w:rPr>
+          <w:lang w:val="es_ES" w:bidi="es_ES"/>
+        </w:rPr>
+      </w:r>
+      <w:r>
+        <w:rPr>
+          <w:lang w:val="es_ES" w:bidi="es_ES"/>
+        </w:rPr>
+        <w:t xml:space="preserve">Una </w:t>
+      </w:r>
+      <w:r>
+        <w:rPr>
+          <w:b/>
+          <w:lang w:val="es_ES" w:bidi="es_ES"/>
+        </w:rPr>
+        <w:t>dracma</w:t>
+      </w:r>
+      <w:r>
+        <w:rPr>
+          <w:lang w:val="es_ES" w:bidi="es_ES"/>
+        </w:rPr>
+        <w:t xml:space="preserve"> es una moneda griega de plata que vale aproximadamente el salario de un día. Las personas en la época de Jesús generalmente usaban la moneda romana de plata que llamaba </w:t>
+      </w:r>
+      <w:hyperlink r:id="rId39">
+        <w:r>
+          <w:rPr>
+            <w:lang w:val="es_ES" w:bidi="es_ES"/>
+          </w:rPr>
+          <w:rPr>
+            <w:color w:val="0000EE"/>
+            <w:u w:val="single"/>
+          </w:rPr>
+          <w:t>denario</w:t>
+        </w:r>
+      </w:hyperlink>
+      <w:r>
+        <w:rPr>
+          <w:lang w:val="es_ES" w:bidi="es_ES"/>
+        </w:rPr>
+        <w:t>, pero es posible que a veces las personas en la época de Jesús usaran las monedas griegas de plata que se llamaban dracmas. También es posible que las personas usaran la palabra dracma para referirse a un denario. Un denario es aproximadamente del mismo tamaño y vale aproximadamente la misma cantidad que una dracma.</w:t>
+      </w:r>
+      <w:r>
+        <w:rPr>
+          <w:lang w:val="es_ES" w:bidi="es_ES"/>
+        </w:rPr>
+      </w:r>
+      <w:r>
+        <w:rPr>
+          <w:lang w:val="es_ES" w:bidi="es_ES"/>
+        </w:rPr>
+      </w:r>
+    </w:p>
+    <w:p>
+      <w:pPr/>
+      <w:r>
+        <w:rPr>
+          <w:lang w:val="es_ES" w:bidi="es_ES"/>
+        </w:rPr>
+      </w:r>
+    </w:p>
+    <w:p>
+      <w:pPr>
+        <w:pStyle w:val="Heading2"/>
+      </w:pPr>
+      <w:r>
+        <w:rPr>
+          <w:lang w:val="es_ES" w:bidi="es_ES"/>
+        </w:rPr>
+        <w:t>dream</w:t>
+      </w:r>
+      <w:r>
+        <w:rPr>
+          <w:lang w:val="es_ES" w:bidi="es_ES"/>
+        </w:rPr>
+      </w:r>
+    </w:p>
+    <w:p>
+      <w:pPr/>
+      <w:r>
+        <w:rPr>
+          <w:lang w:val="es_ES" w:bidi="es_ES"/>
+        </w:rPr>
+      </w:r>
+      <w:r>
+        <w:rPr>
+          <w:lang w:val="es_ES" w:bidi="es_ES"/>
+        </w:rPr>
+        <w:t xml:space="preserve">Cuando están durmiendo pero experimentan algunos eventos que realmente no están sucediendo, o están viendo cosas que realmente no están allí, están teniendo un </w:t>
+      </w:r>
+      <w:r>
+        <w:rPr>
+          <w:b/>
+          <w:lang w:val="es_ES" w:bidi="es_ES"/>
+        </w:rPr>
+        <w:t>sueño</w:t>
+      </w:r>
+      <w:r>
+        <w:rPr>
+          <w:lang w:val="es_ES" w:bidi="es_ES"/>
+        </w:rPr>
+        <w:t xml:space="preserve">. </w:t>
+      </w:r>
+      <w:hyperlink r:id="rId40">
+        <w:r>
+          <w:rPr>
+            <w:lang w:val="es_ES" w:bidi="es_ES"/>
+          </w:rPr>
+          <w:rPr>
+            <w:color w:val="0000EE"/>
+            <w:u w:val="single"/>
+          </w:rPr>
+          <w:t>Dios</w:t>
+        </w:r>
+      </w:hyperlink>
+      <w:r>
+        <w:rPr>
+          <w:lang w:val="es_ES" w:bidi="es_ES"/>
+        </w:rPr>
+        <w:t xml:space="preserve"> puede usar sueños para comunicarse con las personas. Dios puede usar sueños para decirle a las personas lo que sucederá en el futuro, o para decirles algo que necesitan hacer.</w:t>
+      </w:r>
+    </w:p>
+    <w:p>
+      <w:pPr/>
+      <w:r>
+        <w:rPr>
+          <w:lang w:val="es_ES" w:bidi="es_ES"/>
+        </w:rPr>
+      </w:r>
+      <w:r>
+        <w:rPr>
+          <w:lang w:val="es_ES" w:bidi="es_ES"/>
+        </w:rPr>
+        <w:t xml:space="preserve">Un sueño es diferente de una </w:t>
+      </w:r>
+      <w:hyperlink r:id="rId41">
+        <w:r>
+          <w:rPr>
+            <w:lang w:val="es_ES" w:bidi="es_ES"/>
+          </w:rPr>
+          <w:rPr>
+            <w:color w:val="0000EE"/>
+            <w:u w:val="single"/>
+          </w:rPr>
+          <w:t>visión</w:t>
+        </w:r>
+      </w:hyperlink>
+      <w:r>
+        <w:rPr>
+          <w:lang w:val="es_ES" w:bidi="es_ES"/>
+        </w:rPr>
+        <w:t>. Un sueño sucede cuando ustedes están dormidos, pero una visión sucede cuando están despiertos. Cuando tienen una visión, ven algo o escuchan algo que otras personas a su alrededor no pueden ver ni escuchar, aunque pueden estar justo al lado de ustedes. Dios también usa visiones para comunicarse con las personas, así como usa los sueños.</w:t>
       </w:r>
       <w:r>
         <w:rPr>

--- a/spa/docx/004.content.docx
+++ b/spa/docx/004.content.docx
@@ -39,80 +39,37 @@
           <w:b/>
           <w:lang w:val="es_ES" w:bidi="es_ES"/>
         </w:rPr>
-        <w:t>Familiarization, Internalization, Articulation (Fia) Terms</w:t>
-      </w:r>
-      <w:r>
-        <w:rPr>
-          <w:lang w:val="es_ES" w:bidi="es_ES"/>
-        </w:rPr>
-        <w:t xml:space="preserve"> (Spanish) is based on: </w:t>
-      </w:r>
-      <w:r>
-        <w:rPr>
-          <w:lang w:val="es_ES" w:bidi="es_ES"/>
-        </w:rPr>
-        <w:t>Familiarization, Internalization, Articulation (Fia) Terms</w:t>
-      </w:r>
-      <w:r>
-        <w:rPr>
-          <w:lang w:val="es_ES" w:bidi="es_ES"/>
-        </w:rPr>
-        <w:t xml:space="preserve">, </w:t>
-      </w:r>
-      <w:hyperlink r:id="rId13">
-        <w:r>
-          <w:rPr>
-            <w:lang w:val="es_ES" w:bidi="es_ES"/>
-          </w:rPr>
-          <w:rPr>
-            <w:color w:val="0000EE"/>
-            <w:u w:val="single"/>
-          </w:rPr>
-          <w:t>SRV Partners</w:t>
-        </w:r>
-      </w:hyperlink>
-      <w:r>
-        <w:rPr>
-          <w:lang w:val="es_ES" w:bidi="es_ES"/>
-        </w:rPr>
-        <w:t xml:space="preserve">, 2023, which is licensed under a </w:t>
-      </w:r>
-      <w:hyperlink r:id="rId14">
-        <w:r>
-          <w:rPr>
-            <w:lang w:val="es_ES" w:bidi="es_ES"/>
-          </w:rPr>
-          <w:rPr>
-            <w:color w:val="0000EE"/>
-            <w:u w:val="single"/>
-          </w:rPr>
-          <w:t>CC BY-SA 4.0 license</w:t>
-        </w:r>
-      </w:hyperlink>
-      <w:r>
-        <w:rPr>
-          <w:lang w:val="es_ES" w:bidi="es_ES"/>
-        </w:rPr>
-        <w:t>.</w:t>
-      </w:r>
-      <w:r>
-        <w:rPr>
-          <w:lang w:val="es_ES" w:bidi="es_ES"/>
-        </w:rPr>
-      </w:r>
-    </w:p>
-    <w:p>
-      <w:pPr/>
-      <w:r>
-        <w:rPr>
-          <w:lang w:val="es_ES" w:bidi="es_ES"/>
-        </w:rPr>
-      </w:r>
-      <w:r>
-        <w:rPr>
-          <w:lang w:val="es_ES" w:bidi="es_ES"/>
-        </w:rPr>
-        <w:t>This PDF version is provided under the same license.</w:t>
+        <w:t>Familiarization, Internalization, Articulation (FIA) Key Terms</w:t>
+      </w:r>
+      <w:r>
+        <w:rPr>
+          <w:lang w:val="es_ES" w:bidi="es_ES"/>
+        </w:rPr>
+        <w:t xml:space="preserve"> © 2023 SRV Partners Released under CC BY-SA 4.0 license. </w:t>
+      </w:r>
+      <w:r>
+        <w:rPr>
+          <w:lang w:val="es_ES" w:bidi="es_ES"/>
+        </w:rPr>
+        <w:t>Familiarization, Internalization, Articulation (FIA) Key Terms</w:t>
+      </w:r>
+      <w:r>
+        <w:rPr>
+          <w:lang w:val="es_ES" w:bidi="es_ES"/>
+        </w:rPr>
+        <w:t xml:space="preserve"> has been adapted in the following languages Tok Pisin, عربي, Français, हिंदी, Bahasa Indonesia, Português, Русский, Español, Kiswahili, 简体中文 from </w:t>
+      </w:r>
+      <w:r>
+        <w:rPr>
+          <w:lang w:val="es_ES" w:bidi="es_ES"/>
+        </w:rPr>
+        <w:t>Familiarization, Internalization, Articulation (FIA)</w:t>
+      </w:r>
+      <w:r>
+        <w:rPr>
+          <w:lang w:val="es_ES" w:bidi="es_ES"/>
+        </w:rPr>
+        <w:t xml:space="preserve"> © 2023 SRV Partners. Released under CC BY-SA 4.0 license by Mission Mutual</w:t>
       </w:r>
       <w:r>
         <w:rPr>
@@ -170,7 +127,7 @@
         <w:rPr>
           <w:lang w:val="es_ES" w:bidi="es_ES"/>
         </w:rPr>
-        <w:t>D</w:t>
+        <w:t>F</w:t>
       </w:r>
       <w:r>
         <w:rPr>
@@ -233,7 +190,7 @@
         <w:rPr>
           <w:lang w:val="es_ES" w:bidi="es_ES"/>
         </w:rPr>
-        <w:t>david</w:t>
+        <w:t>fe</w:t>
       </w:r>
       <w:r>
         <w:rPr>
@@ -248,18 +205,76 @@
           <w:lang w:val="es_ES" w:bidi="es_ES"/>
         </w:rPr>
       </w:r>
+      <w:hyperlink r:id="rId13">
+        <w:r>
+          <w:rPr>
+            <w:lang w:val="es_ES" w:bidi="es_ES"/>
+          </w:rPr>
+          <w:rPr>
+            <w:color w:val="0000EE"/>
+            <w:u w:val="single"/>
+          </w:rPr>
+          <w:t>Creer</w:t>
+        </w:r>
+      </w:hyperlink>
+      <w:r>
+        <w:rPr>
+          <w:lang w:val="es_ES" w:bidi="es_ES"/>
+        </w:rPr>
+        <w:t xml:space="preserve"> y tener </w:t>
+      </w:r>
       <w:r>
         <w:rPr>
           <w:b/>
           <w:lang w:val="es_ES" w:bidi="es_ES"/>
         </w:rPr>
-        <w:t>David</w:t>
-      </w:r>
-      <w:r>
-        <w:rPr>
-          <w:lang w:val="es_ES" w:bidi="es_ES"/>
-        </w:rPr>
-        <w:t xml:space="preserve"> fue el segundo </w:t>
+        <w:t>fe</w:t>
+      </w:r>
+      <w:r>
+        <w:rPr>
+          <w:lang w:val="es_ES" w:bidi="es_ES"/>
+        </w:rPr>
+        <w:t xml:space="preserve"> significan la misma cosa.</w:t>
+      </w:r>
+    </w:p>
+    <w:p>
+      <w:pPr/>
+      <w:r>
+        <w:rPr>
+          <w:lang w:val="es_ES" w:bidi="es_ES"/>
+        </w:rPr>
+      </w:r>
+      <w:r>
+        <w:rPr>
+          <w:lang w:val="es_ES" w:bidi="es_ES"/>
+        </w:rPr>
+        <w:t>Si creen en alguien, creen que lo que esa persona dice sobre sí misma es verdad. Entonces, confían en esta persona y están comprometidos a hacer lo que esta persona les diga que tienen que hacer.</w:t>
+      </w:r>
+    </w:p>
+    <w:p>
+      <w:pPr/>
+      <w:r>
+        <w:rPr>
+          <w:lang w:val="es_ES" w:bidi="es_ES"/>
+        </w:rPr>
+      </w:r>
+      <w:hyperlink r:id="rId14">
+        <w:r>
+          <w:rPr>
+            <w:lang w:val="es_ES" w:bidi="es_ES"/>
+          </w:rPr>
+          <w:rPr>
+            <w:color w:val="0000EE"/>
+            <w:u w:val="single"/>
+          </w:rPr>
+          <w:t>Abraham</w:t>
+        </w:r>
+      </w:hyperlink>
+      <w:r>
+        <w:rPr>
+          <w:lang w:val="es_ES" w:bidi="es_ES"/>
+        </w:rPr>
+        <w:t xml:space="preserve"> creía que Dios decía la verdad cuando Él prometió que Abraham tendría muchos </w:t>
       </w:r>
       <w:hyperlink r:id="rId15">
         <w:r>
@@ -270,14 +285,42 @@
             <w:color w:val="0000EE"/>
             <w:u w:val="single"/>
           </w:rPr>
-          <w:t>rey</w:t>
+          <w:t>descendientes</w:t>
         </w:r>
       </w:hyperlink>
       <w:r>
         <w:rPr>
           <w:lang w:val="es_ES" w:bidi="es_ES"/>
         </w:rPr>
-        <w:t xml:space="preserve"> de </w:t>
+        <w:t>, aunque Abraham ya era viejo y no tenía ni siquiera un hijo. Abraham confiaba en que Dios cumpliría su promesa, aunque parecía imposible.</w:t>
+      </w:r>
+    </w:p>
+    <w:p>
+      <w:pPr/>
+      <w:r>
+        <w:rPr>
+          <w:lang w:val="es_ES" w:bidi="es_ES"/>
+        </w:rPr>
+      </w:r>
+      <w:r>
+        <w:rPr>
+          <w:lang w:val="es_ES" w:bidi="es_ES"/>
+        </w:rPr>
+        <w:t>Si creen en Dios, aceptan que Dios existe y que lo que Dios dice en la Biblia es verdad. Ustedes confían en que Dios cumplirá todas sus promesas, incluso cuando parece imposible. Como resultado, están comprometidos a obedecer todo lo que Dios quiere que hagan.</w:t>
+      </w:r>
+    </w:p>
+    <w:p>
+      <w:pPr/>
+      <w:r>
+        <w:rPr>
+          <w:lang w:val="es_ES" w:bidi="es_ES"/>
+        </w:rPr>
+      </w:r>
+      <w:r>
+        <w:rPr>
+          <w:lang w:val="es_ES" w:bidi="es_ES"/>
+        </w:rPr>
+        <w:t xml:space="preserve">Cuando creen en Jesús, creen que Jesús de verdad es el </w:t>
       </w:r>
       <w:hyperlink r:id="rId16">
         <w:r>
@@ -288,28 +331,14 @@
             <w:color w:val="0000EE"/>
             <w:u w:val="single"/>
           </w:rPr>
-          <w:t>Israel</w:t>
+          <w:t>hijo de Dios</w:t>
         </w:r>
       </w:hyperlink>
       <w:r>
         <w:rPr>
           <w:lang w:val="es_ES" w:bidi="es_ES"/>
         </w:rPr>
-        <w:t>. Vivió unos 1000 años antes del nacimiento de Jesús.</w:t>
-      </w:r>
-    </w:p>
-    <w:p>
-      <w:pPr/>
-      <w:r>
-        <w:rPr>
-          <w:lang w:val="es_ES" w:bidi="es_ES"/>
-        </w:rPr>
-      </w:r>
-      <w:r>
-        <w:rPr>
-          <w:lang w:val="es_ES" w:bidi="es_ES"/>
-        </w:rPr>
-        <w:t xml:space="preserve">David era el hijo más joven de un hombre llamado Jesé. David cuidaba de las ovejas de su padre. Jesé y su familia vivían en la aldea llamada </w:t>
+        <w:t xml:space="preserve">. Confían en que Jesús realmente ha muerto por sus </w:t>
       </w:r>
       <w:hyperlink r:id="rId17">
         <w:r>
@@ -320,14 +349,14 @@
             <w:color w:val="0000EE"/>
             <w:u w:val="single"/>
           </w:rPr>
-          <w:t>Belén</w:t>
+          <w:t>pecados</w:t>
         </w:r>
       </w:hyperlink>
       <w:r>
         <w:rPr>
           <w:lang w:val="es_ES" w:bidi="es_ES"/>
         </w:rPr>
-        <w:t xml:space="preserve">. Los hermanos mayores de David eran soldados en el ejército del rey Saúl, el primer rey de Israel. El rey Saúl había sido desobediente a Dios, y por lo que Dios lo había rechazado. Debido a esto, Dios instruyó al </w:t>
+        <w:t xml:space="preserve">, y que Dios los ha </w:t>
       </w:r>
       <w:hyperlink r:id="rId18">
         <w:r>
@@ -338,32 +367,14 @@
             <w:color w:val="0000EE"/>
             <w:u w:val="single"/>
           </w:rPr>
-          <w:t>profeta</w:t>
+          <w:t>perdonado</w:t>
         </w:r>
       </w:hyperlink>
       <w:r>
         <w:rPr>
           <w:lang w:val="es_ES" w:bidi="es_ES"/>
         </w:rPr>
-        <w:t xml:space="preserve"> Samuel a </w:t>
-      </w:r>
-      <w:hyperlink r:id="rId19">
-        <w:r>
-          <w:rPr>
-            <w:lang w:val="es_ES" w:bidi="es_ES"/>
-          </w:rPr>
-          <w:rPr>
-            <w:color w:val="0000EE"/>
-            <w:u w:val="single"/>
-          </w:rPr>
-          <w:t>ungir</w:t>
-        </w:r>
-      </w:hyperlink>
-      <w:r>
-        <w:rPr>
-          <w:lang w:val="es_ES" w:bidi="es_ES"/>
-        </w:rPr>
-        <w:t>, lo que significaba nombrar, a David como el próximo rey. Pero esto era un secreto al principio, y Saúl permaneció rey durante muchos años más. David se convirtió en comandante en el ejército del rey, y Dios lo ayudaba para que, a través de David, Israel pudiera ganar muchas batallas. David era muy popular entre el pueblo, y su mejor amigo era Jonatán, un hijo del rey Saúl. El rey Saúl se puso celoso de David y trató de matarlo varias veces, por lo que David tuvo que huir. David reunió a un grupo de hombres a su alrededor y vivía lejos del pueblo en las montañas. El rey a veces perseguía a David, y David, más de una vez, tuvo la oportunidad de matar al rey, pero nunca lo hizo.</w:t>
+        <w:t xml:space="preserve"> y los ha aceptado. Como resultado, están comprometidos a hacer todo lo que Jesús ha ordenado.</w:t>
       </w:r>
     </w:p>
     <w:p>
@@ -377,38 +388,20 @@
         <w:rPr>
           <w:lang w:val="es_ES" w:bidi="es_ES"/>
         </w:rPr>
-        <w:t xml:space="preserve">Una vez, cuando el rey Saúl y su ejército estaban luchando con algunos enemigos, los </w:t>
-      </w:r>
-      <w:r>
-        <w:rPr>
-          <w:b/>
-          <w:lang w:val="es_ES" w:bidi="es_ES"/>
-        </w:rPr>
-        <w:t>israelitas</w:t>
-      </w:r>
-      <w:r>
-        <w:rPr>
-          <w:lang w:val="es_ES" w:bidi="es_ES"/>
-        </w:rPr>
-        <w:t xml:space="preserve"> perdieron una batalla y el rey Saúl y sus hijos fueron asesinados. Después de esto, el pueblo de Israel proclamó a David como su rey. David comenzó a vivir en </w:t>
-      </w:r>
-      <w:hyperlink r:id="rId20">
-        <w:r>
-          <w:rPr>
-            <w:lang w:val="es_ES" w:bidi="es_ES"/>
-          </w:rPr>
-          <w:rPr>
-            <w:color w:val="0000EE"/>
-            <w:u w:val="single"/>
-          </w:rPr>
-          <w:t>Jerusalén</w:t>
-        </w:r>
-      </w:hyperlink>
-      <w:r>
-        <w:rPr>
-          <w:lang w:val="es_ES" w:bidi="es_ES"/>
-        </w:rPr>
-        <w:t>, que se convirtió en la ciudad más importante de Israel.</w:t>
+        <w:t xml:space="preserve">La Biblia a veces dice que las personas deben creer en el </w:t>
+      </w:r>
+      <w:r>
+        <w:rPr>
+          <w:i/>
+          <w:lang w:val="es_ES" w:bidi="es_ES"/>
+        </w:rPr>
+        <w:t>nombre</w:t>
+      </w:r>
+      <w:r>
+        <w:rPr>
+          <w:lang w:val="es_ES" w:bidi="es_ES"/>
+        </w:rPr>
+        <w:t xml:space="preserve"> de Jesús. Esto significa lo mismo que creer en Jesús.</w:t>
       </w:r>
     </w:p>
     <w:p>
@@ -422,38 +415,7 @@
         <w:rPr>
           <w:lang w:val="es_ES" w:bidi="es_ES"/>
         </w:rPr>
-        <w:t xml:space="preserve">David se convirtió en el rey más amado de Israel. David amaba a Dios y confiaba en él. Por eso, Dios lo llamaba un "hombre conforme al corazón de Dios". David quería mucho construir un </w:t>
-      </w:r>
-      <w:hyperlink r:id="rId21">
-        <w:r>
-          <w:rPr>
-            <w:lang w:val="es_ES" w:bidi="es_ES"/>
-          </w:rPr>
-          <w:rPr>
-            <w:color w:val="0000EE"/>
-            <w:u w:val="single"/>
-          </w:rPr>
-          <w:t>templo</w:t>
-        </w:r>
-      </w:hyperlink>
-      <w:r>
-        <w:rPr>
-          <w:lang w:val="es_ES" w:bidi="es_ES"/>
-        </w:rPr>
-        <w:t xml:space="preserve"> para Dios, pero Dios le dijo a David que David no, sino el hijo de David, construiría este templo. Y Dios le dio a David una promesa muy importante. Dios prometió a David que uno de sus </w:t>
-      </w:r>
-      <w:r>
-        <w:rPr>
-          <w:b/>
-          <w:lang w:val="es_ES" w:bidi="es_ES"/>
-        </w:rPr>
-        <w:t>descendientes</w:t>
-      </w:r>
-      <w:r>
-        <w:rPr>
-          <w:lang w:val="es_ES" w:bidi="es_ES"/>
-        </w:rPr>
-        <w:t xml:space="preserve"> gobernaría para siempre sobre Israel.</w:t>
+        <w:t>Alguien que tiene gran fe o creencia, confía mucho en Dios, o Jesús.</w:t>
       </w:r>
     </w:p>
     <w:p>
@@ -465,66 +427,10 @@
       </w:r>
       <w:r>
         <w:rPr>
-          <w:lang w:val="es_ES" w:bidi="es_ES"/>
-        </w:rPr>
-        <w:t xml:space="preserve">Esto no significa que David nunca hizo nada malo. De hecho, hizo algunas cosas terribles: cometió </w:t>
-      </w:r>
-      <w:hyperlink r:id="rId22">
-        <w:r>
-          <w:rPr>
-            <w:lang w:val="es_ES" w:bidi="es_ES"/>
-          </w:rPr>
-          <w:rPr>
-            <w:color w:val="0000EE"/>
-            <w:u w:val="single"/>
-          </w:rPr>
-          <w:t>adulterio</w:t>
-        </w:r>
-      </w:hyperlink>
-      <w:r>
-        <w:rPr>
-          <w:lang w:val="es_ES" w:bidi="es_ES"/>
-        </w:rPr>
-        <w:t xml:space="preserve"> y asesinato. Pero se </w:t>
-      </w:r>
-      <w:r>
-        <w:rPr>
           <w:b/>
           <w:lang w:val="es_ES" w:bidi="es_ES"/>
         </w:rPr>
-        <w:t>arrepintió</w:t>
-      </w:r>
-      <w:r>
-        <w:rPr>
-          <w:lang w:val="es_ES" w:bidi="es_ES"/>
-        </w:rPr>
-        <w:t xml:space="preserve"> de sus </w:t>
-      </w:r>
-      <w:r>
-        <w:rPr>
-          <w:b/>
-          <w:lang w:val="es_ES" w:bidi="es_ES"/>
-        </w:rPr>
-        <w:t>pecados</w:t>
-      </w:r>
-      <w:r>
-        <w:rPr>
-          <w:lang w:val="es_ES" w:bidi="es_ES"/>
-        </w:rPr>
-        <w:t xml:space="preserve">, y Dios lo perdonó. Pero aunque Dios lo </w:t>
-      </w:r>
-      <w:r>
-        <w:rPr>
-          <w:b/>
-          <w:lang w:val="es_ES" w:bidi="es_ES"/>
-        </w:rPr>
-        <w:t>perdonó</w:t>
-      </w:r>
-      <w:r>
-        <w:rPr>
-          <w:lang w:val="es_ES" w:bidi="es_ES"/>
-        </w:rPr>
-        <w:t>, el efecto de los pecados de David significaba que a partir de ese momento siempre habría peleas y violencia en su familia, y varios de sus hijos murieron. Algunos de los hijos de David intentaron reemplazar a su padre como rey por la fuerza, ¡y una vez David tuvo que huir de su propio hijo!</w:t>
+        <w:t>Cuando estén traduciendo "creer", tengan cuidado con las siguientes cosas:</w:t>
       </w:r>
     </w:p>
     <w:p>
@@ -538,7 +444,26 @@
         <w:rPr>
           <w:lang w:val="es_ES" w:bidi="es_ES"/>
         </w:rPr>
-        <w:t>Cuando David se volvió muy anciano, proclamó rey a su hijo Salomón en su lugar.</w:t>
+        <w:t xml:space="preserve">En algunos idiomas, la palabra "creer" puede sonar como si alguien solo </w:t>
+      </w:r>
+      <w:r>
+        <w:rPr>
+          <w:i/>
+          <w:lang w:val="es_ES" w:bidi="es_ES"/>
+        </w:rPr>
+        <w:t>espera</w:t>
+      </w:r>
+      <w:r>
+        <w:rPr>
+          <w:lang w:val="es_ES" w:bidi="es_ES"/>
+        </w:rPr>
+        <w:t xml:space="preserve"> que algo sea verdad, pero no están seguros. Este no es el significado correcto. Por lo tanto, a veces puede ser mejor usar una palabra que signifique "confianza".</w:t>
+      </w:r>
+      <w:r>
+        <w:rPr>
+          <w:lang w:val="es_ES" w:bidi="es_ES"/>
+        </w:rPr>
+        <w:t>Pause here and do the following activity as a group: Realicen una pausa aquí y hagan la siguiente actividad como grupo:</w:t>
       </w:r>
     </w:p>
     <w:p>
@@ -552,35 +477,7 @@
         <w:rPr>
           <w:lang w:val="es_ES" w:bidi="es_ES"/>
         </w:rPr>
-        <w:t xml:space="preserve">Cientos de años después de la muerte de David, la </w:t>
-      </w:r>
-      <w:hyperlink r:id="rId23">
-        <w:r>
-          <w:rPr>
-            <w:lang w:val="es_ES" w:bidi="es_ES"/>
-          </w:rPr>
-          <w:rPr>
-            <w:color w:val="0000EE"/>
-            <w:u w:val="single"/>
-          </w:rPr>
-          <w:t>nación</w:t>
-        </w:r>
-      </w:hyperlink>
-      <w:r>
-        <w:rPr>
-          <w:lang w:val="es_ES" w:bidi="es_ES"/>
-        </w:rPr>
-        <w:t xml:space="preserve"> de Israel ya no existía. Los israelitas habían sido desobedientes a Dios y, para castigarlos, Dios envió a personas de otro país para conquistarlos. Los israelitas fueron derrotados y a partir de ese momento fueron gobernados por otras naciones. Ya no había un descendiente de David gobernando sobre Israel. Pero Dios nunca olvida una promesa, y por lo que el pueblo estaba esperando a que Dios les diera nuevamente a un descendiente de David como rey. Dios cumplió esta promesa a través de Jesús.</w:t>
-      </w:r>
-      <w:r>
-        <w:rPr>
-          <w:lang w:val="es_ES" w:bidi="es_ES"/>
-        </w:rPr>
-      </w:r>
-      <w:r>
-        <w:rPr>
-          <w:lang w:val="es_ES" w:bidi="es_ES"/>
-        </w:rPr>
+        <w:t>Pidan a una persona que se ofrezca como voluntario para ser la persona que tiene que confiar, o tener fe. Esta persona debe estar de pie dando la espalda a un grupo de al menos cinco personas, si tienen esa cantidad de personas. Estas cinco personas deben estar justo detrás del voluntario. Ellos deben ser capaces y estar dispuestos a agarrar al voluntario. Pídanle al voluntario que caiga entre los brazos del grupo de personas. ¿Ustedes dudan en hacer eso? ¿Cómo se sienten cuando deciden si caer o no a los brazos del grupo?</w:t>
       </w:r>
     </w:p>
     <w:p>
@@ -590,21 +487,11 @@
           <w:lang w:val="es_ES" w:bidi="es_ES"/>
         </w:rPr>
       </w:r>
-    </w:p>
-    <w:p>
-      <w:pPr>
-        <w:pStyle w:val="Heading2"/>
-      </w:pPr>
-      <w:r>
-        <w:rPr>
-          <w:lang w:val="es_ES" w:bidi="es_ES"/>
-        </w:rPr>
-        <w:t>decapolis</w:t>
-      </w:r>
-      <w:r>
-        <w:rPr>
-          <w:lang w:val="es_ES" w:bidi="es_ES"/>
-        </w:rPr>
+      <w:r>
+        <w:rPr>
+          <w:lang w:val="es_ES" w:bidi="es_ES"/>
+        </w:rPr>
+        <w:t>Quizás el voluntario elija no caer, aunque sabe que sus amigos los agarrarán. ¿Cómo se siente el grupo cuando el voluntario elige no caer a sus brazos?</w:t>
       </w:r>
     </w:p>
     <w:p>
@@ -616,65 +503,9 @@
       </w:r>
       <w:r>
         <w:rPr>
-          <w:b/>
-          <w:lang w:val="es_ES" w:bidi="es_ES"/>
-        </w:rPr>
-        <w:t>Decápolis</w:t>
-      </w:r>
-      <w:r>
-        <w:rPr>
-          <w:lang w:val="es_ES" w:bidi="es_ES"/>
-        </w:rPr>
-        <w:t xml:space="preserve"> significa literalmente “10 ciudades”. La palabra se refiere a un área al este del </w:t>
-      </w:r>
-      <w:hyperlink r:id="rId24">
-        <w:r>
-          <w:rPr>
-            <w:lang w:val="es_ES" w:bidi="es_ES"/>
-          </w:rPr>
-          <w:rPr>
-            <w:color w:val="0000EE"/>
-            <w:u w:val="single"/>
-          </w:rPr>
-          <w:t>Mar de Galilea</w:t>
-        </w:r>
-      </w:hyperlink>
-      <w:r>
-        <w:rPr>
-          <w:lang w:val="es_ES" w:bidi="es_ES"/>
-        </w:rPr>
-        <w:t xml:space="preserve"> y del </w:t>
-      </w:r>
-      <w:hyperlink r:id="rId25">
-        <w:r>
-          <w:rPr>
-            <w:lang w:val="es_ES" w:bidi="es_ES"/>
-          </w:rPr>
-          <w:rPr>
-            <w:color w:val="0000EE"/>
-            <w:u w:val="single"/>
-          </w:rPr>
-          <w:t>río Jordán</w:t>
-        </w:r>
-      </w:hyperlink>
-      <w:r>
-        <w:rPr>
-          <w:lang w:val="es_ES" w:bidi="es_ES"/>
-        </w:rPr>
-        <w:t xml:space="preserve">. La mayoría de las personas que vivían allí no eran </w:t>
-      </w:r>
-      <w:r>
-        <w:rPr>
-          <w:b/>
-          <w:lang w:val="es_ES" w:bidi="es_ES"/>
-        </w:rPr>
-        <w:t>judíos</w:t>
-      </w:r>
-      <w:r>
-        <w:rPr>
-          <w:lang w:val="es_ES" w:bidi="es_ES"/>
-        </w:rPr>
-        <w:t>.</w:t>
+          <w:lang w:val="es_ES" w:bidi="es_ES"/>
+        </w:rPr>
+        <w:t>Quizás el voluntario elija caer entre los brazos del grupo. ¿Cómo se siente el voluntario después de que el grupo lo agarra? ¿Cómo se siente el grupo, sabiendo que la persona ha confiado en ellos? Este es un ejemplo de tener fe, o confiar. Ustedes no confían a menos que realmente caigan a los brazos del grupo. Pueden decir que confían en el grupo, pero la verdadera confianza no sucede hasta que caen. Confiar significa actuar sobre lo que dicen.</w:t>
       </w:r>
       <w:r>
         <w:rPr>
@@ -703,7 +534,23 @@
         <w:rPr>
           <w:lang w:val="es_ES" w:bidi="es_ES"/>
         </w:rPr>
-        <w:t>demon</w:t>
+        <w:t>fe</w:t>
+      </w:r>
+      <w:r>
+        <w:rPr>
+          <w:lang w:val="es_ES" w:bidi="es_ES"/>
+        </w:rPr>
+      </w:r>
+    </w:p>
+    <w:p>
+      <w:pPr>
+        <w:pStyle w:val="Heading4"/>
+      </w:pPr>
+      <w:r>
+        <w:rPr>
+          <w:lang w:val="es_ES" w:bidi="es_ES"/>
+        </w:rPr>
+        <w:t>Audio Content</w:t>
       </w:r>
       <w:r>
         <w:rPr>
@@ -718,1017 +565,7 @@
           <w:lang w:val="es_ES" w:bidi="es_ES"/>
         </w:rPr>
       </w:r>
-      <w:r>
-        <w:rPr>
-          <w:lang w:val="es_ES" w:bidi="es_ES"/>
-        </w:rPr>
-        <w:t xml:space="preserve">Las expresiones </w:t>
-      </w:r>
-      <w:r>
-        <w:rPr>
-          <w:b/>
-          <w:lang w:val="es_ES" w:bidi="es_ES"/>
-        </w:rPr>
-        <w:t>demonio</w:t>
-      </w:r>
-      <w:r>
-        <w:rPr>
-          <w:lang w:val="es_ES" w:bidi="es_ES"/>
-        </w:rPr>
-        <w:t xml:space="preserve">, </w:t>
-      </w:r>
-      <w:r>
-        <w:rPr>
-          <w:b/>
-          <w:lang w:val="es_ES" w:bidi="es_ES"/>
-        </w:rPr>
-        <w:t>espíritus malignos</w:t>
-      </w:r>
-      <w:r>
-        <w:rPr>
-          <w:lang w:val="es_ES" w:bidi="es_ES"/>
-        </w:rPr>
-        <w:t xml:space="preserve"> o </w:t>
-      </w:r>
-      <w:r>
-        <w:rPr>
-          <w:b/>
-          <w:lang w:val="es_ES" w:bidi="es_ES"/>
-        </w:rPr>
-        <w:t>espíritu inmundo</w:t>
-      </w:r>
-      <w:r>
-        <w:rPr>
-          <w:lang w:val="es_ES" w:bidi="es_ES"/>
-        </w:rPr>
-        <w:t xml:space="preserve"> se refieren a la misma cosa. Un demonio es un espíritu que se rebela contra Dios. El líder de todos los demonios es llamado </w:t>
-      </w:r>
-      <w:hyperlink r:id="rId26">
-        <w:r>
-          <w:rPr>
-            <w:lang w:val="es_ES" w:bidi="es_ES"/>
-          </w:rPr>
-          <w:rPr>
-            <w:color w:val="0000EE"/>
-            <w:u w:val="single"/>
-          </w:rPr>
-          <w:t>Satanás</w:t>
-        </w:r>
-      </w:hyperlink>
-      <w:r>
-        <w:rPr>
-          <w:lang w:val="es_ES" w:bidi="es_ES"/>
-        </w:rPr>
-        <w:t xml:space="preserve">, el </w:t>
-      </w:r>
-      <w:hyperlink r:id="rId27">
-        <w:r>
-          <w:rPr>
-            <w:lang w:val="es_ES" w:bidi="es_ES"/>
-          </w:rPr>
-          <w:rPr>
-            <w:color w:val="0000EE"/>
-            <w:u w:val="single"/>
-          </w:rPr>
-          <w:t>diablo</w:t>
-        </w:r>
-      </w:hyperlink>
-      <w:r>
-        <w:rPr>
-          <w:lang w:val="es_ES" w:bidi="es_ES"/>
-        </w:rPr>
-        <w:t xml:space="preserve"> o a veces Beelzebú. Como Dios ha creado todo lo que existe, Dios también creó estos espíritus. Dios los creó buenos, como </w:t>
-      </w:r>
-      <w:r>
-        <w:rPr>
-          <w:b/>
-          <w:lang w:val="es_ES" w:bidi="es_ES"/>
-        </w:rPr>
-        <w:t>ángeles</w:t>
-      </w:r>
-      <w:r>
-        <w:rPr>
-          <w:lang w:val="es_ES" w:bidi="es_ES"/>
-        </w:rPr>
-        <w:t xml:space="preserve">, para hacer su trabajo. Pero algunos </w:t>
-      </w:r>
-      <w:r>
-        <w:rPr>
-          <w:b/>
-          <w:lang w:val="es_ES" w:bidi="es_ES"/>
-        </w:rPr>
-        <w:t>ángeles</w:t>
-      </w:r>
-      <w:r>
-        <w:rPr>
-          <w:lang w:val="es_ES" w:bidi="es_ES"/>
-        </w:rPr>
-        <w:t xml:space="preserve"> se rebelaron contra Dios, y estos se convirtieron en espíritus malignos. Estos espíritus malignos intentan destruir y engañar a las personas.</w:t>
-      </w:r>
-    </w:p>
-    <w:p>
-      <w:pPr/>
-      <w:r>
-        <w:rPr>
-          <w:lang w:val="es_ES" w:bidi="es_ES"/>
-        </w:rPr>
-      </w:r>
-      <w:r>
-        <w:rPr>
-          <w:lang w:val="es_ES" w:bidi="es_ES"/>
-        </w:rPr>
-        <w:t>Los demonios pueden tomar el control de las personas, de tal manera que las personas se enferman o se comportan de manera extraña. Cuando un demonio toma el control de una persona, decimos que la persona está "</w:t>
-      </w:r>
-      <w:r>
-        <w:rPr>
-          <w:b/>
-          <w:lang w:val="es_ES" w:bidi="es_ES"/>
-        </w:rPr>
-        <w:t>poseída por un demonio</w:t>
-      </w:r>
-      <w:r>
-        <w:rPr>
-          <w:lang w:val="es_ES" w:bidi="es_ES"/>
-        </w:rPr>
-        <w:t xml:space="preserve">". Una persona que estaba poseída por un demonio podía volverse sorda, muda o tener convulsiones que parecen ataques epilépticos. La persona podía volverse muy violenta y gritar. Los </w:t>
-      </w:r>
-      <w:r>
-        <w:rPr>
-          <w:b/>
-          <w:lang w:val="es_ES" w:bidi="es_ES"/>
-        </w:rPr>
-        <w:t>judíos</w:t>
-      </w:r>
-      <w:r>
-        <w:rPr>
-          <w:lang w:val="es_ES" w:bidi="es_ES"/>
-        </w:rPr>
-        <w:t xml:space="preserve"> intentaban expulsar a los demonios de las personas mediante rituales que podían llevar mucho tiempo. Pero Jesús expulsó a muchos demonios de las personas durante su tiempo en la tierra, ¡y lo hizo solo ordenando a los demonios que se fueran!</w:t>
-      </w:r>
-    </w:p>
-    <w:p>
-      <w:pPr/>
-      <w:r>
-        <w:rPr>
-          <w:lang w:val="es_ES" w:bidi="es_ES"/>
-        </w:rPr>
-      </w:r>
-      <w:r>
-        <w:rPr>
-          <w:lang w:val="es_ES" w:bidi="es_ES"/>
-        </w:rPr>
-        <w:t xml:space="preserve">Los demonios también pueden ser llamados espíritus malignos. Esto deja claro que sus intenciones son </w:t>
-      </w:r>
-      <w:hyperlink r:id="rId28">
-        <w:r>
-          <w:rPr>
-            <w:lang w:val="es_ES" w:bidi="es_ES"/>
-          </w:rPr>
-          <w:rPr>
-            <w:color w:val="0000EE"/>
-            <w:u w:val="single"/>
-          </w:rPr>
-          <w:t>malas</w:t>
-        </w:r>
-      </w:hyperlink>
-      <w:r>
-        <w:rPr>
-          <w:lang w:val="es_ES" w:bidi="es_ES"/>
-        </w:rPr>
-        <w:t xml:space="preserve">. A veces son llamados espíritus inmundos. Algo que es </w:t>
-      </w:r>
-      <w:r>
-        <w:rPr>
-          <w:b/>
-          <w:lang w:val="es_ES" w:bidi="es_ES"/>
-        </w:rPr>
-        <w:t>inmundo</w:t>
-      </w:r>
-      <w:r>
-        <w:rPr>
-          <w:lang w:val="es_ES" w:bidi="es_ES"/>
-        </w:rPr>
-        <w:t xml:space="preserve"> no es apto para servir a Dios.</w:t>
-      </w:r>
-    </w:p>
-    <w:p>
-      <w:pPr/>
-      <w:r>
-        <w:rPr>
-          <w:lang w:val="es_ES" w:bidi="es_ES"/>
-        </w:rPr>
-      </w:r>
-      <w:r>
-        <w:rPr>
-          <w:b/>
-          <w:lang w:val="es_ES" w:bidi="es_ES"/>
-        </w:rPr>
-        <w:t>Cuando traduzcan demonio, tengan cuidado con los siguientes cosas:</w:t>
-      </w:r>
-    </w:p>
-    <w:p>
-      <w:pPr/>
-      <w:r>
-        <w:rPr>
-          <w:lang w:val="es_ES" w:bidi="es_ES"/>
-        </w:rPr>
-      </w:r>
-      <w:r>
-        <w:rPr>
-          <w:lang w:val="es_ES" w:bidi="es_ES"/>
-        </w:rPr>
-        <w:t>Los demonios no son los espíritus de humanos que han muerto, aunque en muchas culturas pueden declarar que esto es lo que son. Si tienen que usar un término que signifique espíritus de personas muertas, entonces tengan en cuenta que la gente tendrá que aprender con el tiempo que estos espíritus en realidad no son espíritus de personas muertas, sino que solo están fingiendo serlo.</w:t>
-      </w:r>
-      <w:r>
-        <w:rPr>
-          <w:lang w:val="es_ES" w:bidi="es_ES"/>
-        </w:rPr>
-      </w:r>
-      <w:r>
-        <w:rPr>
-          <w:lang w:val="es_ES" w:bidi="es_ES"/>
-        </w:rPr>
-      </w:r>
-    </w:p>
-    <w:p>
-      <w:pPr/>
-      <w:r>
-        <w:rPr>
-          <w:lang w:val="es_ES" w:bidi="es_ES"/>
-        </w:rPr>
-      </w:r>
-    </w:p>
-    <w:p>
-      <w:pPr>
-        <w:pStyle w:val="Heading2"/>
-      </w:pPr>
-      <w:r>
-        <w:rPr>
-          <w:lang w:val="es_ES" w:bidi="es_ES"/>
-        </w:rPr>
-        <w:t>denarius</w:t>
-      </w:r>
-      <w:r>
-        <w:rPr>
-          <w:lang w:val="es_ES" w:bidi="es_ES"/>
-        </w:rPr>
-      </w:r>
-    </w:p>
-    <w:p>
-      <w:pPr/>
-      <w:r>
-        <w:rPr>
-          <w:lang w:val="es_ES" w:bidi="es_ES"/>
-        </w:rPr>
-      </w:r>
-      <w:r>
-        <w:rPr>
-          <w:lang w:val="es_ES" w:bidi="es_ES"/>
-        </w:rPr>
-        <w:t xml:space="preserve">Un </w:t>
-      </w:r>
-      <w:r>
-        <w:rPr>
-          <w:b/>
-          <w:lang w:val="es_ES" w:bidi="es_ES"/>
-        </w:rPr>
-        <w:t>denario</w:t>
-      </w:r>
-      <w:r>
-        <w:rPr>
-          <w:lang w:val="es_ES" w:bidi="es_ES"/>
-        </w:rPr>
-        <w:t xml:space="preserve"> es una moneda de plata hecha por los romanos que era usada como dinero durante el tiempo de Jesús. Cada denario tenía la imagen del emperador romano en él. Un trabajador común podía ganar un denario en un día.</w:t>
-      </w:r>
-      <w:r>
-        <w:rPr>
-          <w:lang w:val="es_ES" w:bidi="es_ES"/>
-        </w:rPr>
-      </w:r>
-      <w:r>
-        <w:rPr>
-          <w:lang w:val="es_ES" w:bidi="es_ES"/>
-        </w:rPr>
-      </w:r>
-    </w:p>
-    <w:p>
-      <w:pPr/>
-      <w:r>
-        <w:rPr>
-          <w:lang w:val="es_ES" w:bidi="es_ES"/>
-        </w:rPr>
-      </w:r>
-    </w:p>
-    <w:p>
-      <w:pPr>
-        <w:pStyle w:val="Heading2"/>
-      </w:pPr>
-      <w:r>
-        <w:rPr>
-          <w:lang w:val="es_ES" w:bidi="es_ES"/>
-        </w:rPr>
-        <w:t>descendant</w:t>
-      </w:r>
-      <w:r>
-        <w:rPr>
-          <w:lang w:val="es_ES" w:bidi="es_ES"/>
-        </w:rPr>
-      </w:r>
-    </w:p>
-    <w:p>
-      <w:pPr/>
-      <w:r>
-        <w:rPr>
-          <w:lang w:val="es_ES" w:bidi="es_ES"/>
-        </w:rPr>
-      </w:r>
-      <w:r>
-        <w:rPr>
-          <w:lang w:val="es_ES" w:bidi="es_ES"/>
-        </w:rPr>
-        <w:t xml:space="preserve">Los </w:t>
-      </w:r>
-      <w:r>
-        <w:rPr>
-          <w:b/>
-          <w:lang w:val="es_ES" w:bidi="es_ES"/>
-        </w:rPr>
-        <w:t>descendientes</w:t>
-      </w:r>
-      <w:r>
-        <w:rPr>
-          <w:lang w:val="es_ES" w:bidi="es_ES"/>
-        </w:rPr>
-        <w:t xml:space="preserve"> de una persona son sus hijos, nietos y todas las generaciones futuras de la misma línea familiar. Los </w:t>
-      </w:r>
-      <w:r>
-        <w:rPr>
-          <w:b/>
-          <w:lang w:val="es_ES" w:bidi="es_ES"/>
-        </w:rPr>
-        <w:t>israelitas</w:t>
-      </w:r>
-      <w:r>
-        <w:rPr>
-          <w:lang w:val="es_ES" w:bidi="es_ES"/>
-        </w:rPr>
-        <w:t xml:space="preserve"> son descendientes de Jacob, el nieto de </w:t>
-      </w:r>
-      <w:r>
-        <w:rPr>
-          <w:b/>
-          <w:lang w:val="es_ES" w:bidi="es_ES"/>
-        </w:rPr>
-        <w:t>Abraham</w:t>
-      </w:r>
-      <w:r>
-        <w:rPr>
-          <w:lang w:val="es_ES" w:bidi="es_ES"/>
-        </w:rPr>
-        <w:t>. Jacob es el ancestro de los israelitas.</w:t>
-      </w:r>
-      <w:r>
-        <w:rPr>
-          <w:lang w:val="es_ES" w:bidi="es_ES"/>
-        </w:rPr>
-      </w:r>
-      <w:r>
-        <w:rPr>
-          <w:lang w:val="es_ES" w:bidi="es_ES"/>
-        </w:rPr>
-      </w:r>
-    </w:p>
-    <w:p>
-      <w:pPr/>
-      <w:r>
-        <w:rPr>
-          <w:lang w:val="es_ES" w:bidi="es_ES"/>
-        </w:rPr>
-      </w:r>
-    </w:p>
-    <w:p>
-      <w:pPr>
-        <w:pStyle w:val="Heading2"/>
-      </w:pPr>
-      <w:r>
-        <w:rPr>
-          <w:lang w:val="es_ES" w:bidi="es_ES"/>
-        </w:rPr>
-        <w:t>desert</w:t>
-      </w:r>
-      <w:r>
-        <w:rPr>
-          <w:lang w:val="es_ES" w:bidi="es_ES"/>
-        </w:rPr>
-      </w:r>
-    </w:p>
-    <w:p>
-      <w:pPr/>
-      <w:r>
-        <w:rPr>
-          <w:lang w:val="es_ES" w:bidi="es_ES"/>
-        </w:rPr>
-      </w:r>
-      <w:r>
-        <w:rPr>
-          <w:lang w:val="es_ES" w:bidi="es_ES"/>
-        </w:rPr>
-        <w:t xml:space="preserve">Un </w:t>
-      </w:r>
-      <w:r>
-        <w:rPr>
-          <w:b/>
-          <w:lang w:val="es_ES" w:bidi="es_ES"/>
-        </w:rPr>
-        <w:t>desierto</w:t>
-      </w:r>
-      <w:r>
-        <w:rPr>
-          <w:lang w:val="es_ES" w:bidi="es_ES"/>
-        </w:rPr>
-        <w:t xml:space="preserve"> o </w:t>
-      </w:r>
-      <w:hyperlink r:id="rId29">
-        <w:r>
-          <w:rPr>
-            <w:lang w:val="es_ES" w:bidi="es_ES"/>
-          </w:rPr>
-          <w:rPr>
-            <w:color w:val="0000EE"/>
-            <w:u w:val="single"/>
-          </w:rPr>
-          <w:t>yermo</w:t>
-        </w:r>
-      </w:hyperlink>
-      <w:r>
-        <w:rPr>
-          <w:lang w:val="es_ES" w:bidi="es_ES"/>
-        </w:rPr>
-        <w:t xml:space="preserve"> es un lugar solitario, estéril, sin agua. Casi no hay árboles o arbustos creciendo en un desierto. El suelo es seco y rocoso, y hay animales salvajes deambulando por ahí. Las personas no viven en el desierto.</w:t>
-      </w:r>
-      <w:r>
-        <w:rPr>
-          <w:lang w:val="es_ES" w:bidi="es_ES"/>
-        </w:rPr>
-      </w:r>
-      <w:r>
-        <w:rPr>
-          <w:lang w:val="es_ES" w:bidi="es_ES"/>
-        </w:rPr>
-      </w:r>
-    </w:p>
-    <w:p>
-      <w:pPr/>
-      <w:r>
-        <w:rPr>
-          <w:lang w:val="es_ES" w:bidi="es_ES"/>
-        </w:rPr>
-      </w:r>
-    </w:p>
-    <w:p>
-      <w:pPr>
-        <w:pStyle w:val="Heading2"/>
-      </w:pPr>
-      <w:r>
-        <w:rPr>
-          <w:lang w:val="es_ES" w:bidi="es_ES"/>
-        </w:rPr>
-        <w:t>devil</w:t>
-      </w:r>
-      <w:r>
-        <w:rPr>
-          <w:lang w:val="es_ES" w:bidi="es_ES"/>
-        </w:rPr>
-      </w:r>
-    </w:p>
-    <w:p>
-      <w:pPr/>
-      <w:r>
-        <w:rPr>
-          <w:lang w:val="es_ES" w:bidi="es_ES"/>
-        </w:rPr>
-      </w:r>
-      <w:r>
-        <w:rPr>
-          <w:lang w:val="es_ES" w:bidi="es_ES"/>
-        </w:rPr>
-        <w:t xml:space="preserve">El nombre </w:t>
-      </w:r>
-      <w:hyperlink r:id="rId26">
-        <w:r>
-          <w:rPr>
-            <w:lang w:val="es_ES" w:bidi="es_ES"/>
-          </w:rPr>
-          <w:rPr>
-            <w:color w:val="0000EE"/>
-            <w:u w:val="single"/>
-          </w:rPr>
-          <w:t>Satanás</w:t>
-        </w:r>
-      </w:hyperlink>
-      <w:r>
-        <w:rPr>
-          <w:lang w:val="es_ES" w:bidi="es_ES"/>
-        </w:rPr>
-        <w:t xml:space="preserve"> significa adversario, enemigo o acusador. Este es el nombre para </w:t>
-      </w:r>
-      <w:r>
-        <w:rPr>
-          <w:b/>
-          <w:lang w:val="es_ES" w:bidi="es_ES"/>
-        </w:rPr>
-        <w:t>el Diablo</w:t>
-      </w:r>
-      <w:r>
-        <w:rPr>
-          <w:lang w:val="es_ES" w:bidi="es_ES"/>
-        </w:rPr>
-        <w:t xml:space="preserve">, el líder de todos los </w:t>
-      </w:r>
-      <w:r>
-        <w:rPr>
-          <w:b/>
-          <w:lang w:val="es_ES" w:bidi="es_ES"/>
-        </w:rPr>
-        <w:t>espíritus malignos</w:t>
-      </w:r>
-      <w:r>
-        <w:rPr>
-          <w:lang w:val="es_ES" w:bidi="es_ES"/>
-        </w:rPr>
-        <w:t>.</w:t>
-      </w:r>
-    </w:p>
-    <w:p>
-      <w:pPr/>
-      <w:r>
-        <w:rPr>
-          <w:lang w:val="es_ES" w:bidi="es_ES"/>
-        </w:rPr>
-      </w:r>
-      <w:r>
-        <w:rPr>
-          <w:lang w:val="es_ES" w:bidi="es_ES"/>
-        </w:rPr>
-        <w:t xml:space="preserve">Dios ha creado todo lo que existe y, por lo tanto, Dios también creó a todos los espíritus. Dios los creó buenos, como </w:t>
-      </w:r>
-      <w:r>
-        <w:rPr>
-          <w:b/>
-          <w:lang w:val="es_ES" w:bidi="es_ES"/>
-        </w:rPr>
-        <w:t>ángeles</w:t>
-      </w:r>
-      <w:r>
-        <w:rPr>
-          <w:lang w:val="es_ES" w:bidi="es_ES"/>
-        </w:rPr>
-        <w:t>, para hacer su trabajo. Pero algunos ángeles se rebelaron contra Dios, y después se convirtieron en espíritus malignos. El más poderoso de estos espíritus malignos se llama el diablo, o Satanás.</w:t>
-      </w:r>
-    </w:p>
-    <w:p>
-      <w:pPr/>
-      <w:r>
-        <w:rPr>
-          <w:lang w:val="es_ES" w:bidi="es_ES"/>
-        </w:rPr>
-      </w:r>
-      <w:r>
-        <w:rPr>
-          <w:lang w:val="es_ES" w:bidi="es_ES"/>
-        </w:rPr>
-        <w:t>Satanás siempre intenta destruir la obra de Dios. Satanás tienta a las personas para que desobedezcan a Dios. Él intenta hacer que las personas se alejen de Dios engañándolas. Satanás es poderoso y peligroso, siempre buscando maneras de actuar en contra de Dios y en contra del pueblo de Dios.</w:t>
-      </w:r>
-    </w:p>
-    <w:p>
-      <w:pPr/>
-      <w:r>
-        <w:rPr>
-          <w:lang w:val="es_ES" w:bidi="es_ES"/>
-        </w:rPr>
-      </w:r>
-      <w:r>
-        <w:rPr>
-          <w:lang w:val="es_ES" w:bidi="es_ES"/>
-        </w:rPr>
-        <w:t xml:space="preserve">Debido a que Satanás todavía es poderoso en este tiempo, a veces la Biblia lo llama el "gobernante de este mundo". A veces Satanás es llamado </w:t>
-      </w:r>
-      <w:r>
-        <w:rPr>
-          <w:b/>
-          <w:lang w:val="es_ES" w:bidi="es_ES"/>
-        </w:rPr>
-        <w:t>Beelzebú</w:t>
-      </w:r>
-      <w:r>
-        <w:rPr>
-          <w:lang w:val="es_ES" w:bidi="es_ES"/>
-        </w:rPr>
-        <w:t xml:space="preserve">, que significa algo como "amo de los lugares altos". A veces es llamado </w:t>
-      </w:r>
-      <w:r>
-        <w:rPr>
-          <w:b/>
-          <w:lang w:val="es_ES" w:bidi="es_ES"/>
-        </w:rPr>
-        <w:t>el Engañador</w:t>
-      </w:r>
-      <w:r>
-        <w:rPr>
-          <w:lang w:val="es_ES" w:bidi="es_ES"/>
-        </w:rPr>
-        <w:t>. A veces es comparado con un dragón o una serpiente.</w:t>
-      </w:r>
-    </w:p>
-    <w:p>
-      <w:pPr/>
-      <w:r>
-        <w:rPr>
-          <w:lang w:val="es_ES" w:bidi="es_ES"/>
-        </w:rPr>
-      </w:r>
-      <w:r>
-        <w:rPr>
-          <w:lang w:val="es_ES" w:bidi="es_ES"/>
-        </w:rPr>
-        <w:t xml:space="preserve">Sin embargo, Dios es mucho más fuerte que Satanás. Cuando Jesús murió y fue </w:t>
-      </w:r>
-      <w:r>
-        <w:rPr>
-          <w:b/>
-          <w:lang w:val="es_ES" w:bidi="es_ES"/>
-        </w:rPr>
-        <w:t>resucitado</w:t>
-      </w:r>
-      <w:r>
-        <w:rPr>
-          <w:lang w:val="es_ES" w:bidi="es_ES"/>
-        </w:rPr>
-        <w:t>, Dios quebró el poder de Satanás. Aunque Dios todavía permite que Satanás use su poder por ahora, cuando Jesús regrese, Jesús derrotará a Satanás para siempre. Dios castigará a Satanás y a todos los espíritus malignos, y nunca más podrán actuar en contra de Dios y de su pueblo.</w:t>
-      </w:r>
-      <w:r>
-        <w:rPr>
-          <w:lang w:val="es_ES" w:bidi="es_ES"/>
-        </w:rPr>
-      </w:r>
-      <w:r>
-        <w:rPr>
-          <w:lang w:val="es_ES" w:bidi="es_ES"/>
-        </w:rPr>
-      </w:r>
-    </w:p>
-    <w:p>
-      <w:pPr/>
-      <w:r>
-        <w:rPr>
-          <w:lang w:val="es_ES" w:bidi="es_ES"/>
-        </w:rPr>
-      </w:r>
-    </w:p>
-    <w:p>
-      <w:pPr>
-        <w:pStyle w:val="Heading2"/>
-      </w:pPr>
-      <w:r>
-        <w:rPr>
-          <w:lang w:val="es_ES" w:bidi="es_ES"/>
-        </w:rPr>
-        <w:t>discípulo</w:t>
-      </w:r>
-      <w:r>
-        <w:rPr>
-          <w:lang w:val="es_ES" w:bidi="es_ES"/>
-        </w:rPr>
-      </w:r>
-    </w:p>
-    <w:p>
-      <w:pPr/>
-      <w:r>
-        <w:rPr>
-          <w:lang w:val="es_ES" w:bidi="es_ES"/>
-        </w:rPr>
-      </w:r>
-      <w:r>
-        <w:rPr>
-          <w:lang w:val="es_ES" w:bidi="es_ES"/>
-        </w:rPr>
-        <w:t xml:space="preserve">Un </w:t>
-      </w:r>
-      <w:r>
-        <w:rPr>
-          <w:b/>
-          <w:lang w:val="es_ES" w:bidi="es_ES"/>
-        </w:rPr>
-        <w:t>discípulo</w:t>
-      </w:r>
-      <w:r>
-        <w:rPr>
-          <w:lang w:val="es_ES" w:bidi="es_ES"/>
-        </w:rPr>
-        <w:t xml:space="preserve"> es una persona que sigue a un maestro religioso como estudiante.</w:t>
-      </w:r>
-    </w:p>
-    <w:p>
-      <w:pPr/>
-      <w:r>
-        <w:rPr>
-          <w:lang w:val="es_ES" w:bidi="es_ES"/>
-        </w:rPr>
-      </w:r>
-      <w:r>
-        <w:rPr>
-          <w:lang w:val="es_ES" w:bidi="es_ES"/>
-        </w:rPr>
-        <w:t xml:space="preserve">En el Nuevo Testamento, todas las personas que siguen a Jesús y quieren aprender de él son discípulos. A veces, Jesús enviaba grupos de discípulos a predicar las </w:t>
-      </w:r>
-      <w:hyperlink r:id="rId30">
-        <w:r>
-          <w:rPr>
-            <w:lang w:val="es_ES" w:bidi="es_ES"/>
-          </w:rPr>
-          <w:rPr>
-            <w:color w:val="0000EE"/>
-            <w:u w:val="single"/>
-          </w:rPr>
-          <w:t>buenas nuevas</w:t>
-        </w:r>
-      </w:hyperlink>
-      <w:r>
-        <w:rPr>
-          <w:lang w:val="es_ES" w:bidi="es_ES"/>
-        </w:rPr>
-        <w:t xml:space="preserve"> de que el </w:t>
-      </w:r>
-      <w:hyperlink r:id="rId31">
-        <w:r>
-          <w:rPr>
-            <w:lang w:val="es_ES" w:bidi="es_ES"/>
-          </w:rPr>
-          <w:rPr>
-            <w:color w:val="0000EE"/>
-            <w:u w:val="single"/>
-          </w:rPr>
-          <w:t>reino de Dios</w:t>
-        </w:r>
-      </w:hyperlink>
-      <w:r>
-        <w:rPr>
-          <w:lang w:val="es_ES" w:bidi="es_ES"/>
-        </w:rPr>
-        <w:t xml:space="preserve"> había llegado y a </w:t>
-      </w:r>
-      <w:hyperlink r:id="rId32">
-        <w:r>
-          <w:rPr>
-            <w:lang w:val="es_ES" w:bidi="es_ES"/>
-          </w:rPr>
-          <w:rPr>
-            <w:color w:val="0000EE"/>
-            <w:u w:val="single"/>
-          </w:rPr>
-          <w:t>sanar</w:t>
-        </w:r>
-      </w:hyperlink>
-      <w:r>
-        <w:rPr>
-          <w:lang w:val="es_ES" w:bidi="es_ES"/>
-        </w:rPr>
-        <w:t xml:space="preserve"> a los enfermos.</w:t>
-      </w:r>
-    </w:p>
-    <w:p>
-      <w:pPr/>
-      <w:r>
-        <w:rPr>
-          <w:lang w:val="es_ES" w:bidi="es_ES"/>
-        </w:rPr>
-      </w:r>
-      <w:r>
-        <w:rPr>
-          <w:lang w:val="es_ES" w:bidi="es_ES"/>
-        </w:rPr>
-        <w:t xml:space="preserve">Jesús también eligió a doce personas para que fueran sus discípulos especiales. Este pequeño grupo a menudo se llama "los doce discípulos", o incluso solo "los doce". Estas personas seguían a Jesús a todas partes, aprendiendo de él y observándolo. Estos doce discípulos también eran llamados de </w:t>
-      </w:r>
-      <w:hyperlink r:id="rId33">
-        <w:r>
-          <w:rPr>
-            <w:lang w:val="es_ES" w:bidi="es_ES"/>
-          </w:rPr>
-          <w:rPr>
-            <w:color w:val="0000EE"/>
-            <w:u w:val="single"/>
-          </w:rPr>
-          <w:t>apóstoles</w:t>
-        </w:r>
-      </w:hyperlink>
-      <w:r>
-        <w:rPr>
-          <w:lang w:val="es_ES" w:bidi="es_ES"/>
-        </w:rPr>
-        <w:t xml:space="preserve">. Un apóstol es alguien que ha recibido una </w:t>
-      </w:r>
-      <w:hyperlink r:id="rId34">
-        <w:r>
-          <w:rPr>
-            <w:lang w:val="es_ES" w:bidi="es_ES"/>
-          </w:rPr>
-          <w:rPr>
-            <w:color w:val="0000EE"/>
-            <w:u w:val="single"/>
-          </w:rPr>
-          <w:t>autoridad</w:t>
-        </w:r>
-      </w:hyperlink>
-      <w:r>
-        <w:rPr>
-          <w:lang w:val="es_ES" w:bidi="es_ES"/>
-        </w:rPr>
-        <w:t xml:space="preserve"> especial de Jesús.</w:t>
-      </w:r>
-    </w:p>
-    <w:p>
-      <w:pPr/>
-      <w:r>
-        <w:rPr>
-          <w:lang w:val="es_ES" w:bidi="es_ES"/>
-        </w:rPr>
-      </w:r>
-      <w:r>
-        <w:rPr>
-          <w:lang w:val="es_ES" w:bidi="es_ES"/>
-        </w:rPr>
-        <w:t xml:space="preserve">Antes de que Jesús regresara al </w:t>
-      </w:r>
-      <w:hyperlink r:id="rId35">
-        <w:r>
-          <w:rPr>
-            <w:lang w:val="es_ES" w:bidi="es_ES"/>
-          </w:rPr>
-          <w:rPr>
-            <w:color w:val="0000EE"/>
-            <w:u w:val="single"/>
-          </w:rPr>
-          <w:t>cielo</w:t>
-        </w:r>
-      </w:hyperlink>
-      <w:r>
-        <w:rPr>
-          <w:lang w:val="es_ES" w:bidi="es_ES"/>
-        </w:rPr>
-        <w:t xml:space="preserve">, Jesús dijo a sus discípulos "vayan y hagan a todas las personas de todas las </w:t>
-      </w:r>
-      <w:hyperlink r:id="rId23">
-        <w:r>
-          <w:rPr>
-            <w:lang w:val="es_ES" w:bidi="es_ES"/>
-          </w:rPr>
-          <w:rPr>
-            <w:color w:val="0000EE"/>
-            <w:u w:val="single"/>
-          </w:rPr>
-          <w:t>naciones</w:t>
-        </w:r>
-      </w:hyperlink>
-      <w:r>
-        <w:rPr>
-          <w:lang w:val="es_ES" w:bidi="es_ES"/>
-        </w:rPr>
-        <w:t xml:space="preserve"> mis discípulos". Cada persona que confía en Jesús y quiere obedecerle es un discípulo de Jesús.</w:t>
-      </w:r>
-    </w:p>
-    <w:p>
-      <w:pPr/>
-      <w:r>
-        <w:rPr>
-          <w:lang w:val="es_ES" w:bidi="es_ES"/>
-        </w:rPr>
-      </w:r>
-      <w:r>
-        <w:rPr>
-          <w:lang w:val="es_ES" w:bidi="es_ES"/>
-        </w:rPr>
-        <w:t>A veces la palabra "discípulos" es utilizada para un grupo grande de personas, y a veces significa solamente los doce discípulos escogidos.</w:t>
-      </w:r>
-    </w:p>
-    <w:p>
-      <w:pPr/>
-      <w:r>
-        <w:rPr>
-          <w:lang w:val="es_ES" w:bidi="es_ES"/>
-        </w:rPr>
-      </w:r>
-      <w:r>
-        <w:rPr>
-          <w:b/>
-          <w:lang w:val="es_ES" w:bidi="es_ES"/>
-        </w:rPr>
-        <w:t>Cuando estén traduciendo discípulo, tengan cuidado con las siguientes cosas:</w:t>
-      </w:r>
-    </w:p>
-    <w:p>
-      <w:pPr/>
-      <w:r>
-        <w:rPr>
-          <w:lang w:val="es_ES" w:bidi="es_ES"/>
-        </w:rPr>
-      </w:r>
-      <w:r>
-        <w:rPr>
-          <w:lang w:val="es_ES" w:bidi="es_ES"/>
-        </w:rPr>
-        <w:t>Si en su idioma tiene una palabra que significa seguidor de un maestro respetado, pueden usar ese término aquí.</w:t>
-      </w:r>
-    </w:p>
-    <w:p>
-      <w:pPr/>
-      <w:r>
-        <w:rPr>
-          <w:lang w:val="es_ES" w:bidi="es_ES"/>
-        </w:rPr>
-      </w:r>
-      <w:r>
-        <w:rPr>
-          <w:lang w:val="es_ES" w:bidi="es_ES"/>
-        </w:rPr>
-        <w:t xml:space="preserve">Recuerden que ustedes necesitan tener una palabra diferente para </w:t>
-      </w:r>
-      <w:hyperlink r:id="rId33">
-        <w:r>
-          <w:rPr>
-            <w:lang w:val="es_ES" w:bidi="es_ES"/>
-          </w:rPr>
-          <w:rPr>
-            <w:color w:val="0000EE"/>
-            <w:u w:val="single"/>
-          </w:rPr>
-          <w:t>apóstol</w:t>
-        </w:r>
-      </w:hyperlink>
-      <w:r>
-        <w:rPr>
-          <w:lang w:val="es_ES" w:bidi="es_ES"/>
-        </w:rPr>
-        <w:t xml:space="preserve"> también.</w:t>
-      </w:r>
-      <w:r>
-        <w:rPr>
-          <w:lang w:val="es_ES" w:bidi="es_ES"/>
-        </w:rPr>
-      </w:r>
-      <w:r>
-        <w:rPr>
-          <w:lang w:val="es_ES" w:bidi="es_ES"/>
-        </w:rPr>
-      </w:r>
-    </w:p>
-    <w:p>
-      <w:pPr/>
-      <w:r>
-        <w:rPr>
-          <w:lang w:val="es_ES" w:bidi="es_ES"/>
-        </w:rPr>
-      </w:r>
-    </w:p>
-    <w:p>
-      <w:pPr>
-        <w:pStyle w:val="Heading2"/>
-      </w:pPr>
-      <w:r>
-        <w:rPr>
-          <w:lang w:val="es_ES" w:bidi="es_ES"/>
-        </w:rPr>
-        <w:t>discípulo</w:t>
-      </w:r>
-      <w:r>
-        <w:rPr>
-          <w:lang w:val="es_ES" w:bidi="es_ES"/>
-        </w:rPr>
-      </w:r>
-    </w:p>
-    <w:p>
-      <w:pPr>
-        <w:pStyle w:val="Heading4"/>
-      </w:pPr>
-      <w:r>
-        <w:rPr>
-          <w:lang w:val="es_ES" w:bidi="es_ES"/>
-        </w:rPr>
-        <w:t>Audio Content</w:t>
-      </w:r>
-      <w:r>
-        <w:rPr>
-          <w:lang w:val="es_ES" w:bidi="es_ES"/>
-        </w:rPr>
-      </w:r>
-    </w:p>
-    <w:p>
-      <w:pPr/>
-      <w:r>
-        <w:rPr>
-          <w:lang w:val="es_ES" w:bidi="es_ES"/>
-        </w:rPr>
-      </w:r>
-      <w:hyperlink r:id="rId36">
+      <w:hyperlink r:id="rId19">
         <w:r>
           <w:rPr>
             <w:lang w:val="es_ES" w:bidi="es_ES"/>
@@ -1744,618 +581,7 @@
         <w:rPr>
           <w:lang w:val="es_ES" w:bidi="es_ES"/>
         </w:rPr>
-        <w:t xml:space="preserve"> (1178588 KB)</w:t>
-      </w:r>
-      <w:r>
-        <w:rPr>
-          <w:lang w:val="es_ES" w:bidi="es_ES"/>
-        </w:rPr>
-      </w:r>
-      <w:r>
-        <w:rPr>
-          <w:lang w:val="es_ES" w:bidi="es_ES"/>
-        </w:rPr>
-      </w:r>
-    </w:p>
-    <w:p>
-      <w:pPr/>
-      <w:r>
-        <w:rPr>
-          <w:lang w:val="es_ES" w:bidi="es_ES"/>
-        </w:rPr>
-      </w:r>
-    </w:p>
-    <w:p>
-      <w:pPr>
-        <w:pStyle w:val="Heading2"/>
-      </w:pPr>
-      <w:r>
-        <w:rPr>
-          <w:lang w:val="es_ES" w:bidi="es_ES"/>
-        </w:rPr>
-        <w:t>divination</w:t>
-      </w:r>
-      <w:r>
-        <w:rPr>
-          <w:lang w:val="es_ES" w:bidi="es_ES"/>
-        </w:rPr>
-      </w:r>
-    </w:p>
-    <w:p>
-      <w:pPr/>
-      <w:r>
-        <w:rPr>
-          <w:lang w:val="es_ES" w:bidi="es_ES"/>
-        </w:rPr>
-      </w:r>
-      <w:r>
-        <w:rPr>
-          <w:lang w:val="es_ES" w:bidi="es_ES"/>
-        </w:rPr>
-        <w:t xml:space="preserve">La </w:t>
-      </w:r>
-      <w:r>
-        <w:rPr>
-          <w:b/>
-          <w:lang w:val="es_ES" w:bidi="es_ES"/>
-        </w:rPr>
-        <w:t>adivinación</w:t>
-      </w:r>
-      <w:r>
-        <w:rPr>
-          <w:lang w:val="es_ES" w:bidi="es_ES"/>
-        </w:rPr>
-        <w:t xml:space="preserve"> es una manera de comunicarse con los espíritus o dioses. Dios ha prohibido estrictamente a su pueblo usar la adivinación.</w:t>
-      </w:r>
-    </w:p>
-    <w:p>
-      <w:pPr/>
-      <w:r>
-        <w:rPr>
-          <w:lang w:val="es_ES" w:bidi="es_ES"/>
-        </w:rPr>
-      </w:r>
-      <w:r>
-        <w:rPr>
-          <w:lang w:val="es_ES" w:bidi="es_ES"/>
-        </w:rPr>
-        <w:t>Las personas de otras naciones usaban la adivinación para descubrir lo que sucedería en el futuro, o cuál era el significado de un sueño o de algún evento inusual. Las personas a veces usaban la adivinación para averiguar cuál sería el mejor momento para cierta actividad; por ejemplo, para averiguar cuándo comenzar un ataque a otro país.</w:t>
-      </w:r>
-    </w:p>
-    <w:p>
-      <w:pPr/>
-      <w:r>
-        <w:rPr>
-          <w:lang w:val="es_ES" w:bidi="es_ES"/>
-        </w:rPr>
-      </w:r>
-      <w:r>
-        <w:rPr>
-          <w:lang w:val="es_ES" w:bidi="es_ES"/>
-        </w:rPr>
-        <w:t>Había diferentes maneras en que las personas hacían la adivinación. Por ejemplo, algunas personas mataban a un animal y luego miraban la forma que tenían los órganos del animal. Si el órgano se veía de cierta manera, entonces pensaban que algo sucedería. Si se veía diferente, entonces alguna otra cosa sucedería. O, las personas miraban la manera en que el humo se movía cuando quemaban algo, y pensaban que los diferentes movimientos tenían diferentes significados. Otras personas miraban a las estrellas y a los planetas en el cielo y le daban un significado a sus posiciones.</w:t>
-      </w:r>
-    </w:p>
-    <w:p>
-      <w:pPr/>
-      <w:r>
-        <w:rPr>
-          <w:lang w:val="es_ES" w:bidi="es_ES"/>
-        </w:rPr>
-      </w:r>
-      <w:r>
-        <w:rPr>
-          <w:lang w:val="es_ES" w:bidi="es_ES"/>
-        </w:rPr>
-        <w:t>Dios ha prohibido a su pueblo usar la adivinación. ¡Las personas de Dios no necesitan usar tales rituales para descubrir lo que Dios quiere! Dios les dice a las personas lo que quiere de ellas a través de sus Escrituras y a través de mensajeros que comunican los mensajes de Dios, y el pueblo de Dios necesita confiar en Dios para el futuro.</w:t>
-      </w:r>
-      <w:r>
-        <w:rPr>
-          <w:lang w:val="es_ES" w:bidi="es_ES"/>
-        </w:rPr>
-      </w:r>
-      <w:r>
-        <w:rPr>
-          <w:lang w:val="es_ES" w:bidi="es_ES"/>
-        </w:rPr>
-      </w:r>
-    </w:p>
-    <w:p>
-      <w:pPr/>
-      <w:r>
-        <w:rPr>
-          <w:lang w:val="es_ES" w:bidi="es_ES"/>
-        </w:rPr>
-      </w:r>
-    </w:p>
-    <w:p>
-      <w:pPr>
-        <w:pStyle w:val="Heading2"/>
-      </w:pPr>
-      <w:r>
-        <w:rPr>
-          <w:lang w:val="es_ES" w:bidi="es_ES"/>
-        </w:rPr>
-        <w:t>divorce</w:t>
-      </w:r>
-      <w:r>
-        <w:rPr>
-          <w:lang w:val="es_ES" w:bidi="es_ES"/>
-        </w:rPr>
-      </w:r>
-    </w:p>
-    <w:p>
-      <w:pPr/>
-      <w:r>
-        <w:rPr>
-          <w:lang w:val="es_ES" w:bidi="es_ES"/>
-        </w:rPr>
-      </w:r>
-      <w:r>
-        <w:rPr>
-          <w:lang w:val="es_ES" w:bidi="es_ES"/>
-        </w:rPr>
-        <w:t xml:space="preserve">El </w:t>
-      </w:r>
-      <w:r>
-        <w:rPr>
-          <w:b/>
-          <w:lang w:val="es_ES" w:bidi="es_ES"/>
-        </w:rPr>
-        <w:t>divorcio</w:t>
-      </w:r>
-      <w:r>
-        <w:rPr>
-          <w:lang w:val="es_ES" w:bidi="es_ES"/>
-        </w:rPr>
-        <w:t xml:space="preserve"> es la separación permanente y legal entre el marido y la mujer. En el Antiguo Testamento, la </w:t>
-      </w:r>
-      <w:hyperlink r:id="rId37">
-        <w:r>
-          <w:rPr>
-            <w:lang w:val="es_ES" w:bidi="es_ES"/>
-          </w:rPr>
-          <w:rPr>
-            <w:color w:val="0000EE"/>
-            <w:u w:val="single"/>
-          </w:rPr>
-          <w:t>ley</w:t>
-        </w:r>
-      </w:hyperlink>
-      <w:r>
-        <w:rPr>
-          <w:lang w:val="es_ES" w:bidi="es_ES"/>
-        </w:rPr>
-        <w:t xml:space="preserve"> de Dios permitía a un hombre divorciarse de su esposa si él pensaba que ella tenía relaciónes con otro hombre. Sin embargo, Dios deja claro que odia el divorcio. Dios quiere que el marido y la mujer vivan juntos en armonía y se dediquen el uno al otro.</w:t>
-      </w:r>
-    </w:p>
-    <w:p>
-      <w:pPr/>
-      <w:r>
-        <w:rPr>
-          <w:lang w:val="es_ES" w:bidi="es_ES"/>
-        </w:rPr>
-      </w:r>
-      <w:r>
-        <w:rPr>
-          <w:lang w:val="es_ES" w:bidi="es_ES"/>
-        </w:rPr>
-        <w:t>En el Nuevo Testamento, Jesús también enseña a las personas que el divorcio está mal. Dios quiere que el marido y la mujer vivan juntos en unidad.</w:t>
-      </w:r>
-      <w:r>
-        <w:rPr>
-          <w:lang w:val="es_ES" w:bidi="es_ES"/>
-        </w:rPr>
-      </w:r>
-      <w:r>
-        <w:rPr>
-          <w:lang w:val="es_ES" w:bidi="es_ES"/>
-        </w:rPr>
-      </w:r>
-    </w:p>
-    <w:p>
-      <w:pPr/>
-      <w:r>
-        <w:rPr>
-          <w:lang w:val="es_ES" w:bidi="es_ES"/>
-        </w:rPr>
-      </w:r>
-    </w:p>
-    <w:p>
-      <w:pPr>
-        <w:pStyle w:val="Heading2"/>
-      </w:pPr>
-      <w:r>
-        <w:rPr>
-          <w:lang w:val="es_ES" w:bidi="es_ES"/>
-        </w:rPr>
-        <w:t>donkey</w:t>
-      </w:r>
-      <w:r>
-        <w:rPr>
-          <w:lang w:val="es_ES" w:bidi="es_ES"/>
-        </w:rPr>
-      </w:r>
-    </w:p>
-    <w:p>
-      <w:pPr/>
-      <w:r>
-        <w:rPr>
-          <w:lang w:val="es_ES" w:bidi="es_ES"/>
-        </w:rPr>
-      </w:r>
-      <w:r>
-        <w:rPr>
-          <w:lang w:val="es_ES" w:bidi="es_ES"/>
-        </w:rPr>
-        <w:t xml:space="preserve">Un </w:t>
-      </w:r>
-      <w:r>
-        <w:rPr>
-          <w:b/>
-          <w:lang w:val="es_ES" w:bidi="es_ES"/>
-        </w:rPr>
-        <w:t>burro</w:t>
-      </w:r>
-      <w:r>
-        <w:rPr>
-          <w:lang w:val="es_ES" w:bidi="es_ES"/>
-        </w:rPr>
-        <w:t xml:space="preserve"> es un animal que es lo suficientemente grande como para transportar cargas pesadas o personas. Las personas tenían burros para ayudarlos a trabajar en sus campos o para llevar cargas. Un burro era considerado un animal de paz, en contraste a un caballo, que es un animal más grande que los soldados montaban cuando estaban peleando batallas en la guerra.</w:t>
-      </w:r>
-      <w:r>
-        <w:rPr>
-          <w:lang w:val="es_ES" w:bidi="es_ES"/>
-        </w:rPr>
-      </w:r>
-      <w:r>
-        <w:rPr>
-          <w:lang w:val="es_ES" w:bidi="es_ES"/>
-        </w:rPr>
-      </w:r>
-    </w:p>
-    <w:p>
-      <w:pPr/>
-      <w:r>
-        <w:rPr>
-          <w:lang w:val="es_ES" w:bidi="es_ES"/>
-        </w:rPr>
-      </w:r>
-    </w:p>
-    <w:p>
-      <w:pPr>
-        <w:pStyle w:val="Heading2"/>
-      </w:pPr>
-      <w:r>
-        <w:rPr>
-          <w:lang w:val="es_ES" w:bidi="es_ES"/>
-        </w:rPr>
-        <w:t>dove</w:t>
-      </w:r>
-      <w:r>
-        <w:rPr>
-          <w:lang w:val="es_ES" w:bidi="es_ES"/>
-        </w:rPr>
-      </w:r>
-    </w:p>
-    <w:p>
-      <w:pPr/>
-      <w:r>
-        <w:rPr>
-          <w:lang w:val="es_ES" w:bidi="es_ES"/>
-        </w:rPr>
-      </w:r>
-      <w:r>
-        <w:rPr>
-          <w:lang w:val="es_ES" w:bidi="es_ES"/>
-        </w:rPr>
-        <w:t xml:space="preserve">Una </w:t>
-      </w:r>
-      <w:r>
-        <w:rPr>
-          <w:b/>
-          <w:lang w:val="es_ES" w:bidi="es_ES"/>
-        </w:rPr>
-        <w:t>paloma</w:t>
-      </w:r>
-      <w:r>
-        <w:rPr>
-          <w:lang w:val="es_ES" w:bidi="es_ES"/>
-        </w:rPr>
-        <w:t xml:space="preserve">es un tipo de ave que es muy común en </w:t>
-      </w:r>
-      <w:hyperlink r:id="rId16">
-        <w:r>
-          <w:rPr>
-            <w:lang w:val="es_ES" w:bidi="es_ES"/>
-          </w:rPr>
-          <w:rPr>
-            <w:color w:val="0000EE"/>
-            <w:u w:val="single"/>
-          </w:rPr>
-          <w:t>Israel</w:t>
-        </w:r>
-      </w:hyperlink>
-      <w:r>
-        <w:rPr>
-          <w:lang w:val="es_ES" w:bidi="es_ES"/>
-        </w:rPr>
-        <w:t>. Hay diferentes tipos y tamaños de palomas. Algunas son blancas y otras están salpicadas o tienen varios colores. Una paloma es considerada un ave agradable y pacífica. Las palomas pueden volar largas distancias, y son muy buenas para encontrar el camino de regreso de donde vinieron.</w:t>
-      </w:r>
-    </w:p>
-    <w:p>
-      <w:pPr/>
-      <w:r>
-        <w:rPr>
-          <w:lang w:val="es_ES" w:bidi="es_ES"/>
-        </w:rPr>
-      </w:r>
-      <w:r>
-        <w:rPr>
-          <w:lang w:val="es_ES" w:bidi="es_ES"/>
-        </w:rPr>
-        <w:t xml:space="preserve">Dios requería que los </w:t>
-      </w:r>
-      <w:r>
-        <w:rPr>
-          <w:b/>
-          <w:lang w:val="es_ES" w:bidi="es_ES"/>
-        </w:rPr>
-        <w:t>israelitas</w:t>
-      </w:r>
-      <w:r>
-        <w:rPr>
-          <w:lang w:val="es_ES" w:bidi="es_ES"/>
-        </w:rPr>
-        <w:t xml:space="preserve"> le ofrecieran </w:t>
-      </w:r>
-      <w:r>
-        <w:rPr>
-          <w:b/>
-          <w:lang w:val="es_ES" w:bidi="es_ES"/>
-        </w:rPr>
-        <w:t>sacrificios</w:t>
-      </w:r>
-      <w:r>
-        <w:rPr>
-          <w:lang w:val="es_ES" w:bidi="es_ES"/>
-        </w:rPr>
-        <w:t xml:space="preserve"> de animales durante diferentes rituales. Por lo general, estos animales eran ovejas, cabras o toros. Para las personas pobres, estos animales eran demasiado caros. Por lo tanto, Dios permitió que las personas sacrificaran un par de palomas en su lugar.</w:t>
-      </w:r>
-    </w:p>
-    <w:p>
-      <w:pPr/>
-      <w:r>
-        <w:rPr>
-          <w:lang w:val="es_ES" w:bidi="es_ES"/>
-        </w:rPr>
-      </w:r>
-      <w:r>
-        <w:rPr>
-          <w:lang w:val="es_ES" w:bidi="es_ES"/>
-        </w:rPr>
-        <w:t xml:space="preserve">Cuando Jesús fue </w:t>
-      </w:r>
-      <w:r>
-        <w:rPr>
-          <w:b/>
-          <w:lang w:val="es_ES" w:bidi="es_ES"/>
-        </w:rPr>
-        <w:t>bautizado</w:t>
-      </w:r>
-      <w:r>
-        <w:rPr>
-          <w:lang w:val="es_ES" w:bidi="es_ES"/>
-        </w:rPr>
-        <w:t xml:space="preserve">, el </w:t>
-      </w:r>
-      <w:hyperlink r:id="rId38">
-        <w:r>
-          <w:rPr>
-            <w:lang w:val="es_ES" w:bidi="es_ES"/>
-          </w:rPr>
-          <w:rPr>
-            <w:color w:val="0000EE"/>
-            <w:u w:val="single"/>
-          </w:rPr>
-          <w:t>Espíritu Santo</w:t>
-        </w:r>
-      </w:hyperlink>
-      <w:r>
-        <w:rPr>
-          <w:lang w:val="es_ES" w:bidi="es_ES"/>
-        </w:rPr>
-        <w:t xml:space="preserve"> cayó sobre él pareciéndo a una paloma. Esto no quiere decir que el Espíritu Santo sea una paloma, solo que en ese momento el Espíritu Santo se parecía a una paloma.</w:t>
-      </w:r>
-      <w:r>
-        <w:rPr>
-          <w:lang w:val="es_ES" w:bidi="es_ES"/>
-        </w:rPr>
-      </w:r>
-      <w:r>
-        <w:rPr>
-          <w:lang w:val="es_ES" w:bidi="es_ES"/>
-        </w:rPr>
-      </w:r>
-    </w:p>
-    <w:p>
-      <w:pPr/>
-      <w:r>
-        <w:rPr>
-          <w:lang w:val="es_ES" w:bidi="es_ES"/>
-        </w:rPr>
-      </w:r>
-    </w:p>
-    <w:p>
-      <w:pPr>
-        <w:pStyle w:val="Heading2"/>
-      </w:pPr>
-      <w:r>
-        <w:rPr>
-          <w:lang w:val="es_ES" w:bidi="es_ES"/>
-        </w:rPr>
-        <w:t>drachma</w:t>
-      </w:r>
-      <w:r>
-        <w:rPr>
-          <w:lang w:val="es_ES" w:bidi="es_ES"/>
-        </w:rPr>
-      </w:r>
-    </w:p>
-    <w:p>
-      <w:pPr/>
-      <w:r>
-        <w:rPr>
-          <w:lang w:val="es_ES" w:bidi="es_ES"/>
-        </w:rPr>
-      </w:r>
-      <w:r>
-        <w:rPr>
-          <w:lang w:val="es_ES" w:bidi="es_ES"/>
-        </w:rPr>
-        <w:t xml:space="preserve">Una </w:t>
-      </w:r>
-      <w:r>
-        <w:rPr>
-          <w:b/>
-          <w:lang w:val="es_ES" w:bidi="es_ES"/>
-        </w:rPr>
-        <w:t>dracma</w:t>
-      </w:r>
-      <w:r>
-        <w:rPr>
-          <w:lang w:val="es_ES" w:bidi="es_ES"/>
-        </w:rPr>
-        <w:t xml:space="preserve"> es una moneda griega de plata que vale aproximadamente el salario de un día. Las personas en la época de Jesús generalmente usaban la moneda romana de plata que llamaba </w:t>
-      </w:r>
-      <w:hyperlink r:id="rId39">
-        <w:r>
-          <w:rPr>
-            <w:lang w:val="es_ES" w:bidi="es_ES"/>
-          </w:rPr>
-          <w:rPr>
-            <w:color w:val="0000EE"/>
-            <w:u w:val="single"/>
-          </w:rPr>
-          <w:t>denario</w:t>
-        </w:r>
-      </w:hyperlink>
-      <w:r>
-        <w:rPr>
-          <w:lang w:val="es_ES" w:bidi="es_ES"/>
-        </w:rPr>
-        <w:t>, pero es posible que a veces las personas en la época de Jesús usaran las monedas griegas de plata que se llamaban dracmas. También es posible que las personas usaran la palabra dracma para referirse a un denario. Un denario es aproximadamente del mismo tamaño y vale aproximadamente la misma cantidad que una dracma.</w:t>
-      </w:r>
-      <w:r>
-        <w:rPr>
-          <w:lang w:val="es_ES" w:bidi="es_ES"/>
-        </w:rPr>
-      </w:r>
-      <w:r>
-        <w:rPr>
-          <w:lang w:val="es_ES" w:bidi="es_ES"/>
-        </w:rPr>
-      </w:r>
-    </w:p>
-    <w:p>
-      <w:pPr/>
-      <w:r>
-        <w:rPr>
-          <w:lang w:val="es_ES" w:bidi="es_ES"/>
-        </w:rPr>
-      </w:r>
-    </w:p>
-    <w:p>
-      <w:pPr>
-        <w:pStyle w:val="Heading2"/>
-      </w:pPr>
-      <w:r>
-        <w:rPr>
-          <w:lang w:val="es_ES" w:bidi="es_ES"/>
-        </w:rPr>
-        <w:t>dream</w:t>
-      </w:r>
-      <w:r>
-        <w:rPr>
-          <w:lang w:val="es_ES" w:bidi="es_ES"/>
-        </w:rPr>
-      </w:r>
-    </w:p>
-    <w:p>
-      <w:pPr/>
-      <w:r>
-        <w:rPr>
-          <w:lang w:val="es_ES" w:bidi="es_ES"/>
-        </w:rPr>
-      </w:r>
-      <w:r>
-        <w:rPr>
-          <w:lang w:val="es_ES" w:bidi="es_ES"/>
-        </w:rPr>
-        <w:t xml:space="preserve">Cuando están durmiendo pero experimentan algunos eventos que realmente no están sucediendo, o están viendo cosas que realmente no están allí, están teniendo un </w:t>
-      </w:r>
-      <w:r>
-        <w:rPr>
-          <w:b/>
-          <w:lang w:val="es_ES" w:bidi="es_ES"/>
-        </w:rPr>
-        <w:t>sueño</w:t>
-      </w:r>
-      <w:r>
-        <w:rPr>
-          <w:lang w:val="es_ES" w:bidi="es_ES"/>
-        </w:rPr>
-        <w:t xml:space="preserve">. </w:t>
-      </w:r>
-      <w:hyperlink r:id="rId40">
-        <w:r>
-          <w:rPr>
-            <w:lang w:val="es_ES" w:bidi="es_ES"/>
-          </w:rPr>
-          <w:rPr>
-            <w:color w:val="0000EE"/>
-            <w:u w:val="single"/>
-          </w:rPr>
-          <w:t>Dios</w:t>
-        </w:r>
-      </w:hyperlink>
-      <w:r>
-        <w:rPr>
-          <w:lang w:val="es_ES" w:bidi="es_ES"/>
-        </w:rPr>
-        <w:t xml:space="preserve"> puede usar sueños para comunicarse con las personas. Dios puede usar sueños para decirle a las personas lo que sucederá en el futuro, o para decirles algo que necesitan hacer.</w:t>
-      </w:r>
-    </w:p>
-    <w:p>
-      <w:pPr/>
-      <w:r>
-        <w:rPr>
-          <w:lang w:val="es_ES" w:bidi="es_ES"/>
-        </w:rPr>
-      </w:r>
-      <w:r>
-        <w:rPr>
-          <w:lang w:val="es_ES" w:bidi="es_ES"/>
-        </w:rPr>
-        <w:t xml:space="preserve">Un sueño es diferente de una </w:t>
-      </w:r>
-      <w:hyperlink r:id="rId41">
-        <w:r>
-          <w:rPr>
-            <w:lang w:val="es_ES" w:bidi="es_ES"/>
-          </w:rPr>
-          <w:rPr>
-            <w:color w:val="0000EE"/>
-            <w:u w:val="single"/>
-          </w:rPr>
-          <w:t>visión</w:t>
-        </w:r>
-      </w:hyperlink>
-      <w:r>
-        <w:rPr>
-          <w:lang w:val="es_ES" w:bidi="es_ES"/>
-        </w:rPr>
-        <w:t>. Un sueño sucede cuando ustedes están dormidos, pero una visión sucede cuando están despiertos. Cuando tienen una visión, ven algo o escuchan algo que otras personas a su alrededor no pueden ver ni escuchar, aunque pueden estar justo al lado de ustedes. Dios también usa visiones para comunicarse con las personas, así como usa los sueños.</w:t>
+        <w:t xml:space="preserve"> (2378132 KB)</w:t>
       </w:r>
       <w:r>
         <w:rPr>

--- a/spa/docx/004.content.docx
+++ b/spa/docx/004.content.docx
@@ -127,7 +127,7 @@
         <w:rPr>
           <w:lang w:val="es_ES" w:bidi="es_ES"/>
         </w:rPr>
-        <w:t>F</w:t>
+        <w:t>D</w:t>
       </w:r>
       <w:r>
         <w:rPr>
@@ -190,7 +190,7 @@
         <w:rPr>
           <w:lang w:val="es_ES" w:bidi="es_ES"/>
         </w:rPr>
-        <w:t>fe</w:t>
+        <w:t>david</w:t>
       </w:r>
       <w:r>
         <w:rPr>
@@ -204,6 +204,19 @@
         <w:rPr>
           <w:lang w:val="es_ES" w:bidi="es_ES"/>
         </w:rPr>
+      </w:r>
+      <w:r>
+        <w:rPr>
+          <w:b/>
+          <w:lang w:val="es_ES" w:bidi="es_ES"/>
+        </w:rPr>
+        <w:t>David</w:t>
+      </w:r>
+      <w:r>
+        <w:rPr>
+          <w:lang w:val="es_ES" w:bidi="es_ES"/>
+        </w:rPr>
+        <w:t xml:space="preserve"> fue el segundo </w:t>
       </w:r>
       <w:hyperlink r:id="rId13">
         <w:r>
@@ -214,49 +227,14 @@
             <w:color w:val="0000EE"/>
             <w:u w:val="single"/>
           </w:rPr>
-          <w:t>Creer</w:t>
+          <w:t>rey</w:t>
         </w:r>
       </w:hyperlink>
       <w:r>
         <w:rPr>
           <w:lang w:val="es_ES" w:bidi="es_ES"/>
         </w:rPr>
-        <w:t xml:space="preserve"> y tener </w:t>
-      </w:r>
-      <w:r>
-        <w:rPr>
-          <w:b/>
-          <w:lang w:val="es_ES" w:bidi="es_ES"/>
-        </w:rPr>
-        <w:t>fe</w:t>
-      </w:r>
-      <w:r>
-        <w:rPr>
-          <w:lang w:val="es_ES" w:bidi="es_ES"/>
-        </w:rPr>
-        <w:t xml:space="preserve"> significan la misma cosa.</w:t>
-      </w:r>
-    </w:p>
-    <w:p>
-      <w:pPr/>
-      <w:r>
-        <w:rPr>
-          <w:lang w:val="es_ES" w:bidi="es_ES"/>
-        </w:rPr>
-      </w:r>
-      <w:r>
-        <w:rPr>
-          <w:lang w:val="es_ES" w:bidi="es_ES"/>
-        </w:rPr>
-        <w:t>Si creen en alguien, creen que lo que esa persona dice sobre sí misma es verdad. Entonces, confían en esta persona y están comprometidos a hacer lo que esta persona les diga que tienen que hacer.</w:t>
-      </w:r>
-    </w:p>
-    <w:p>
-      <w:pPr/>
-      <w:r>
-        <w:rPr>
-          <w:lang w:val="es_ES" w:bidi="es_ES"/>
-        </w:rPr>
+        <w:t xml:space="preserve"> de </w:t>
       </w:r>
       <w:hyperlink r:id="rId14">
         <w:r>
@@ -267,14 +245,28 @@
             <w:color w:val="0000EE"/>
             <w:u w:val="single"/>
           </w:rPr>
-          <w:t>Abraham</w:t>
+          <w:t>Israel</w:t>
         </w:r>
       </w:hyperlink>
       <w:r>
         <w:rPr>
           <w:lang w:val="es_ES" w:bidi="es_ES"/>
         </w:rPr>
-        <w:t xml:space="preserve"> creía que Dios decía la verdad cuando Él prometió que Abraham tendría muchos </w:t>
+        <w:t>. Vivió unos 1000 años antes del nacimiento de Jesús.</w:t>
+      </w:r>
+    </w:p>
+    <w:p>
+      <w:pPr/>
+      <w:r>
+        <w:rPr>
+          <w:lang w:val="es_ES" w:bidi="es_ES"/>
+        </w:rPr>
+      </w:r>
+      <w:r>
+        <w:rPr>
+          <w:lang w:val="es_ES" w:bidi="es_ES"/>
+        </w:rPr>
+        <w:t xml:space="preserve">David era el hijo más joven de un hombre llamado Jesé. David cuidaba de las ovejas de su padre. Jesé y su familia vivían en la aldea llamada </w:t>
       </w:r>
       <w:hyperlink r:id="rId15">
         <w:r>
@@ -285,42 +277,14 @@
             <w:color w:val="0000EE"/>
             <w:u w:val="single"/>
           </w:rPr>
-          <w:t>descendientes</w:t>
+          <w:t>Belén</w:t>
         </w:r>
       </w:hyperlink>
       <w:r>
         <w:rPr>
           <w:lang w:val="es_ES" w:bidi="es_ES"/>
         </w:rPr>
-        <w:t>, aunque Abraham ya era viejo y no tenía ni siquiera un hijo. Abraham confiaba en que Dios cumpliría su promesa, aunque parecía imposible.</w:t>
-      </w:r>
-    </w:p>
-    <w:p>
-      <w:pPr/>
-      <w:r>
-        <w:rPr>
-          <w:lang w:val="es_ES" w:bidi="es_ES"/>
-        </w:rPr>
-      </w:r>
-      <w:r>
-        <w:rPr>
-          <w:lang w:val="es_ES" w:bidi="es_ES"/>
-        </w:rPr>
-        <w:t>Si creen en Dios, aceptan que Dios existe y que lo que Dios dice en la Biblia es verdad. Ustedes confían en que Dios cumplirá todas sus promesas, incluso cuando parece imposible. Como resultado, están comprometidos a obedecer todo lo que Dios quiere que hagan.</w:t>
-      </w:r>
-    </w:p>
-    <w:p>
-      <w:pPr/>
-      <w:r>
-        <w:rPr>
-          <w:lang w:val="es_ES" w:bidi="es_ES"/>
-        </w:rPr>
-      </w:r>
-      <w:r>
-        <w:rPr>
-          <w:lang w:val="es_ES" w:bidi="es_ES"/>
-        </w:rPr>
-        <w:t xml:space="preserve">Cuando creen en Jesús, creen que Jesús de verdad es el </w:t>
+        <w:t xml:space="preserve">. Los hermanos mayores de David eran soldados en el ejército del rey Saúl, el primer rey de Israel. El rey Saúl había sido desobediente a Dios, y por lo que Dios lo había rechazado. Debido a esto, Dios instruyó al </w:t>
       </w:r>
       <w:hyperlink r:id="rId16">
         <w:r>
@@ -331,14 +295,14 @@
             <w:color w:val="0000EE"/>
             <w:u w:val="single"/>
           </w:rPr>
-          <w:t>hijo de Dios</w:t>
+          <w:t>profeta</w:t>
         </w:r>
       </w:hyperlink>
       <w:r>
         <w:rPr>
           <w:lang w:val="es_ES" w:bidi="es_ES"/>
         </w:rPr>
-        <w:t xml:space="preserve">. Confían en que Jesús realmente ha muerto por sus </w:t>
+        <w:t xml:space="preserve"> Samuel a </w:t>
       </w:r>
       <w:hyperlink r:id="rId17">
         <w:r>
@@ -349,14 +313,41 @@
             <w:color w:val="0000EE"/>
             <w:u w:val="single"/>
           </w:rPr>
-          <w:t>pecados</w:t>
+          <w:t>ungir</w:t>
         </w:r>
       </w:hyperlink>
       <w:r>
         <w:rPr>
           <w:lang w:val="es_ES" w:bidi="es_ES"/>
         </w:rPr>
-        <w:t xml:space="preserve">, y que Dios los ha </w:t>
+        <w:t>, lo que significaba nombrar, a David como el próximo rey. Pero esto era un secreto al principio, y Saúl permaneció rey durante muchos años más. David se convirtió en comandante en el ejército del rey, y Dios lo ayudaba para que, a través de David, Israel pudiera ganar muchas batallas. David era muy popular entre el pueblo, y su mejor amigo era Jonatán, un hijo del rey Saúl. El rey Saúl se puso celoso de David y trató de matarlo varias veces, por lo que David tuvo que huir. David reunió a un grupo de hombres a su alrededor y vivía lejos del pueblo en las montañas. El rey a veces perseguía a David, y David, más de una vez, tuvo la oportunidad de matar al rey, pero nunca lo hizo.</w:t>
+      </w:r>
+    </w:p>
+    <w:p>
+      <w:pPr/>
+      <w:r>
+        <w:rPr>
+          <w:lang w:val="es_ES" w:bidi="es_ES"/>
+        </w:rPr>
+      </w:r>
+      <w:r>
+        <w:rPr>
+          <w:lang w:val="es_ES" w:bidi="es_ES"/>
+        </w:rPr>
+        <w:t xml:space="preserve">Una vez, cuando el rey Saúl y su ejército estaban luchando con algunos enemigos, los </w:t>
+      </w:r>
+      <w:r>
+        <w:rPr>
+          <w:b/>
+          <w:lang w:val="es_ES" w:bidi="es_ES"/>
+        </w:rPr>
+        <w:t>israelitas</w:t>
+      </w:r>
+      <w:r>
+        <w:rPr>
+          <w:lang w:val="es_ES" w:bidi="es_ES"/>
+        </w:rPr>
+        <w:t xml:space="preserve"> perdieron una batalla y el rey Saúl y sus hijos fueron asesinados. Después de esto, el pueblo de Israel proclamó a David como su rey. David comenzó a vivir en </w:t>
       </w:r>
       <w:hyperlink r:id="rId18">
         <w:r>
@@ -367,14 +358,14 @@
             <w:color w:val="0000EE"/>
             <w:u w:val="single"/>
           </w:rPr>
-          <w:t>perdonado</w:t>
+          <w:t>Jerusalén</w:t>
         </w:r>
       </w:hyperlink>
       <w:r>
         <w:rPr>
           <w:lang w:val="es_ES" w:bidi="es_ES"/>
         </w:rPr>
-        <w:t xml:space="preserve"> y los ha aceptado. Como resultado, están comprometidos a hacer todo lo que Jesús ha ordenado.</w:t>
+        <w:t>, que se convirtió en la ciudad más importante de Israel.</w:t>
       </w:r>
     </w:p>
     <w:p>
@@ -388,20 +379,38 @@
         <w:rPr>
           <w:lang w:val="es_ES" w:bidi="es_ES"/>
         </w:rPr>
-        <w:t xml:space="preserve">La Biblia a veces dice que las personas deben creer en el </w:t>
-      </w:r>
-      <w:r>
-        <w:rPr>
-          <w:i/>
-          <w:lang w:val="es_ES" w:bidi="es_ES"/>
-        </w:rPr>
-        <w:t>nombre</w:t>
-      </w:r>
-      <w:r>
-        <w:rPr>
-          <w:lang w:val="es_ES" w:bidi="es_ES"/>
-        </w:rPr>
-        <w:t xml:space="preserve"> de Jesús. Esto significa lo mismo que creer en Jesús.</w:t>
+        <w:t xml:space="preserve">David se convirtió en el rey más amado de Israel. David amaba a Dios y confiaba en él. Por eso, Dios lo llamaba un "hombre conforme al corazón de Dios". David quería mucho construir un </w:t>
+      </w:r>
+      <w:hyperlink r:id="rId19">
+        <w:r>
+          <w:rPr>
+            <w:lang w:val="es_ES" w:bidi="es_ES"/>
+          </w:rPr>
+          <w:rPr>
+            <w:color w:val="0000EE"/>
+            <w:u w:val="single"/>
+          </w:rPr>
+          <w:t>templo</w:t>
+        </w:r>
+      </w:hyperlink>
+      <w:r>
+        <w:rPr>
+          <w:lang w:val="es_ES" w:bidi="es_ES"/>
+        </w:rPr>
+        <w:t xml:space="preserve"> para Dios, pero Dios le dijo a David que David no, sino el hijo de David, construiría este templo. Y Dios le dio a David una promesa muy importante. Dios prometió a David que uno de sus </w:t>
+      </w:r>
+      <w:r>
+        <w:rPr>
+          <w:b/>
+          <w:lang w:val="es_ES" w:bidi="es_ES"/>
+        </w:rPr>
+        <w:t>descendientes</w:t>
+      </w:r>
+      <w:r>
+        <w:rPr>
+          <w:lang w:val="es_ES" w:bidi="es_ES"/>
+        </w:rPr>
+        <w:t xml:space="preserve"> gobernaría para siempre sobre Israel.</w:t>
       </w:r>
     </w:p>
     <w:p>
@@ -415,7 +424,64 @@
         <w:rPr>
           <w:lang w:val="es_ES" w:bidi="es_ES"/>
         </w:rPr>
-        <w:t>Alguien que tiene gran fe o creencia, confía mucho en Dios, o Jesús.</w:t>
+        <w:t xml:space="preserve">Esto no significa que David nunca hizo nada malo. De hecho, hizo algunas cosas terribles: cometió </w:t>
+      </w:r>
+      <w:hyperlink r:id="rId20">
+        <w:r>
+          <w:rPr>
+            <w:lang w:val="es_ES" w:bidi="es_ES"/>
+          </w:rPr>
+          <w:rPr>
+            <w:color w:val="0000EE"/>
+            <w:u w:val="single"/>
+          </w:rPr>
+          <w:t>adulterio</w:t>
+        </w:r>
+      </w:hyperlink>
+      <w:r>
+        <w:rPr>
+          <w:lang w:val="es_ES" w:bidi="es_ES"/>
+        </w:rPr>
+        <w:t xml:space="preserve"> y asesinato. Pero se </w:t>
+      </w:r>
+      <w:r>
+        <w:rPr>
+          <w:b/>
+          <w:lang w:val="es_ES" w:bidi="es_ES"/>
+        </w:rPr>
+        <w:t>arrepintió</w:t>
+      </w:r>
+      <w:r>
+        <w:rPr>
+          <w:lang w:val="es_ES" w:bidi="es_ES"/>
+        </w:rPr>
+        <w:t xml:space="preserve"> de sus </w:t>
+      </w:r>
+      <w:r>
+        <w:rPr>
+          <w:b/>
+          <w:lang w:val="es_ES" w:bidi="es_ES"/>
+        </w:rPr>
+        <w:t>pecados</w:t>
+      </w:r>
+      <w:r>
+        <w:rPr>
+          <w:lang w:val="es_ES" w:bidi="es_ES"/>
+        </w:rPr>
+        <w:t xml:space="preserve">, y Dios lo perdonó. Pero aunque Dios lo </w:t>
+      </w:r>
+      <w:r>
+        <w:rPr>
+          <w:b/>
+          <w:lang w:val="es_ES" w:bidi="es_ES"/>
+        </w:rPr>
+        <w:t>perdonó</w:t>
+      </w:r>
+      <w:r>
+        <w:rPr>
+          <w:lang w:val="es_ES" w:bidi="es_ES"/>
+        </w:rPr>
+        <w:t>, el efecto de los pecados de David significaba que a partir de ese momento siempre habría peleas y violencia en su familia, y varios de sus hijos murieron. Algunos de los hijos de David intentaron reemplazar a su padre como rey por la fuerza, ¡y una vez David tuvo que huir de su propio hijo!</w:t>
       </w:r>
     </w:p>
     <w:p>
@@ -427,10 +493,155 @@
       </w:r>
       <w:r>
         <w:rPr>
+          <w:lang w:val="es_ES" w:bidi="es_ES"/>
+        </w:rPr>
+        <w:t>Cuando David se volvió muy anciano, proclamó rey a su hijo Salomón en su lugar.</w:t>
+      </w:r>
+    </w:p>
+    <w:p>
+      <w:pPr/>
+      <w:r>
+        <w:rPr>
+          <w:lang w:val="es_ES" w:bidi="es_ES"/>
+        </w:rPr>
+      </w:r>
+      <w:r>
+        <w:rPr>
+          <w:lang w:val="es_ES" w:bidi="es_ES"/>
+        </w:rPr>
+        <w:t xml:space="preserve">Cientos de años después de la muerte de David, la </w:t>
+      </w:r>
+      <w:hyperlink r:id="rId21">
+        <w:r>
+          <w:rPr>
+            <w:lang w:val="es_ES" w:bidi="es_ES"/>
+          </w:rPr>
+          <w:rPr>
+            <w:color w:val="0000EE"/>
+            <w:u w:val="single"/>
+          </w:rPr>
+          <w:t>nación</w:t>
+        </w:r>
+      </w:hyperlink>
+      <w:r>
+        <w:rPr>
+          <w:lang w:val="es_ES" w:bidi="es_ES"/>
+        </w:rPr>
+        <w:t xml:space="preserve"> de Israel ya no existía. Los israelitas habían sido desobedientes a Dios y, para castigarlos, Dios envió a personas de otro país para conquistarlos. Los israelitas fueron derrotados y a partir de ese momento fueron gobernados por otras naciones. Ya no había un descendiente de David gobernando sobre Israel. Pero Dios nunca olvida una promesa, y por lo que el pueblo estaba esperando a que Dios les diera nuevamente a un descendiente de David como rey. Dios cumplió esta promesa a través de Jesús.</w:t>
+      </w:r>
+      <w:r>
+        <w:rPr>
+          <w:lang w:val="es_ES" w:bidi="es_ES"/>
+        </w:rPr>
+      </w:r>
+      <w:r>
+        <w:rPr>
+          <w:lang w:val="es_ES" w:bidi="es_ES"/>
+        </w:rPr>
+      </w:r>
+    </w:p>
+    <w:p>
+      <w:pPr/>
+      <w:r>
+        <w:rPr>
+          <w:lang w:val="es_ES" w:bidi="es_ES"/>
+        </w:rPr>
+      </w:r>
+    </w:p>
+    <w:p>
+      <w:pPr>
+        <w:pStyle w:val="Heading2"/>
+      </w:pPr>
+      <w:r>
+        <w:rPr>
+          <w:lang w:val="es_ES" w:bidi="es_ES"/>
+        </w:rPr>
+        <w:t>decapolis</w:t>
+      </w:r>
+      <w:r>
+        <w:rPr>
+          <w:lang w:val="es_ES" w:bidi="es_ES"/>
+        </w:rPr>
+      </w:r>
+    </w:p>
+    <w:p>
+      <w:pPr/>
+      <w:r>
+        <w:rPr>
+          <w:lang w:val="es_ES" w:bidi="es_ES"/>
+        </w:rPr>
+      </w:r>
+      <w:r>
+        <w:rPr>
           <w:b/>
           <w:lang w:val="es_ES" w:bidi="es_ES"/>
         </w:rPr>
-        <w:t>Cuando estén traduciendo "creer", tengan cuidado con las siguientes cosas:</w:t>
+        <w:t>Decápolis</w:t>
+      </w:r>
+      <w:r>
+        <w:rPr>
+          <w:lang w:val="es_ES" w:bidi="es_ES"/>
+        </w:rPr>
+        <w:t xml:space="preserve"> significa literalmente “10 ciudades”. La palabra se refiere a un área al este del </w:t>
+      </w:r>
+      <w:hyperlink r:id="rId22">
+        <w:r>
+          <w:rPr>
+            <w:lang w:val="es_ES" w:bidi="es_ES"/>
+          </w:rPr>
+          <w:rPr>
+            <w:color w:val="0000EE"/>
+            <w:u w:val="single"/>
+          </w:rPr>
+          <w:t>Mar de Galilea</w:t>
+        </w:r>
+      </w:hyperlink>
+      <w:r>
+        <w:rPr>
+          <w:lang w:val="es_ES" w:bidi="es_ES"/>
+        </w:rPr>
+        <w:t xml:space="preserve"> y del </w:t>
+      </w:r>
+      <w:hyperlink r:id="rId23">
+        <w:r>
+          <w:rPr>
+            <w:lang w:val="es_ES" w:bidi="es_ES"/>
+          </w:rPr>
+          <w:rPr>
+            <w:color w:val="0000EE"/>
+            <w:u w:val="single"/>
+          </w:rPr>
+          <w:t>río Jordán</w:t>
+        </w:r>
+      </w:hyperlink>
+      <w:r>
+        <w:rPr>
+          <w:lang w:val="es_ES" w:bidi="es_ES"/>
+        </w:rPr>
+        <w:t xml:space="preserve">. La mayoría de las personas que vivían allí no eran </w:t>
+      </w:r>
+      <w:r>
+        <w:rPr>
+          <w:b/>
+          <w:lang w:val="es_ES" w:bidi="es_ES"/>
+        </w:rPr>
+        <w:t>judíos</w:t>
+      </w:r>
+      <w:r>
+        <w:rPr>
+          <w:lang w:val="es_ES" w:bidi="es_ES"/>
+        </w:rPr>
+        <w:t>.</w:t>
+      </w:r>
+      <w:r>
+        <w:rPr>
+          <w:lang w:val="es_ES" w:bidi="es_ES"/>
+        </w:rPr>
+      </w:r>
+      <w:r>
+        <w:rPr>
+          <w:lang w:val="es_ES" w:bidi="es_ES"/>
+        </w:rPr>
       </w:r>
     </w:p>
     <w:p>
@@ -440,30 +651,21 @@
           <w:lang w:val="es_ES" w:bidi="es_ES"/>
         </w:rPr>
       </w:r>
-      <w:r>
-        <w:rPr>
-          <w:lang w:val="es_ES" w:bidi="es_ES"/>
-        </w:rPr>
-        <w:t xml:space="preserve">En algunos idiomas, la palabra "creer" puede sonar como si alguien solo </w:t>
-      </w:r>
-      <w:r>
-        <w:rPr>
-          <w:i/>
-          <w:lang w:val="es_ES" w:bidi="es_ES"/>
-        </w:rPr>
-        <w:t>espera</w:t>
-      </w:r>
-      <w:r>
-        <w:rPr>
-          <w:lang w:val="es_ES" w:bidi="es_ES"/>
-        </w:rPr>
-        <w:t xml:space="preserve"> que algo sea verdad, pero no están seguros. Este no es el significado correcto. Por lo tanto, a veces puede ser mejor usar una palabra que signifique "confianza".</w:t>
-      </w:r>
-      <w:r>
-        <w:rPr>
-          <w:lang w:val="es_ES" w:bidi="es_ES"/>
-        </w:rPr>
-        <w:t>Pause here and do the following activity as a group: Realicen una pausa aquí y hagan la siguiente actividad como grupo:</w:t>
+    </w:p>
+    <w:p>
+      <w:pPr>
+        <w:pStyle w:val="Heading2"/>
+      </w:pPr>
+      <w:r>
+        <w:rPr>
+          <w:lang w:val="es_ES" w:bidi="es_ES"/>
+        </w:rPr>
+        <w:t>demon</w:t>
+      </w:r>
+      <w:r>
+        <w:rPr>
+          <w:lang w:val="es_ES" w:bidi="es_ES"/>
+        </w:rPr>
       </w:r>
     </w:p>
     <w:p>
@@ -477,7 +679,108 @@
         <w:rPr>
           <w:lang w:val="es_ES" w:bidi="es_ES"/>
         </w:rPr>
-        <w:t>Pidan a una persona que se ofrezca como voluntario para ser la persona que tiene que confiar, o tener fe. Esta persona debe estar de pie dando la espalda a un grupo de al menos cinco personas, si tienen esa cantidad de personas. Estas cinco personas deben estar justo detrás del voluntario. Ellos deben ser capaces y estar dispuestos a agarrar al voluntario. Pídanle al voluntario que caiga entre los brazos del grupo de personas. ¿Ustedes dudan en hacer eso? ¿Cómo se sienten cuando deciden si caer o no a los brazos del grupo?</w:t>
+        <w:t xml:space="preserve">Las expresiones </w:t>
+      </w:r>
+      <w:r>
+        <w:rPr>
+          <w:b/>
+          <w:lang w:val="es_ES" w:bidi="es_ES"/>
+        </w:rPr>
+        <w:t>demonio</w:t>
+      </w:r>
+      <w:r>
+        <w:rPr>
+          <w:lang w:val="es_ES" w:bidi="es_ES"/>
+        </w:rPr>
+        <w:t xml:space="preserve">, </w:t>
+      </w:r>
+      <w:r>
+        <w:rPr>
+          <w:b/>
+          <w:lang w:val="es_ES" w:bidi="es_ES"/>
+        </w:rPr>
+        <w:t>espíritus malignos</w:t>
+      </w:r>
+      <w:r>
+        <w:rPr>
+          <w:lang w:val="es_ES" w:bidi="es_ES"/>
+        </w:rPr>
+        <w:t xml:space="preserve"> o </w:t>
+      </w:r>
+      <w:r>
+        <w:rPr>
+          <w:b/>
+          <w:lang w:val="es_ES" w:bidi="es_ES"/>
+        </w:rPr>
+        <w:t>espíritu inmundo</w:t>
+      </w:r>
+      <w:r>
+        <w:rPr>
+          <w:lang w:val="es_ES" w:bidi="es_ES"/>
+        </w:rPr>
+        <w:t xml:space="preserve"> se refieren a la misma cosa. Un demonio es un espíritu que se rebela contra Dios. El líder de todos los demonios es llamado </w:t>
+      </w:r>
+      <w:hyperlink r:id="rId24">
+        <w:r>
+          <w:rPr>
+            <w:lang w:val="es_ES" w:bidi="es_ES"/>
+          </w:rPr>
+          <w:rPr>
+            <w:color w:val="0000EE"/>
+            <w:u w:val="single"/>
+          </w:rPr>
+          <w:t>Satanás</w:t>
+        </w:r>
+      </w:hyperlink>
+      <w:r>
+        <w:rPr>
+          <w:lang w:val="es_ES" w:bidi="es_ES"/>
+        </w:rPr>
+        <w:t xml:space="preserve">, el </w:t>
+      </w:r>
+      <w:hyperlink r:id="rId25">
+        <w:r>
+          <w:rPr>
+            <w:lang w:val="es_ES" w:bidi="es_ES"/>
+          </w:rPr>
+          <w:rPr>
+            <w:color w:val="0000EE"/>
+            <w:u w:val="single"/>
+          </w:rPr>
+          <w:t>diablo</w:t>
+        </w:r>
+      </w:hyperlink>
+      <w:r>
+        <w:rPr>
+          <w:lang w:val="es_ES" w:bidi="es_ES"/>
+        </w:rPr>
+        <w:t xml:space="preserve"> o a veces Beelzebú. Como Dios ha creado todo lo que existe, Dios también creó estos espíritus. Dios los creó buenos, como </w:t>
+      </w:r>
+      <w:r>
+        <w:rPr>
+          <w:b/>
+          <w:lang w:val="es_ES" w:bidi="es_ES"/>
+        </w:rPr>
+        <w:t>ángeles</w:t>
+      </w:r>
+      <w:r>
+        <w:rPr>
+          <w:lang w:val="es_ES" w:bidi="es_ES"/>
+        </w:rPr>
+        <w:t xml:space="preserve">, para hacer su trabajo. Pero algunos </w:t>
+      </w:r>
+      <w:r>
+        <w:rPr>
+          <w:b/>
+          <w:lang w:val="es_ES" w:bidi="es_ES"/>
+        </w:rPr>
+        <w:t>ángeles</w:t>
+      </w:r>
+      <w:r>
+        <w:rPr>
+          <w:lang w:val="es_ES" w:bidi="es_ES"/>
+        </w:rPr>
+        <w:t xml:space="preserve"> se rebelaron contra Dios, y estos se convirtieron en espíritus malignos. Estos espíritus malignos intentan destruir y engañar a las personas.</w:t>
       </w:r>
     </w:p>
     <w:p>
@@ -491,7 +794,33 @@
         <w:rPr>
           <w:lang w:val="es_ES" w:bidi="es_ES"/>
         </w:rPr>
-        <w:t>Quizás el voluntario elija no caer, aunque sabe que sus amigos los agarrarán. ¿Cómo se siente el grupo cuando el voluntario elige no caer a sus brazos?</w:t>
+        <w:t>Los demonios pueden tomar el control de las personas, de tal manera que las personas se enferman o se comportan de manera extraña. Cuando un demonio toma el control de una persona, decimos que la persona está "</w:t>
+      </w:r>
+      <w:r>
+        <w:rPr>
+          <w:b/>
+          <w:lang w:val="es_ES" w:bidi="es_ES"/>
+        </w:rPr>
+        <w:t>poseída por un demonio</w:t>
+      </w:r>
+      <w:r>
+        <w:rPr>
+          <w:lang w:val="es_ES" w:bidi="es_ES"/>
+        </w:rPr>
+        <w:t xml:space="preserve">". Una persona que estaba poseída por un demonio podía volverse sorda, muda o tener convulsiones que parecen ataques epilépticos. La persona podía volverse muy violenta y gritar. Los </w:t>
+      </w:r>
+      <w:r>
+        <w:rPr>
+          <w:b/>
+          <w:lang w:val="es_ES" w:bidi="es_ES"/>
+        </w:rPr>
+        <w:t>judíos</w:t>
+      </w:r>
+      <w:r>
+        <w:rPr>
+          <w:lang w:val="es_ES" w:bidi="es_ES"/>
+        </w:rPr>
+        <w:t xml:space="preserve"> intentaban expulsar a los demonios de las personas mediante rituales que podían llevar mucho tiempo. Pero Jesús expulsó a muchos demonios de las personas durante su tiempo en la tierra, ¡y lo hizo solo ordenando a los demonios que se fueran!</w:t>
       </w:r>
     </w:p>
     <w:p>
@@ -505,17 +834,38 @@
         <w:rPr>
           <w:lang w:val="es_ES" w:bidi="es_ES"/>
         </w:rPr>
-        <w:t>Quizás el voluntario elija caer entre los brazos del grupo. ¿Cómo se siente el voluntario después de que el grupo lo agarra? ¿Cómo se siente el grupo, sabiendo que la persona ha confiado en ellos? Este es un ejemplo de tener fe, o confiar. Ustedes no confían a menos que realmente caigan a los brazos del grupo. Pueden decir que confían en el grupo, pero la verdadera confianza no sucede hasta que caen. Confiar significa actuar sobre lo que dicen.</w:t>
-      </w:r>
-      <w:r>
-        <w:rPr>
-          <w:lang w:val="es_ES" w:bidi="es_ES"/>
-        </w:rPr>
-      </w:r>
-      <w:r>
-        <w:rPr>
-          <w:lang w:val="es_ES" w:bidi="es_ES"/>
-        </w:rPr>
+        <w:t xml:space="preserve">Los demonios también pueden ser llamados espíritus malignos. Esto deja claro que sus intenciones son </w:t>
+      </w:r>
+      <w:hyperlink r:id="rId26">
+        <w:r>
+          <w:rPr>
+            <w:lang w:val="es_ES" w:bidi="es_ES"/>
+          </w:rPr>
+          <w:rPr>
+            <w:color w:val="0000EE"/>
+            <w:u w:val="single"/>
+          </w:rPr>
+          <w:t>malas</w:t>
+        </w:r>
+      </w:hyperlink>
+      <w:r>
+        <w:rPr>
+          <w:lang w:val="es_ES" w:bidi="es_ES"/>
+        </w:rPr>
+        <w:t xml:space="preserve">. A veces son llamados espíritus inmundos. Algo que es </w:t>
+      </w:r>
+      <w:r>
+        <w:rPr>
+          <w:b/>
+          <w:lang w:val="es_ES" w:bidi="es_ES"/>
+        </w:rPr>
+        <w:t>inmundo</w:t>
+      </w:r>
+      <w:r>
+        <w:rPr>
+          <w:lang w:val="es_ES" w:bidi="es_ES"/>
+        </w:rPr>
+        <w:t xml:space="preserve"> no es apto para servir a Dios.</w:t>
       </w:r>
     </w:p>
     <w:p>
@@ -525,6 +875,45 @@
           <w:lang w:val="es_ES" w:bidi="es_ES"/>
         </w:rPr>
       </w:r>
+      <w:r>
+        <w:rPr>
+          <w:b/>
+          <w:lang w:val="es_ES" w:bidi="es_ES"/>
+        </w:rPr>
+        <w:t>Cuando traduzcan demonio, tengan cuidado con los siguientes cosas:</w:t>
+      </w:r>
+    </w:p>
+    <w:p>
+      <w:pPr/>
+      <w:r>
+        <w:rPr>
+          <w:lang w:val="es_ES" w:bidi="es_ES"/>
+        </w:rPr>
+      </w:r>
+      <w:r>
+        <w:rPr>
+          <w:lang w:val="es_ES" w:bidi="es_ES"/>
+        </w:rPr>
+        <w:t>Los demonios no son los espíritus de humanos que han muerto, aunque en muchas culturas pueden declarar que esto es lo que son. Si tienen que usar un término que signifique espíritus de personas muertas, entonces tengan en cuenta que la gente tendrá que aprender con el tiempo que estos espíritus en realidad no son espíritus de personas muertas, sino que solo están fingiendo serlo.</w:t>
+      </w:r>
+      <w:r>
+        <w:rPr>
+          <w:lang w:val="es_ES" w:bidi="es_ES"/>
+        </w:rPr>
+      </w:r>
+      <w:r>
+        <w:rPr>
+          <w:lang w:val="es_ES" w:bidi="es_ES"/>
+        </w:rPr>
+      </w:r>
+    </w:p>
+    <w:p>
+      <w:pPr/>
+      <w:r>
+        <w:rPr>
+          <w:lang w:val="es_ES" w:bidi="es_ES"/>
+        </w:rPr>
+      </w:r>
     </w:p>
     <w:p>
       <w:pPr>
@@ -534,7 +923,738 @@
         <w:rPr>
           <w:lang w:val="es_ES" w:bidi="es_ES"/>
         </w:rPr>
-        <w:t>fe</w:t>
+        <w:t>denarius</w:t>
+      </w:r>
+      <w:r>
+        <w:rPr>
+          <w:lang w:val="es_ES" w:bidi="es_ES"/>
+        </w:rPr>
+      </w:r>
+    </w:p>
+    <w:p>
+      <w:pPr/>
+      <w:r>
+        <w:rPr>
+          <w:lang w:val="es_ES" w:bidi="es_ES"/>
+        </w:rPr>
+      </w:r>
+      <w:r>
+        <w:rPr>
+          <w:lang w:val="es_ES" w:bidi="es_ES"/>
+        </w:rPr>
+        <w:t xml:space="preserve">Un </w:t>
+      </w:r>
+      <w:r>
+        <w:rPr>
+          <w:b/>
+          <w:lang w:val="es_ES" w:bidi="es_ES"/>
+        </w:rPr>
+        <w:t>denario</w:t>
+      </w:r>
+      <w:r>
+        <w:rPr>
+          <w:lang w:val="es_ES" w:bidi="es_ES"/>
+        </w:rPr>
+        <w:t xml:space="preserve"> es una moneda de plata hecha por los romanos que era usada como dinero durante el tiempo de Jesús. Cada denario tenía la imagen del emperador romano en él. Un trabajador común podía ganar un denario en un día.</w:t>
+      </w:r>
+      <w:r>
+        <w:rPr>
+          <w:lang w:val="es_ES" w:bidi="es_ES"/>
+        </w:rPr>
+      </w:r>
+      <w:r>
+        <w:rPr>
+          <w:lang w:val="es_ES" w:bidi="es_ES"/>
+        </w:rPr>
+      </w:r>
+    </w:p>
+    <w:p>
+      <w:pPr/>
+      <w:r>
+        <w:rPr>
+          <w:lang w:val="es_ES" w:bidi="es_ES"/>
+        </w:rPr>
+      </w:r>
+    </w:p>
+    <w:p>
+      <w:pPr>
+        <w:pStyle w:val="Heading2"/>
+      </w:pPr>
+      <w:r>
+        <w:rPr>
+          <w:lang w:val="es_ES" w:bidi="es_ES"/>
+        </w:rPr>
+        <w:t>descendant</w:t>
+      </w:r>
+      <w:r>
+        <w:rPr>
+          <w:lang w:val="es_ES" w:bidi="es_ES"/>
+        </w:rPr>
+      </w:r>
+    </w:p>
+    <w:p>
+      <w:pPr/>
+      <w:r>
+        <w:rPr>
+          <w:lang w:val="es_ES" w:bidi="es_ES"/>
+        </w:rPr>
+      </w:r>
+      <w:r>
+        <w:rPr>
+          <w:lang w:val="es_ES" w:bidi="es_ES"/>
+        </w:rPr>
+        <w:t xml:space="preserve">Los </w:t>
+      </w:r>
+      <w:r>
+        <w:rPr>
+          <w:b/>
+          <w:lang w:val="es_ES" w:bidi="es_ES"/>
+        </w:rPr>
+        <w:t>descendientes</w:t>
+      </w:r>
+      <w:r>
+        <w:rPr>
+          <w:lang w:val="es_ES" w:bidi="es_ES"/>
+        </w:rPr>
+        <w:t xml:space="preserve"> de una persona son sus hijos, nietos y todas las generaciones futuras de la misma línea familiar. Los </w:t>
+      </w:r>
+      <w:r>
+        <w:rPr>
+          <w:b/>
+          <w:lang w:val="es_ES" w:bidi="es_ES"/>
+        </w:rPr>
+        <w:t>israelitas</w:t>
+      </w:r>
+      <w:r>
+        <w:rPr>
+          <w:lang w:val="es_ES" w:bidi="es_ES"/>
+        </w:rPr>
+        <w:t xml:space="preserve"> son descendientes de Jacob, el nieto de </w:t>
+      </w:r>
+      <w:r>
+        <w:rPr>
+          <w:b/>
+          <w:lang w:val="es_ES" w:bidi="es_ES"/>
+        </w:rPr>
+        <w:t>Abraham</w:t>
+      </w:r>
+      <w:r>
+        <w:rPr>
+          <w:lang w:val="es_ES" w:bidi="es_ES"/>
+        </w:rPr>
+        <w:t>. Jacob es el ancestro de los israelitas.</w:t>
+      </w:r>
+      <w:r>
+        <w:rPr>
+          <w:lang w:val="es_ES" w:bidi="es_ES"/>
+        </w:rPr>
+      </w:r>
+      <w:r>
+        <w:rPr>
+          <w:lang w:val="es_ES" w:bidi="es_ES"/>
+        </w:rPr>
+      </w:r>
+    </w:p>
+    <w:p>
+      <w:pPr/>
+      <w:r>
+        <w:rPr>
+          <w:lang w:val="es_ES" w:bidi="es_ES"/>
+        </w:rPr>
+      </w:r>
+    </w:p>
+    <w:p>
+      <w:pPr>
+        <w:pStyle w:val="Heading2"/>
+      </w:pPr>
+      <w:r>
+        <w:rPr>
+          <w:lang w:val="es_ES" w:bidi="es_ES"/>
+        </w:rPr>
+        <w:t>desert</w:t>
+      </w:r>
+      <w:r>
+        <w:rPr>
+          <w:lang w:val="es_ES" w:bidi="es_ES"/>
+        </w:rPr>
+      </w:r>
+    </w:p>
+    <w:p>
+      <w:pPr/>
+      <w:r>
+        <w:rPr>
+          <w:lang w:val="es_ES" w:bidi="es_ES"/>
+        </w:rPr>
+      </w:r>
+      <w:r>
+        <w:rPr>
+          <w:lang w:val="es_ES" w:bidi="es_ES"/>
+        </w:rPr>
+        <w:t xml:space="preserve">Un </w:t>
+      </w:r>
+      <w:r>
+        <w:rPr>
+          <w:b/>
+          <w:lang w:val="es_ES" w:bidi="es_ES"/>
+        </w:rPr>
+        <w:t>desierto</w:t>
+      </w:r>
+      <w:r>
+        <w:rPr>
+          <w:lang w:val="es_ES" w:bidi="es_ES"/>
+        </w:rPr>
+        <w:t xml:space="preserve"> o </w:t>
+      </w:r>
+      <w:hyperlink r:id="rId27">
+        <w:r>
+          <w:rPr>
+            <w:lang w:val="es_ES" w:bidi="es_ES"/>
+          </w:rPr>
+          <w:rPr>
+            <w:color w:val="0000EE"/>
+            <w:u w:val="single"/>
+          </w:rPr>
+          <w:t>yermo</w:t>
+        </w:r>
+      </w:hyperlink>
+      <w:r>
+        <w:rPr>
+          <w:lang w:val="es_ES" w:bidi="es_ES"/>
+        </w:rPr>
+        <w:t xml:space="preserve"> es un lugar solitario, estéril, sin agua. Casi no hay árboles o arbustos creciendo en un desierto. El suelo es seco y rocoso, y hay animales salvajes deambulando por ahí. Las personas no viven en el desierto.</w:t>
+      </w:r>
+      <w:r>
+        <w:rPr>
+          <w:lang w:val="es_ES" w:bidi="es_ES"/>
+        </w:rPr>
+      </w:r>
+      <w:r>
+        <w:rPr>
+          <w:lang w:val="es_ES" w:bidi="es_ES"/>
+        </w:rPr>
+      </w:r>
+    </w:p>
+    <w:p>
+      <w:pPr/>
+      <w:r>
+        <w:rPr>
+          <w:lang w:val="es_ES" w:bidi="es_ES"/>
+        </w:rPr>
+      </w:r>
+    </w:p>
+    <w:p>
+      <w:pPr>
+        <w:pStyle w:val="Heading2"/>
+      </w:pPr>
+      <w:r>
+        <w:rPr>
+          <w:lang w:val="es_ES" w:bidi="es_ES"/>
+        </w:rPr>
+        <w:t>devil</w:t>
+      </w:r>
+      <w:r>
+        <w:rPr>
+          <w:lang w:val="es_ES" w:bidi="es_ES"/>
+        </w:rPr>
+      </w:r>
+    </w:p>
+    <w:p>
+      <w:pPr/>
+      <w:r>
+        <w:rPr>
+          <w:lang w:val="es_ES" w:bidi="es_ES"/>
+        </w:rPr>
+      </w:r>
+      <w:r>
+        <w:rPr>
+          <w:lang w:val="es_ES" w:bidi="es_ES"/>
+        </w:rPr>
+        <w:t xml:space="preserve">El nombre </w:t>
+      </w:r>
+      <w:hyperlink r:id="rId24">
+        <w:r>
+          <w:rPr>
+            <w:lang w:val="es_ES" w:bidi="es_ES"/>
+          </w:rPr>
+          <w:rPr>
+            <w:color w:val="0000EE"/>
+            <w:u w:val="single"/>
+          </w:rPr>
+          <w:t>Satanás</w:t>
+        </w:r>
+      </w:hyperlink>
+      <w:r>
+        <w:rPr>
+          <w:lang w:val="es_ES" w:bidi="es_ES"/>
+        </w:rPr>
+        <w:t xml:space="preserve"> significa adversario, enemigo o acusador. Este es el nombre para </w:t>
+      </w:r>
+      <w:r>
+        <w:rPr>
+          <w:b/>
+          <w:lang w:val="es_ES" w:bidi="es_ES"/>
+        </w:rPr>
+        <w:t>el Diablo</w:t>
+      </w:r>
+      <w:r>
+        <w:rPr>
+          <w:lang w:val="es_ES" w:bidi="es_ES"/>
+        </w:rPr>
+        <w:t xml:space="preserve">, el líder de todos los </w:t>
+      </w:r>
+      <w:r>
+        <w:rPr>
+          <w:b/>
+          <w:lang w:val="es_ES" w:bidi="es_ES"/>
+        </w:rPr>
+        <w:t>espíritus malignos</w:t>
+      </w:r>
+      <w:r>
+        <w:rPr>
+          <w:lang w:val="es_ES" w:bidi="es_ES"/>
+        </w:rPr>
+        <w:t>.</w:t>
+      </w:r>
+    </w:p>
+    <w:p>
+      <w:pPr/>
+      <w:r>
+        <w:rPr>
+          <w:lang w:val="es_ES" w:bidi="es_ES"/>
+        </w:rPr>
+      </w:r>
+      <w:r>
+        <w:rPr>
+          <w:lang w:val="es_ES" w:bidi="es_ES"/>
+        </w:rPr>
+        <w:t xml:space="preserve">Dios ha creado todo lo que existe y, por lo tanto, Dios también creó a todos los espíritus. Dios los creó buenos, como </w:t>
+      </w:r>
+      <w:r>
+        <w:rPr>
+          <w:b/>
+          <w:lang w:val="es_ES" w:bidi="es_ES"/>
+        </w:rPr>
+        <w:t>ángeles</w:t>
+      </w:r>
+      <w:r>
+        <w:rPr>
+          <w:lang w:val="es_ES" w:bidi="es_ES"/>
+        </w:rPr>
+        <w:t>, para hacer su trabajo. Pero algunos ángeles se rebelaron contra Dios, y después se convirtieron en espíritus malignos. El más poderoso de estos espíritus malignos se llama el diablo, o Satanás.</w:t>
+      </w:r>
+    </w:p>
+    <w:p>
+      <w:pPr/>
+      <w:r>
+        <w:rPr>
+          <w:lang w:val="es_ES" w:bidi="es_ES"/>
+        </w:rPr>
+      </w:r>
+      <w:r>
+        <w:rPr>
+          <w:lang w:val="es_ES" w:bidi="es_ES"/>
+        </w:rPr>
+        <w:t>Satanás siempre intenta destruir la obra de Dios. Satanás tienta a las personas para que desobedezcan a Dios. Él intenta hacer que las personas se alejen de Dios engañándolas. Satanás es poderoso y peligroso, siempre buscando maneras de actuar en contra de Dios y en contra del pueblo de Dios.</w:t>
+      </w:r>
+    </w:p>
+    <w:p>
+      <w:pPr/>
+      <w:r>
+        <w:rPr>
+          <w:lang w:val="es_ES" w:bidi="es_ES"/>
+        </w:rPr>
+      </w:r>
+      <w:r>
+        <w:rPr>
+          <w:lang w:val="es_ES" w:bidi="es_ES"/>
+        </w:rPr>
+        <w:t xml:space="preserve">Debido a que Satanás todavía es poderoso en este tiempo, a veces la Biblia lo llama el "gobernante de este mundo". A veces Satanás es llamado </w:t>
+      </w:r>
+      <w:r>
+        <w:rPr>
+          <w:b/>
+          <w:lang w:val="es_ES" w:bidi="es_ES"/>
+        </w:rPr>
+        <w:t>Beelzebú</w:t>
+      </w:r>
+      <w:r>
+        <w:rPr>
+          <w:lang w:val="es_ES" w:bidi="es_ES"/>
+        </w:rPr>
+        <w:t xml:space="preserve">, que significa algo como "amo de los lugares altos". A veces es llamado </w:t>
+      </w:r>
+      <w:r>
+        <w:rPr>
+          <w:b/>
+          <w:lang w:val="es_ES" w:bidi="es_ES"/>
+        </w:rPr>
+        <w:t>el Engañador</w:t>
+      </w:r>
+      <w:r>
+        <w:rPr>
+          <w:lang w:val="es_ES" w:bidi="es_ES"/>
+        </w:rPr>
+        <w:t>. A veces es comparado con un dragón o una serpiente.</w:t>
+      </w:r>
+    </w:p>
+    <w:p>
+      <w:pPr/>
+      <w:r>
+        <w:rPr>
+          <w:lang w:val="es_ES" w:bidi="es_ES"/>
+        </w:rPr>
+      </w:r>
+      <w:r>
+        <w:rPr>
+          <w:lang w:val="es_ES" w:bidi="es_ES"/>
+        </w:rPr>
+        <w:t xml:space="preserve">Sin embargo, Dios es mucho más fuerte que Satanás. Cuando Jesús murió y fue </w:t>
+      </w:r>
+      <w:r>
+        <w:rPr>
+          <w:b/>
+          <w:lang w:val="es_ES" w:bidi="es_ES"/>
+        </w:rPr>
+        <w:t>resucitado</w:t>
+      </w:r>
+      <w:r>
+        <w:rPr>
+          <w:lang w:val="es_ES" w:bidi="es_ES"/>
+        </w:rPr>
+        <w:t>, Dios quebró el poder de Satanás. Aunque Dios todavía permite que Satanás use su poder por ahora, cuando Jesús regrese, Jesús derrotará a Satanás para siempre. Dios castigará a Satanás y a todos los espíritus malignos, y nunca más podrán actuar en contra de Dios y de su pueblo.</w:t>
+      </w:r>
+      <w:r>
+        <w:rPr>
+          <w:lang w:val="es_ES" w:bidi="es_ES"/>
+        </w:rPr>
+      </w:r>
+      <w:r>
+        <w:rPr>
+          <w:lang w:val="es_ES" w:bidi="es_ES"/>
+        </w:rPr>
+      </w:r>
+    </w:p>
+    <w:p>
+      <w:pPr/>
+      <w:r>
+        <w:rPr>
+          <w:lang w:val="es_ES" w:bidi="es_ES"/>
+        </w:rPr>
+      </w:r>
+    </w:p>
+    <w:p>
+      <w:pPr>
+        <w:pStyle w:val="Heading2"/>
+      </w:pPr>
+      <w:r>
+        <w:rPr>
+          <w:lang w:val="es_ES" w:bidi="es_ES"/>
+        </w:rPr>
+        <w:t>discípulo</w:t>
+      </w:r>
+      <w:r>
+        <w:rPr>
+          <w:lang w:val="es_ES" w:bidi="es_ES"/>
+        </w:rPr>
+      </w:r>
+    </w:p>
+    <w:p>
+      <w:pPr/>
+      <w:r>
+        <w:rPr>
+          <w:lang w:val="es_ES" w:bidi="es_ES"/>
+        </w:rPr>
+      </w:r>
+      <w:r>
+        <w:rPr>
+          <w:lang w:val="es_ES" w:bidi="es_ES"/>
+        </w:rPr>
+        <w:t xml:space="preserve">Un </w:t>
+      </w:r>
+      <w:r>
+        <w:rPr>
+          <w:b/>
+          <w:lang w:val="es_ES" w:bidi="es_ES"/>
+        </w:rPr>
+        <w:t>discípulo</w:t>
+      </w:r>
+      <w:r>
+        <w:rPr>
+          <w:lang w:val="es_ES" w:bidi="es_ES"/>
+        </w:rPr>
+        <w:t xml:space="preserve"> es una persona que sigue a un maestro religioso como estudiante.</w:t>
+      </w:r>
+    </w:p>
+    <w:p>
+      <w:pPr/>
+      <w:r>
+        <w:rPr>
+          <w:lang w:val="es_ES" w:bidi="es_ES"/>
+        </w:rPr>
+      </w:r>
+      <w:r>
+        <w:rPr>
+          <w:lang w:val="es_ES" w:bidi="es_ES"/>
+        </w:rPr>
+        <w:t xml:space="preserve">En el Nuevo Testamento, todas las personas que siguen a Jesús y quieren aprender de él son discípulos. A veces, Jesús enviaba grupos de discípulos a predicar las </w:t>
+      </w:r>
+      <w:hyperlink r:id="rId28">
+        <w:r>
+          <w:rPr>
+            <w:lang w:val="es_ES" w:bidi="es_ES"/>
+          </w:rPr>
+          <w:rPr>
+            <w:color w:val="0000EE"/>
+            <w:u w:val="single"/>
+          </w:rPr>
+          <w:t>buenas nuevas</w:t>
+        </w:r>
+      </w:hyperlink>
+      <w:r>
+        <w:rPr>
+          <w:lang w:val="es_ES" w:bidi="es_ES"/>
+        </w:rPr>
+        <w:t xml:space="preserve"> de que el </w:t>
+      </w:r>
+      <w:hyperlink r:id="rId29">
+        <w:r>
+          <w:rPr>
+            <w:lang w:val="es_ES" w:bidi="es_ES"/>
+          </w:rPr>
+          <w:rPr>
+            <w:color w:val="0000EE"/>
+            <w:u w:val="single"/>
+          </w:rPr>
+          <w:t>reino de Dios</w:t>
+        </w:r>
+      </w:hyperlink>
+      <w:r>
+        <w:rPr>
+          <w:lang w:val="es_ES" w:bidi="es_ES"/>
+        </w:rPr>
+        <w:t xml:space="preserve"> había llegado y a </w:t>
+      </w:r>
+      <w:hyperlink r:id="rId30">
+        <w:r>
+          <w:rPr>
+            <w:lang w:val="es_ES" w:bidi="es_ES"/>
+          </w:rPr>
+          <w:rPr>
+            <w:color w:val="0000EE"/>
+            <w:u w:val="single"/>
+          </w:rPr>
+          <w:t>sanar</w:t>
+        </w:r>
+      </w:hyperlink>
+      <w:r>
+        <w:rPr>
+          <w:lang w:val="es_ES" w:bidi="es_ES"/>
+        </w:rPr>
+        <w:t xml:space="preserve"> a los enfermos.</w:t>
+      </w:r>
+    </w:p>
+    <w:p>
+      <w:pPr/>
+      <w:r>
+        <w:rPr>
+          <w:lang w:val="es_ES" w:bidi="es_ES"/>
+        </w:rPr>
+      </w:r>
+      <w:r>
+        <w:rPr>
+          <w:lang w:val="es_ES" w:bidi="es_ES"/>
+        </w:rPr>
+        <w:t xml:space="preserve">Jesús también eligió a doce personas para que fueran sus discípulos especiales. Este pequeño grupo a menudo se llama "los doce discípulos", o incluso solo "los doce". Estas personas seguían a Jesús a todas partes, aprendiendo de él y observándolo. Estos doce discípulos también eran llamados de </w:t>
+      </w:r>
+      <w:hyperlink r:id="rId31">
+        <w:r>
+          <w:rPr>
+            <w:lang w:val="es_ES" w:bidi="es_ES"/>
+          </w:rPr>
+          <w:rPr>
+            <w:color w:val="0000EE"/>
+            <w:u w:val="single"/>
+          </w:rPr>
+          <w:t>apóstoles</w:t>
+        </w:r>
+      </w:hyperlink>
+      <w:r>
+        <w:rPr>
+          <w:lang w:val="es_ES" w:bidi="es_ES"/>
+        </w:rPr>
+        <w:t xml:space="preserve">. Un apóstol es alguien que ha recibido una </w:t>
+      </w:r>
+      <w:hyperlink r:id="rId32">
+        <w:r>
+          <w:rPr>
+            <w:lang w:val="es_ES" w:bidi="es_ES"/>
+          </w:rPr>
+          <w:rPr>
+            <w:color w:val="0000EE"/>
+            <w:u w:val="single"/>
+          </w:rPr>
+          <w:t>autoridad</w:t>
+        </w:r>
+      </w:hyperlink>
+      <w:r>
+        <w:rPr>
+          <w:lang w:val="es_ES" w:bidi="es_ES"/>
+        </w:rPr>
+        <w:t xml:space="preserve"> especial de Jesús.</w:t>
+      </w:r>
+    </w:p>
+    <w:p>
+      <w:pPr/>
+      <w:r>
+        <w:rPr>
+          <w:lang w:val="es_ES" w:bidi="es_ES"/>
+        </w:rPr>
+      </w:r>
+      <w:r>
+        <w:rPr>
+          <w:lang w:val="es_ES" w:bidi="es_ES"/>
+        </w:rPr>
+        <w:t xml:space="preserve">Antes de que Jesús regresara al </w:t>
+      </w:r>
+      <w:hyperlink r:id="rId33">
+        <w:r>
+          <w:rPr>
+            <w:lang w:val="es_ES" w:bidi="es_ES"/>
+          </w:rPr>
+          <w:rPr>
+            <w:color w:val="0000EE"/>
+            <w:u w:val="single"/>
+          </w:rPr>
+          <w:t>cielo</w:t>
+        </w:r>
+      </w:hyperlink>
+      <w:r>
+        <w:rPr>
+          <w:lang w:val="es_ES" w:bidi="es_ES"/>
+        </w:rPr>
+        <w:t xml:space="preserve">, Jesús dijo a sus discípulos "vayan y hagan a todas las personas de todas las </w:t>
+      </w:r>
+      <w:hyperlink r:id="rId21">
+        <w:r>
+          <w:rPr>
+            <w:lang w:val="es_ES" w:bidi="es_ES"/>
+          </w:rPr>
+          <w:rPr>
+            <w:color w:val="0000EE"/>
+            <w:u w:val="single"/>
+          </w:rPr>
+          <w:t>naciones</w:t>
+        </w:r>
+      </w:hyperlink>
+      <w:r>
+        <w:rPr>
+          <w:lang w:val="es_ES" w:bidi="es_ES"/>
+        </w:rPr>
+        <w:t xml:space="preserve"> mis discípulos". Cada persona que confía en Jesús y quiere obedecerle es un discípulo de Jesús.</w:t>
+      </w:r>
+    </w:p>
+    <w:p>
+      <w:pPr/>
+      <w:r>
+        <w:rPr>
+          <w:lang w:val="es_ES" w:bidi="es_ES"/>
+        </w:rPr>
+      </w:r>
+      <w:r>
+        <w:rPr>
+          <w:lang w:val="es_ES" w:bidi="es_ES"/>
+        </w:rPr>
+        <w:t>A veces la palabra "discípulos" es utilizada para un grupo grande de personas, y a veces significa solamente los doce discípulos escogidos.</w:t>
+      </w:r>
+    </w:p>
+    <w:p>
+      <w:pPr/>
+      <w:r>
+        <w:rPr>
+          <w:lang w:val="es_ES" w:bidi="es_ES"/>
+        </w:rPr>
+      </w:r>
+      <w:r>
+        <w:rPr>
+          <w:b/>
+          <w:lang w:val="es_ES" w:bidi="es_ES"/>
+        </w:rPr>
+        <w:t>Cuando estén traduciendo discípulo, tengan cuidado con las siguientes cosas:</w:t>
+      </w:r>
+    </w:p>
+    <w:p>
+      <w:pPr/>
+      <w:r>
+        <w:rPr>
+          <w:lang w:val="es_ES" w:bidi="es_ES"/>
+        </w:rPr>
+      </w:r>
+      <w:r>
+        <w:rPr>
+          <w:lang w:val="es_ES" w:bidi="es_ES"/>
+        </w:rPr>
+        <w:t>Si en su idioma tiene una palabra que significa seguidor de un maestro respetado, pueden usar ese término aquí.</w:t>
+      </w:r>
+    </w:p>
+    <w:p>
+      <w:pPr/>
+      <w:r>
+        <w:rPr>
+          <w:lang w:val="es_ES" w:bidi="es_ES"/>
+        </w:rPr>
+      </w:r>
+      <w:r>
+        <w:rPr>
+          <w:lang w:val="es_ES" w:bidi="es_ES"/>
+        </w:rPr>
+        <w:t xml:space="preserve">Recuerden que ustedes necesitan tener una palabra diferente para </w:t>
+      </w:r>
+      <w:hyperlink r:id="rId31">
+        <w:r>
+          <w:rPr>
+            <w:lang w:val="es_ES" w:bidi="es_ES"/>
+          </w:rPr>
+          <w:rPr>
+            <w:color w:val="0000EE"/>
+            <w:u w:val="single"/>
+          </w:rPr>
+          <w:t>apóstol</w:t>
+        </w:r>
+      </w:hyperlink>
+      <w:r>
+        <w:rPr>
+          <w:lang w:val="es_ES" w:bidi="es_ES"/>
+        </w:rPr>
+        <w:t xml:space="preserve"> también.</w:t>
+      </w:r>
+      <w:r>
+        <w:rPr>
+          <w:lang w:val="es_ES" w:bidi="es_ES"/>
+        </w:rPr>
+      </w:r>
+      <w:r>
+        <w:rPr>
+          <w:lang w:val="es_ES" w:bidi="es_ES"/>
+        </w:rPr>
+      </w:r>
+    </w:p>
+    <w:p>
+      <w:pPr/>
+      <w:r>
+        <w:rPr>
+          <w:lang w:val="es_ES" w:bidi="es_ES"/>
+        </w:rPr>
+      </w:r>
+    </w:p>
+    <w:p>
+      <w:pPr>
+        <w:pStyle w:val="Heading2"/>
+      </w:pPr>
+      <w:r>
+        <w:rPr>
+          <w:lang w:val="es_ES" w:bidi="es_ES"/>
+        </w:rPr>
+        <w:t>discípulo</w:t>
       </w:r>
       <w:r>
         <w:rPr>
@@ -565,7 +1685,7 @@
           <w:lang w:val="es_ES" w:bidi="es_ES"/>
         </w:rPr>
       </w:r>
-      <w:hyperlink r:id="rId19">
+      <w:hyperlink r:id="rId34">
         <w:r>
           <w:rPr>
             <w:lang w:val="es_ES" w:bidi="es_ES"/>
@@ -581,7 +1701,618 @@
         <w:rPr>
           <w:lang w:val="es_ES" w:bidi="es_ES"/>
         </w:rPr>
-        <w:t xml:space="preserve"> (2378132 KB)</w:t>
+        <w:t xml:space="preserve"> (1178588 KB)</w:t>
+      </w:r>
+      <w:r>
+        <w:rPr>
+          <w:lang w:val="es_ES" w:bidi="es_ES"/>
+        </w:rPr>
+      </w:r>
+      <w:r>
+        <w:rPr>
+          <w:lang w:val="es_ES" w:bidi="es_ES"/>
+        </w:rPr>
+      </w:r>
+    </w:p>
+    <w:p>
+      <w:pPr/>
+      <w:r>
+        <w:rPr>
+          <w:lang w:val="es_ES" w:bidi="es_ES"/>
+        </w:rPr>
+      </w:r>
+    </w:p>
+    <w:p>
+      <w:pPr>
+        <w:pStyle w:val="Heading2"/>
+      </w:pPr>
+      <w:r>
+        <w:rPr>
+          <w:lang w:val="es_ES" w:bidi="es_ES"/>
+        </w:rPr>
+        <w:t>divination</w:t>
+      </w:r>
+      <w:r>
+        <w:rPr>
+          <w:lang w:val="es_ES" w:bidi="es_ES"/>
+        </w:rPr>
+      </w:r>
+    </w:p>
+    <w:p>
+      <w:pPr/>
+      <w:r>
+        <w:rPr>
+          <w:lang w:val="es_ES" w:bidi="es_ES"/>
+        </w:rPr>
+      </w:r>
+      <w:r>
+        <w:rPr>
+          <w:lang w:val="es_ES" w:bidi="es_ES"/>
+        </w:rPr>
+        <w:t xml:space="preserve">La </w:t>
+      </w:r>
+      <w:r>
+        <w:rPr>
+          <w:b/>
+          <w:lang w:val="es_ES" w:bidi="es_ES"/>
+        </w:rPr>
+        <w:t>adivinación</w:t>
+      </w:r>
+      <w:r>
+        <w:rPr>
+          <w:lang w:val="es_ES" w:bidi="es_ES"/>
+        </w:rPr>
+        <w:t xml:space="preserve"> es una manera de comunicarse con los espíritus o dioses. Dios ha prohibido estrictamente a su pueblo usar la adivinación.</w:t>
+      </w:r>
+    </w:p>
+    <w:p>
+      <w:pPr/>
+      <w:r>
+        <w:rPr>
+          <w:lang w:val="es_ES" w:bidi="es_ES"/>
+        </w:rPr>
+      </w:r>
+      <w:r>
+        <w:rPr>
+          <w:lang w:val="es_ES" w:bidi="es_ES"/>
+        </w:rPr>
+        <w:t>Las personas de otras naciones usaban la adivinación para descubrir lo que sucedería en el futuro, o cuál era el significado de un sueño o de algún evento inusual. Las personas a veces usaban la adivinación para averiguar cuál sería el mejor momento para cierta actividad; por ejemplo, para averiguar cuándo comenzar un ataque a otro país.</w:t>
+      </w:r>
+    </w:p>
+    <w:p>
+      <w:pPr/>
+      <w:r>
+        <w:rPr>
+          <w:lang w:val="es_ES" w:bidi="es_ES"/>
+        </w:rPr>
+      </w:r>
+      <w:r>
+        <w:rPr>
+          <w:lang w:val="es_ES" w:bidi="es_ES"/>
+        </w:rPr>
+        <w:t>Había diferentes maneras en que las personas hacían la adivinación. Por ejemplo, algunas personas mataban a un animal y luego miraban la forma que tenían los órganos del animal. Si el órgano se veía de cierta manera, entonces pensaban que algo sucedería. Si se veía diferente, entonces alguna otra cosa sucedería. O, las personas miraban la manera en que el humo se movía cuando quemaban algo, y pensaban que los diferentes movimientos tenían diferentes significados. Otras personas miraban a las estrellas y a los planetas en el cielo y le daban un significado a sus posiciones.</w:t>
+      </w:r>
+    </w:p>
+    <w:p>
+      <w:pPr/>
+      <w:r>
+        <w:rPr>
+          <w:lang w:val="es_ES" w:bidi="es_ES"/>
+        </w:rPr>
+      </w:r>
+      <w:r>
+        <w:rPr>
+          <w:lang w:val="es_ES" w:bidi="es_ES"/>
+        </w:rPr>
+        <w:t>Dios ha prohibido a su pueblo usar la adivinación. ¡Las personas de Dios no necesitan usar tales rituales para descubrir lo que Dios quiere! Dios les dice a las personas lo que quiere de ellas a través de sus Escrituras y a través de mensajeros que comunican los mensajes de Dios, y el pueblo de Dios necesita confiar en Dios para el futuro.</w:t>
+      </w:r>
+      <w:r>
+        <w:rPr>
+          <w:lang w:val="es_ES" w:bidi="es_ES"/>
+        </w:rPr>
+      </w:r>
+      <w:r>
+        <w:rPr>
+          <w:lang w:val="es_ES" w:bidi="es_ES"/>
+        </w:rPr>
+      </w:r>
+    </w:p>
+    <w:p>
+      <w:pPr/>
+      <w:r>
+        <w:rPr>
+          <w:lang w:val="es_ES" w:bidi="es_ES"/>
+        </w:rPr>
+      </w:r>
+    </w:p>
+    <w:p>
+      <w:pPr>
+        <w:pStyle w:val="Heading2"/>
+      </w:pPr>
+      <w:r>
+        <w:rPr>
+          <w:lang w:val="es_ES" w:bidi="es_ES"/>
+        </w:rPr>
+        <w:t>divorce</w:t>
+      </w:r>
+      <w:r>
+        <w:rPr>
+          <w:lang w:val="es_ES" w:bidi="es_ES"/>
+        </w:rPr>
+      </w:r>
+    </w:p>
+    <w:p>
+      <w:pPr/>
+      <w:r>
+        <w:rPr>
+          <w:lang w:val="es_ES" w:bidi="es_ES"/>
+        </w:rPr>
+      </w:r>
+      <w:r>
+        <w:rPr>
+          <w:lang w:val="es_ES" w:bidi="es_ES"/>
+        </w:rPr>
+        <w:t xml:space="preserve">El </w:t>
+      </w:r>
+      <w:r>
+        <w:rPr>
+          <w:b/>
+          <w:lang w:val="es_ES" w:bidi="es_ES"/>
+        </w:rPr>
+        <w:t>divorcio</w:t>
+      </w:r>
+      <w:r>
+        <w:rPr>
+          <w:lang w:val="es_ES" w:bidi="es_ES"/>
+        </w:rPr>
+        <w:t xml:space="preserve"> es la separación permanente y legal entre el marido y la mujer. En el Antiguo Testamento, la </w:t>
+      </w:r>
+      <w:hyperlink r:id="rId35">
+        <w:r>
+          <w:rPr>
+            <w:lang w:val="es_ES" w:bidi="es_ES"/>
+          </w:rPr>
+          <w:rPr>
+            <w:color w:val="0000EE"/>
+            <w:u w:val="single"/>
+          </w:rPr>
+          <w:t>ley</w:t>
+        </w:r>
+      </w:hyperlink>
+      <w:r>
+        <w:rPr>
+          <w:lang w:val="es_ES" w:bidi="es_ES"/>
+        </w:rPr>
+        <w:t xml:space="preserve"> de Dios permitía a un hombre divorciarse de su esposa si él pensaba que ella tenía relaciónes con otro hombre. Sin embargo, Dios deja claro que odia el divorcio. Dios quiere que el marido y la mujer vivan juntos en armonía y se dediquen el uno al otro.</w:t>
+      </w:r>
+    </w:p>
+    <w:p>
+      <w:pPr/>
+      <w:r>
+        <w:rPr>
+          <w:lang w:val="es_ES" w:bidi="es_ES"/>
+        </w:rPr>
+      </w:r>
+      <w:r>
+        <w:rPr>
+          <w:lang w:val="es_ES" w:bidi="es_ES"/>
+        </w:rPr>
+        <w:t>En el Nuevo Testamento, Jesús también enseña a las personas que el divorcio está mal. Dios quiere que el marido y la mujer vivan juntos en unidad.</w:t>
+      </w:r>
+      <w:r>
+        <w:rPr>
+          <w:lang w:val="es_ES" w:bidi="es_ES"/>
+        </w:rPr>
+      </w:r>
+      <w:r>
+        <w:rPr>
+          <w:lang w:val="es_ES" w:bidi="es_ES"/>
+        </w:rPr>
+      </w:r>
+    </w:p>
+    <w:p>
+      <w:pPr/>
+      <w:r>
+        <w:rPr>
+          <w:lang w:val="es_ES" w:bidi="es_ES"/>
+        </w:rPr>
+      </w:r>
+    </w:p>
+    <w:p>
+      <w:pPr>
+        <w:pStyle w:val="Heading2"/>
+      </w:pPr>
+      <w:r>
+        <w:rPr>
+          <w:lang w:val="es_ES" w:bidi="es_ES"/>
+        </w:rPr>
+        <w:t>donkey</w:t>
+      </w:r>
+      <w:r>
+        <w:rPr>
+          <w:lang w:val="es_ES" w:bidi="es_ES"/>
+        </w:rPr>
+      </w:r>
+    </w:p>
+    <w:p>
+      <w:pPr/>
+      <w:r>
+        <w:rPr>
+          <w:lang w:val="es_ES" w:bidi="es_ES"/>
+        </w:rPr>
+      </w:r>
+      <w:r>
+        <w:rPr>
+          <w:lang w:val="es_ES" w:bidi="es_ES"/>
+        </w:rPr>
+        <w:t xml:space="preserve">Un </w:t>
+      </w:r>
+      <w:r>
+        <w:rPr>
+          <w:b/>
+          <w:lang w:val="es_ES" w:bidi="es_ES"/>
+        </w:rPr>
+        <w:t>burro</w:t>
+      </w:r>
+      <w:r>
+        <w:rPr>
+          <w:lang w:val="es_ES" w:bidi="es_ES"/>
+        </w:rPr>
+        <w:t xml:space="preserve"> es un animal que es lo suficientemente grande como para transportar cargas pesadas o personas. Las personas tenían burros para ayudarlos a trabajar en sus campos o para llevar cargas. Un burro era considerado un animal de paz, en contraste a un caballo, que es un animal más grande que los soldados montaban cuando estaban peleando batallas en la guerra.</w:t>
+      </w:r>
+      <w:r>
+        <w:rPr>
+          <w:lang w:val="es_ES" w:bidi="es_ES"/>
+        </w:rPr>
+      </w:r>
+      <w:r>
+        <w:rPr>
+          <w:lang w:val="es_ES" w:bidi="es_ES"/>
+        </w:rPr>
+      </w:r>
+    </w:p>
+    <w:p>
+      <w:pPr/>
+      <w:r>
+        <w:rPr>
+          <w:lang w:val="es_ES" w:bidi="es_ES"/>
+        </w:rPr>
+      </w:r>
+    </w:p>
+    <w:p>
+      <w:pPr>
+        <w:pStyle w:val="Heading2"/>
+      </w:pPr>
+      <w:r>
+        <w:rPr>
+          <w:lang w:val="es_ES" w:bidi="es_ES"/>
+        </w:rPr>
+        <w:t>dove</w:t>
+      </w:r>
+      <w:r>
+        <w:rPr>
+          <w:lang w:val="es_ES" w:bidi="es_ES"/>
+        </w:rPr>
+      </w:r>
+    </w:p>
+    <w:p>
+      <w:pPr/>
+      <w:r>
+        <w:rPr>
+          <w:lang w:val="es_ES" w:bidi="es_ES"/>
+        </w:rPr>
+      </w:r>
+      <w:r>
+        <w:rPr>
+          <w:lang w:val="es_ES" w:bidi="es_ES"/>
+        </w:rPr>
+        <w:t xml:space="preserve">Una </w:t>
+      </w:r>
+      <w:r>
+        <w:rPr>
+          <w:b/>
+          <w:lang w:val="es_ES" w:bidi="es_ES"/>
+        </w:rPr>
+        <w:t>paloma</w:t>
+      </w:r>
+      <w:r>
+        <w:rPr>
+          <w:lang w:val="es_ES" w:bidi="es_ES"/>
+        </w:rPr>
+        <w:t xml:space="preserve">es un tipo de ave que es muy común en </w:t>
+      </w:r>
+      <w:hyperlink r:id="rId14">
+        <w:r>
+          <w:rPr>
+            <w:lang w:val="es_ES" w:bidi="es_ES"/>
+          </w:rPr>
+          <w:rPr>
+            <w:color w:val="0000EE"/>
+            <w:u w:val="single"/>
+          </w:rPr>
+          <w:t>Israel</w:t>
+        </w:r>
+      </w:hyperlink>
+      <w:r>
+        <w:rPr>
+          <w:lang w:val="es_ES" w:bidi="es_ES"/>
+        </w:rPr>
+        <w:t>. Hay diferentes tipos y tamaños de palomas. Algunas son blancas y otras están salpicadas o tienen varios colores. Una paloma es considerada un ave agradable y pacífica. Las palomas pueden volar largas distancias, y son muy buenas para encontrar el camino de regreso de donde vinieron.</w:t>
+      </w:r>
+    </w:p>
+    <w:p>
+      <w:pPr/>
+      <w:r>
+        <w:rPr>
+          <w:lang w:val="es_ES" w:bidi="es_ES"/>
+        </w:rPr>
+      </w:r>
+      <w:r>
+        <w:rPr>
+          <w:lang w:val="es_ES" w:bidi="es_ES"/>
+        </w:rPr>
+        <w:t xml:space="preserve">Dios requería que los </w:t>
+      </w:r>
+      <w:r>
+        <w:rPr>
+          <w:b/>
+          <w:lang w:val="es_ES" w:bidi="es_ES"/>
+        </w:rPr>
+        <w:t>israelitas</w:t>
+      </w:r>
+      <w:r>
+        <w:rPr>
+          <w:lang w:val="es_ES" w:bidi="es_ES"/>
+        </w:rPr>
+        <w:t xml:space="preserve"> le ofrecieran </w:t>
+      </w:r>
+      <w:r>
+        <w:rPr>
+          <w:b/>
+          <w:lang w:val="es_ES" w:bidi="es_ES"/>
+        </w:rPr>
+        <w:t>sacrificios</w:t>
+      </w:r>
+      <w:r>
+        <w:rPr>
+          <w:lang w:val="es_ES" w:bidi="es_ES"/>
+        </w:rPr>
+        <w:t xml:space="preserve"> de animales durante diferentes rituales. Por lo general, estos animales eran ovejas, cabras o toros. Para las personas pobres, estos animales eran demasiado caros. Por lo tanto, Dios permitió que las personas sacrificaran un par de palomas en su lugar.</w:t>
+      </w:r>
+    </w:p>
+    <w:p>
+      <w:pPr/>
+      <w:r>
+        <w:rPr>
+          <w:lang w:val="es_ES" w:bidi="es_ES"/>
+        </w:rPr>
+      </w:r>
+      <w:r>
+        <w:rPr>
+          <w:lang w:val="es_ES" w:bidi="es_ES"/>
+        </w:rPr>
+        <w:t xml:space="preserve">Cuando Jesús fue </w:t>
+      </w:r>
+      <w:r>
+        <w:rPr>
+          <w:b/>
+          <w:lang w:val="es_ES" w:bidi="es_ES"/>
+        </w:rPr>
+        <w:t>bautizado</w:t>
+      </w:r>
+      <w:r>
+        <w:rPr>
+          <w:lang w:val="es_ES" w:bidi="es_ES"/>
+        </w:rPr>
+        <w:t xml:space="preserve">, el </w:t>
+      </w:r>
+      <w:hyperlink r:id="rId36">
+        <w:r>
+          <w:rPr>
+            <w:lang w:val="es_ES" w:bidi="es_ES"/>
+          </w:rPr>
+          <w:rPr>
+            <w:color w:val="0000EE"/>
+            <w:u w:val="single"/>
+          </w:rPr>
+          <w:t>Espíritu Santo</w:t>
+        </w:r>
+      </w:hyperlink>
+      <w:r>
+        <w:rPr>
+          <w:lang w:val="es_ES" w:bidi="es_ES"/>
+        </w:rPr>
+        <w:t xml:space="preserve"> cayó sobre él pareciéndo a una paloma. Esto no quiere decir que el Espíritu Santo sea una paloma, solo que en ese momento el Espíritu Santo se parecía a una paloma.</w:t>
+      </w:r>
+      <w:r>
+        <w:rPr>
+          <w:lang w:val="es_ES" w:bidi="es_ES"/>
+        </w:rPr>
+      </w:r>
+      <w:r>
+        <w:rPr>
+          <w:lang w:val="es_ES" w:bidi="es_ES"/>
+        </w:rPr>
+      </w:r>
+    </w:p>
+    <w:p>
+      <w:pPr/>
+      <w:r>
+        <w:rPr>
+          <w:lang w:val="es_ES" w:bidi="es_ES"/>
+        </w:rPr>
+      </w:r>
+    </w:p>
+    <w:p>
+      <w:pPr>
+        <w:pStyle w:val="Heading2"/>
+      </w:pPr>
+      <w:r>
+        <w:rPr>
+          <w:lang w:val="es_ES" w:bidi="es_ES"/>
+        </w:rPr>
+        <w:t>drachma</w:t>
+      </w:r>
+      <w:r>
+        <w:rPr>
+          <w:lang w:val="es_ES" w:bidi="es_ES"/>
+        </w:rPr>
+      </w:r>
+    </w:p>
+    <w:p>
+      <w:pPr/>
+      <w:r>
+        <w:rPr>
+          <w:lang w:val="es_ES" w:bidi="es_ES"/>
+        </w:rPr>
+      </w:r>
+      <w:r>
+        <w:rPr>
+          <w:lang w:val="es_ES" w:bidi="es_ES"/>
+        </w:rPr>
+        <w:t xml:space="preserve">Una </w:t>
+      </w:r>
+      <w:r>
+        <w:rPr>
+          <w:b/>
+          <w:lang w:val="es_ES" w:bidi="es_ES"/>
+        </w:rPr>
+        <w:t>dracma</w:t>
+      </w:r>
+      <w:r>
+        <w:rPr>
+          <w:lang w:val="es_ES" w:bidi="es_ES"/>
+        </w:rPr>
+        <w:t xml:space="preserve"> es una moneda griega de plata que vale aproximadamente el salario de un día. Las personas en la época de Jesús generalmente usaban la moneda romana de plata que llamaba </w:t>
+      </w:r>
+      <w:hyperlink r:id="rId37">
+        <w:r>
+          <w:rPr>
+            <w:lang w:val="es_ES" w:bidi="es_ES"/>
+          </w:rPr>
+          <w:rPr>
+            <w:color w:val="0000EE"/>
+            <w:u w:val="single"/>
+          </w:rPr>
+          <w:t>denario</w:t>
+        </w:r>
+      </w:hyperlink>
+      <w:r>
+        <w:rPr>
+          <w:lang w:val="es_ES" w:bidi="es_ES"/>
+        </w:rPr>
+        <w:t>, pero es posible que a veces las personas en la época de Jesús usaran las monedas griegas de plata que se llamaban dracmas. También es posible que las personas usaran la palabra dracma para referirse a un denario. Un denario es aproximadamente del mismo tamaño y vale aproximadamente la misma cantidad que una dracma.</w:t>
+      </w:r>
+      <w:r>
+        <w:rPr>
+          <w:lang w:val="es_ES" w:bidi="es_ES"/>
+        </w:rPr>
+      </w:r>
+      <w:r>
+        <w:rPr>
+          <w:lang w:val="es_ES" w:bidi="es_ES"/>
+        </w:rPr>
+      </w:r>
+    </w:p>
+    <w:p>
+      <w:pPr/>
+      <w:r>
+        <w:rPr>
+          <w:lang w:val="es_ES" w:bidi="es_ES"/>
+        </w:rPr>
+      </w:r>
+    </w:p>
+    <w:p>
+      <w:pPr>
+        <w:pStyle w:val="Heading2"/>
+      </w:pPr>
+      <w:r>
+        <w:rPr>
+          <w:lang w:val="es_ES" w:bidi="es_ES"/>
+        </w:rPr>
+        <w:t>dream</w:t>
+      </w:r>
+      <w:r>
+        <w:rPr>
+          <w:lang w:val="es_ES" w:bidi="es_ES"/>
+        </w:rPr>
+      </w:r>
+    </w:p>
+    <w:p>
+      <w:pPr/>
+      <w:r>
+        <w:rPr>
+          <w:lang w:val="es_ES" w:bidi="es_ES"/>
+        </w:rPr>
+      </w:r>
+      <w:r>
+        <w:rPr>
+          <w:lang w:val="es_ES" w:bidi="es_ES"/>
+        </w:rPr>
+        <w:t xml:space="preserve">Cuando están durmiendo pero experimentan algunos eventos que realmente no están sucediendo, o están viendo cosas que realmente no están allí, están teniendo un </w:t>
+      </w:r>
+      <w:r>
+        <w:rPr>
+          <w:b/>
+          <w:lang w:val="es_ES" w:bidi="es_ES"/>
+        </w:rPr>
+        <w:t>sueño</w:t>
+      </w:r>
+      <w:r>
+        <w:rPr>
+          <w:lang w:val="es_ES" w:bidi="es_ES"/>
+        </w:rPr>
+        <w:t xml:space="preserve">. </w:t>
+      </w:r>
+      <w:hyperlink r:id="rId38">
+        <w:r>
+          <w:rPr>
+            <w:lang w:val="es_ES" w:bidi="es_ES"/>
+          </w:rPr>
+          <w:rPr>
+            <w:color w:val="0000EE"/>
+            <w:u w:val="single"/>
+          </w:rPr>
+          <w:t>Dios</w:t>
+        </w:r>
+      </w:hyperlink>
+      <w:r>
+        <w:rPr>
+          <w:lang w:val="es_ES" w:bidi="es_ES"/>
+        </w:rPr>
+        <w:t xml:space="preserve"> puede usar sueños para comunicarse con las personas. Dios puede usar sueños para decirle a las personas lo que sucederá en el futuro, o para decirles algo que necesitan hacer.</w:t>
+      </w:r>
+    </w:p>
+    <w:p>
+      <w:pPr/>
+      <w:r>
+        <w:rPr>
+          <w:lang w:val="es_ES" w:bidi="es_ES"/>
+        </w:rPr>
+      </w:r>
+      <w:r>
+        <w:rPr>
+          <w:lang w:val="es_ES" w:bidi="es_ES"/>
+        </w:rPr>
+        <w:t xml:space="preserve">Un sueño es diferente de una </w:t>
+      </w:r>
+      <w:hyperlink r:id="rId39">
+        <w:r>
+          <w:rPr>
+            <w:lang w:val="es_ES" w:bidi="es_ES"/>
+          </w:rPr>
+          <w:rPr>
+            <w:color w:val="0000EE"/>
+            <w:u w:val="single"/>
+          </w:rPr>
+          <w:t>visión</w:t>
+        </w:r>
+      </w:hyperlink>
+      <w:r>
+        <w:rPr>
+          <w:lang w:val="es_ES" w:bidi="es_ES"/>
+        </w:rPr>
+        <w:t>. Un sueño sucede cuando ustedes están dormidos, pero una visión sucede cuando están despiertos. Cuando tienen una visión, ven algo o escuchan algo que otras personas a su alrededor no pueden ver ni escuchar, aunque pueden estar justo al lado de ustedes. Dios también usa visiones para comunicarse con las personas, así como usa los sueños.</w:t>
       </w:r>
       <w:r>
         <w:rPr>

--- a/spa/docx/004.content.docx
+++ b/spa/docx/004.content.docx
@@ -45,7 +45,7 @@
         <w:rPr>
           <w:lang w:val="es_ES" w:bidi="es_ES"/>
         </w:rPr>
-        <w:t xml:space="preserve"> © 2023 SRV Partners Released under CC BY-SA 4.0 license. </w:t>
+        <w:t xml:space="preserve"> © 2025 Word Collective Released under CC BY-SA 4.0 license. </w:t>
       </w:r>
       <w:r>
         <w:rPr>
@@ -69,7 +69,7 @@
         <w:rPr>
           <w:lang w:val="es_ES" w:bidi="es_ES"/>
         </w:rPr>
-        <w:t xml:space="preserve"> © 2023 SRV Partners. Released under CC BY-SA 4.0 license by Mission Mutual</w:t>
+        <w:t xml:space="preserve"> © 2025 Word Collective. Released under CC BY-SA 4.0 license by Mission Mutual</w:t>
       </w:r>
       <w:r>
         <w:rPr>
